--- a/les_api/Docs/UTILISER UNE API DANS SON PROJET CODEIGNITER.docx
+++ b/les_api/Docs/UTILISER UNE API DANS SON PROJET CODEIGNITER.docx
@@ -580,27 +580,18 @@
     </w:p>
     <w:p>
       <w:pPr>
-        <w:suppressAutoHyphens w:val="0"/>
-        <w:autoSpaceDN/>
-        <w:textAlignment w:val="auto"/>
-        <w:rPr>
-          <w:rFonts w:ascii="Times New Roman" w:eastAsia="Times New Roman" w:hAnsi="Times New Roman" w:cs="Times New Roman"/>
-          <w:kern w:val="0"/>
-          <w:lang w:eastAsia="fr-FR" w:bidi="ar-SA"/>
-        </w:rPr>
-      </w:pPr>
-      <w:r>
-        <w:rPr>
-          <w:rFonts w:ascii="Times New Roman" w:eastAsia="Times New Roman" w:hAnsi="Times New Roman" w:cs="Times New Roman"/>
-          <w:kern w:val="0"/>
+        <w:rPr>
+          <w:lang w:eastAsia="fr-FR" w:bidi="ar-SA"/>
+        </w:rPr>
+      </w:pPr>
+      <w:r>
+        <w:rPr>
           <w:lang w:eastAsia="fr-FR" w:bidi="ar-SA"/>
         </w:rPr>
         <w:t>Le navigateur appelle l’API directement.</w:t>
       </w:r>
       <w:r>
         <w:rPr>
-          <w:rFonts w:ascii="Times New Roman" w:eastAsia="Times New Roman" w:hAnsi="Times New Roman" w:cs="Times New Roman"/>
-          <w:kern w:val="0"/>
           <w:lang w:eastAsia="fr-FR" w:bidi="ar-SA"/>
         </w:rPr>
         <w:br/>
@@ -609,23 +600,17 @@
     </w:p>
     <w:p>
       <w:pPr>
+        <w:pStyle w:val="Paragraphedeliste"/>
         <w:numPr>
           <w:ilvl w:val="0"/>
-          <w:numId w:val="23"/>
+          <w:numId w:val="29"/>
         </w:numPr>
-        <w:suppressAutoHyphens w:val="0"/>
-        <w:autoSpaceDN/>
-        <w:textAlignment w:val="auto"/>
-        <w:rPr>
-          <w:rFonts w:ascii="Times New Roman" w:eastAsia="Times New Roman" w:hAnsi="Times New Roman" w:cs="Times New Roman"/>
-          <w:kern w:val="0"/>
-          <w:lang w:eastAsia="fr-FR" w:bidi="ar-SA"/>
-        </w:rPr>
-      </w:pPr>
-      <w:r>
-        <w:rPr>
-          <w:rFonts w:ascii="Times New Roman" w:eastAsia="Times New Roman" w:hAnsi="Times New Roman" w:cs="Times New Roman"/>
-          <w:kern w:val="0"/>
+        <w:rPr>
+          <w:lang w:eastAsia="fr-FR" w:bidi="ar-SA"/>
+        </w:rPr>
+      </w:pPr>
+      <w:r>
+        <w:rPr>
           <w:lang w:eastAsia="fr-FR" w:bidi="ar-SA"/>
         </w:rPr>
         <w:t>Dynamique</w:t>
@@ -633,23 +618,17 @@
     </w:p>
     <w:p>
       <w:pPr>
+        <w:pStyle w:val="Paragraphedeliste"/>
         <w:numPr>
           <w:ilvl w:val="0"/>
-          <w:numId w:val="23"/>
+          <w:numId w:val="29"/>
         </w:numPr>
-        <w:suppressAutoHyphens w:val="0"/>
-        <w:autoSpaceDN/>
-        <w:textAlignment w:val="auto"/>
-        <w:rPr>
-          <w:rFonts w:ascii="Times New Roman" w:eastAsia="Times New Roman" w:hAnsi="Times New Roman" w:cs="Times New Roman"/>
-          <w:kern w:val="0"/>
-          <w:lang w:eastAsia="fr-FR" w:bidi="ar-SA"/>
-        </w:rPr>
-      </w:pPr>
-      <w:r>
-        <w:rPr>
-          <w:rFonts w:ascii="Times New Roman" w:eastAsia="Times New Roman" w:hAnsi="Times New Roman" w:cs="Times New Roman"/>
-          <w:kern w:val="0"/>
+        <w:rPr>
+          <w:lang w:eastAsia="fr-FR" w:bidi="ar-SA"/>
+        </w:rPr>
+      </w:pPr>
+      <w:r>
+        <w:rPr>
           <w:lang w:eastAsia="fr-FR" w:bidi="ar-SA"/>
         </w:rPr>
         <w:t>Pas de rechargement</w:t>
@@ -657,23 +636,17 @@
     </w:p>
     <w:p>
       <w:pPr>
+        <w:pStyle w:val="Paragraphedeliste"/>
         <w:numPr>
           <w:ilvl w:val="0"/>
-          <w:numId w:val="23"/>
+          <w:numId w:val="29"/>
         </w:numPr>
-        <w:suppressAutoHyphens w:val="0"/>
-        <w:autoSpaceDN/>
-        <w:textAlignment w:val="auto"/>
-        <w:rPr>
-          <w:rFonts w:ascii="Times New Roman" w:eastAsia="Times New Roman" w:hAnsi="Times New Roman" w:cs="Times New Roman"/>
-          <w:kern w:val="0"/>
-          <w:lang w:eastAsia="fr-FR" w:bidi="ar-SA"/>
-        </w:rPr>
-      </w:pPr>
-      <w:r>
-        <w:rPr>
-          <w:rFonts w:ascii="Times New Roman" w:eastAsia="Times New Roman" w:hAnsi="Times New Roman" w:cs="Times New Roman"/>
-          <w:kern w:val="0"/>
+        <w:rPr>
+          <w:lang w:eastAsia="fr-FR" w:bidi="ar-SA"/>
+        </w:rPr>
+      </w:pPr>
+      <w:r>
+        <w:rPr>
           <w:lang w:eastAsia="fr-FR" w:bidi="ar-SA"/>
         </w:rPr>
         <w:t>Idéal pour interfaces modernes</w:t>
@@ -681,21 +654,10 @@
     </w:p>
     <w:p>
       <w:pPr>
-        <w:suppressAutoHyphens w:val="0"/>
-        <w:autoSpaceDN/>
-        <w:textAlignment w:val="auto"/>
-        <w:rPr>
-          <w:rFonts w:ascii="Times New Roman" w:eastAsia="Times New Roman" w:hAnsi="Times New Roman" w:cs="Times New Roman"/>
-          <w:kern w:val="0"/>
-          <w:lang w:eastAsia="fr-FR" w:bidi="ar-SA"/>
-        </w:rPr>
-      </w:pPr>
-    </w:p>
-    <w:p>
-      <w:pPr>
         <w:pStyle w:val="Titre1"/>
       </w:pPr>
       <w:r>
+        <w:lastRenderedPageBreak/>
         <w:t xml:space="preserve">5 EXEMPLES </w:t>
       </w:r>
       <w:r>
@@ -1793,9 +1755,6 @@
         <w:pStyle w:val="Titre3"/>
       </w:pPr>
       <w:r>
-        <w:rPr>
-          <w:caps/>
-        </w:rPr>
         <w:t>Exemple</w:t>
       </w:r>
       <w:r>
@@ -1818,9 +1777,9 @@
           <w:noProof/>
         </w:rPr>
         <w:drawing>
-          <wp:inline distT="0" distB="0" distL="0" distR="0" wp14:anchorId="51F3D5B2" wp14:editId="34726276">
-            <wp:extent cx="4511040" cy="1098193"/>
-            <wp:effectExtent l="0" t="0" r="3810" b="6985"/>
+          <wp:inline distT="0" distB="0" distL="0" distR="0" wp14:anchorId="51F3D5B2" wp14:editId="1FD72061">
+            <wp:extent cx="4976799" cy="1211580"/>
+            <wp:effectExtent l="0" t="0" r="0" b="7620"/>
             <wp:docPr id="1000812300" name="Image 1" descr="Une image contenant texte, capture d’écran, Police&#10;&#10;Le contenu généré par l’IA peut être incorrect."/>
             <wp:cNvGraphicFramePr>
               <a:graphicFrameLocks xmlns:a="http://schemas.openxmlformats.org/drawingml/2006/main" noChangeAspect="1"/>
@@ -1850,7 +1809,7 @@
                   <pic:spPr bwMode="auto">
                     <a:xfrm>
                       <a:off x="0" y="0"/>
-                      <a:ext cx="4525540" cy="1101723"/>
+                      <a:ext cx="5009789" cy="1219611"/>
                     </a:xfrm>
                     <a:prstGeom prst="rect">
                       <a:avLst/>
@@ -2012,18 +1971,6 @@
     </w:p>
     <w:p>
       <w:pPr>
-        <w:suppressAutoHyphens w:val="0"/>
-        <w:autoSpaceDN/>
-        <w:textAlignment w:val="auto"/>
-        <w:rPr>
-          <w:rFonts w:ascii="Times New Roman" w:eastAsia="Times New Roman" w:hAnsi="Times New Roman" w:cs="Times New Roman"/>
-          <w:kern w:val="0"/>
-          <w:lang w:eastAsia="fr-FR" w:bidi="ar-SA"/>
-        </w:rPr>
-      </w:pPr>
-    </w:p>
-    <w:p>
-      <w:pPr>
         <w:pStyle w:val="Titre2"/>
       </w:pPr>
       <w:r>
@@ -2073,27 +2020,13 @@
         <w:rPr>
           <w:lang w:eastAsia="fr-FR" w:bidi="ar-SA"/>
         </w:rPr>
-        <w:t xml:space="preserve"> : </w:t>
-      </w:r>
-      <w:proofErr w:type="spellStart"/>
-      <w:r>
-        <w:rPr>
-          <w:lang w:eastAsia="fr-FR" w:bidi="ar-SA"/>
-        </w:rPr>
-        <w:t>OpenWeathe</w:t>
-      </w:r>
-      <w:r>
-        <w:rPr>
-          <w:lang w:eastAsia="fr-FR" w:bidi="ar-SA"/>
-        </w:rPr>
-        <w:t>r</w:t>
-      </w:r>
-      <w:proofErr w:type="spellEnd"/>
-      <w:r>
-        <w:rPr>
-          <w:lang w:eastAsia="fr-FR" w:bidi="ar-SA"/>
-        </w:rPr>
-        <w:t>.</w:t>
+        <w:t xml:space="preserve"> : OpenWeathe</w:t>
+      </w:r>
+      <w:r>
+        <w:rPr>
+          <w:lang w:eastAsia="fr-FR" w:bidi="ar-SA"/>
+        </w:rPr>
+        <w:t>r.</w:t>
       </w:r>
     </w:p>
     <w:p>
@@ -2110,12 +2043,18 @@
     <w:p>
       <w:pPr>
         <w:rPr>
-          <w:lang w:eastAsia="fr-FR" w:bidi="ar-SA"/>
-        </w:rPr>
-      </w:pPr>
-      <w:proofErr w:type="spellStart"/>
-      <w:r>
-        <w:rPr>
+          <w:b/>
+          <w:bCs/>
+          <w:color w:val="EE0000"/>
+          <w:lang w:eastAsia="fr-FR" w:bidi="ar-SA"/>
+        </w:rPr>
+      </w:pPr>
+      <w:proofErr w:type="spellStart"/>
+      <w:r>
+        <w:rPr>
+          <w:b/>
+          <w:bCs/>
+          <w:color w:val="EE0000"/>
           <w:lang w:eastAsia="fr-FR" w:bidi="ar-SA"/>
         </w:rPr>
         <w:t>function</w:t>
@@ -2123,6 +2062,9 @@
       <w:proofErr w:type="spellEnd"/>
       <w:r>
         <w:rPr>
+          <w:b/>
+          <w:bCs/>
+          <w:color w:val="EE0000"/>
           <w:lang w:eastAsia="fr-FR" w:bidi="ar-SA"/>
         </w:rPr>
         <w:t xml:space="preserve"> </w:t>
@@ -2130,6 +2072,9 @@
       <w:proofErr w:type="spellStart"/>
       <w:r>
         <w:rPr>
+          <w:b/>
+          <w:bCs/>
+          <w:color w:val="EE0000"/>
           <w:lang w:eastAsia="fr-FR" w:bidi="ar-SA"/>
         </w:rPr>
         <w:t>getWeather</w:t>
@@ -2137,12 +2082,18 @@
       <w:proofErr w:type="spellEnd"/>
       <w:r>
         <w:rPr>
+          <w:b/>
+          <w:bCs/>
+          <w:color w:val="EE0000"/>
           <w:lang w:eastAsia="fr-FR" w:bidi="ar-SA"/>
         </w:rPr>
         <w:t>() {</w:t>
       </w:r>
       <w:r>
         <w:rPr>
+          <w:b/>
+          <w:bCs/>
+          <w:color w:val="EE0000"/>
           <w:lang w:eastAsia="fr-FR" w:bidi="ar-SA"/>
         </w:rPr>
         <w:br/>
@@ -2151,6 +2102,9 @@
       <w:proofErr w:type="spellStart"/>
       <w:r>
         <w:rPr>
+          <w:b/>
+          <w:bCs/>
+          <w:color w:val="EE0000"/>
           <w:lang w:eastAsia="fr-FR" w:bidi="ar-SA"/>
         </w:rPr>
         <w:t>const</w:t>
@@ -2158,6 +2112,9 @@
       <w:proofErr w:type="spellEnd"/>
       <w:r>
         <w:rPr>
+          <w:b/>
+          <w:bCs/>
+          <w:color w:val="EE0000"/>
           <w:lang w:eastAsia="fr-FR" w:bidi="ar-SA"/>
         </w:rPr>
         <w:t xml:space="preserve"> </w:t>
@@ -2165,6 +2122,9 @@
       <w:proofErr w:type="spellStart"/>
       <w:r>
         <w:rPr>
+          <w:b/>
+          <w:bCs/>
+          <w:color w:val="EE0000"/>
           <w:lang w:eastAsia="fr-FR" w:bidi="ar-SA"/>
         </w:rPr>
         <w:t>apiKey</w:t>
@@ -2172,12 +2132,18 @@
       <w:proofErr w:type="spellEnd"/>
       <w:r>
         <w:rPr>
+          <w:b/>
+          <w:bCs/>
+          <w:color w:val="EE0000"/>
           <w:lang w:eastAsia="fr-FR" w:bidi="ar-SA"/>
         </w:rPr>
         <w:t xml:space="preserve"> = "TA_CLE_API";</w:t>
       </w:r>
       <w:r>
         <w:rPr>
+          <w:b/>
+          <w:bCs/>
+          <w:color w:val="EE0000"/>
           <w:lang w:eastAsia="fr-FR" w:bidi="ar-SA"/>
         </w:rPr>
         <w:br/>
@@ -2186,6 +2152,9 @@
       <w:proofErr w:type="spellStart"/>
       <w:r>
         <w:rPr>
+          <w:b/>
+          <w:bCs/>
+          <w:color w:val="EE0000"/>
           <w:lang w:eastAsia="fr-FR" w:bidi="ar-SA"/>
         </w:rPr>
         <w:t>const</w:t>
@@ -2193,18 +2162,27 @@
       <w:proofErr w:type="spellEnd"/>
       <w:r>
         <w:rPr>
+          <w:b/>
+          <w:bCs/>
+          <w:color w:val="EE0000"/>
           <w:lang w:eastAsia="fr-FR" w:bidi="ar-SA"/>
         </w:rPr>
         <w:t xml:space="preserve"> city = "Paris";</w:t>
       </w:r>
       <w:r>
         <w:rPr>
+          <w:b/>
+          <w:bCs/>
+          <w:color w:val="EE0000"/>
           <w:lang w:eastAsia="fr-FR" w:bidi="ar-SA"/>
         </w:rPr>
         <w:br/>
       </w:r>
       <w:r>
         <w:rPr>
+          <w:b/>
+          <w:bCs/>
+          <w:color w:val="EE0000"/>
           <w:lang w:eastAsia="fr-FR" w:bidi="ar-SA"/>
         </w:rPr>
         <w:br/>
@@ -2212,6 +2190,9 @@
       </w:r>
       <w:r>
         <w:rPr>
+          <w:b/>
+          <w:bCs/>
+          <w:color w:val="EE0000"/>
           <w:lang w:eastAsia="fr-FR" w:bidi="ar-SA"/>
         </w:rPr>
         <w:br/>
@@ -2220,6 +2201,9 @@
       <w:proofErr w:type="spellStart"/>
       <w:r>
         <w:rPr>
+          <w:b/>
+          <w:bCs/>
+          <w:color w:val="EE0000"/>
           <w:lang w:eastAsia="fr-FR" w:bidi="ar-SA"/>
         </w:rPr>
         <w:t>then</w:t>
@@ -2227,6 +2211,9 @@
       <w:proofErr w:type="spellEnd"/>
       <w:r>
         <w:rPr>
+          <w:b/>
+          <w:bCs/>
+          <w:color w:val="EE0000"/>
           <w:lang w:eastAsia="fr-FR" w:bidi="ar-SA"/>
         </w:rPr>
         <w:t>(</w:t>
@@ -2234,6 +2221,9 @@
       <w:proofErr w:type="spellStart"/>
       <w:r>
         <w:rPr>
+          <w:b/>
+          <w:bCs/>
+          <w:color w:val="EE0000"/>
           <w:lang w:eastAsia="fr-FR" w:bidi="ar-SA"/>
         </w:rPr>
         <w:t>res</w:t>
@@ -2241,6 +2231,9 @@
       <w:proofErr w:type="spellEnd"/>
       <w:r>
         <w:rPr>
+          <w:b/>
+          <w:bCs/>
+          <w:color w:val="EE0000"/>
           <w:lang w:eastAsia="fr-FR" w:bidi="ar-SA"/>
         </w:rPr>
         <w:t xml:space="preserve"> =&gt; </w:t>
@@ -2248,6 +2241,9 @@
       <w:proofErr w:type="spellStart"/>
       <w:r>
         <w:rPr>
+          <w:b/>
+          <w:bCs/>
+          <w:color w:val="EE0000"/>
           <w:lang w:eastAsia="fr-FR" w:bidi="ar-SA"/>
         </w:rPr>
         <w:t>res.json</w:t>
@@ -2255,12 +2251,18 @@
       <w:proofErr w:type="spellEnd"/>
       <w:r>
         <w:rPr>
+          <w:b/>
+          <w:bCs/>
+          <w:color w:val="EE0000"/>
           <w:lang w:eastAsia="fr-FR" w:bidi="ar-SA"/>
         </w:rPr>
         <w:t>())</w:t>
       </w:r>
       <w:r>
         <w:rPr>
+          <w:b/>
+          <w:bCs/>
+          <w:color w:val="EE0000"/>
           <w:lang w:eastAsia="fr-FR" w:bidi="ar-SA"/>
         </w:rPr>
         <w:br/>
@@ -2269,6 +2271,9 @@
       <w:proofErr w:type="spellStart"/>
       <w:r>
         <w:rPr>
+          <w:b/>
+          <w:bCs/>
+          <w:color w:val="EE0000"/>
           <w:lang w:eastAsia="fr-FR" w:bidi="ar-SA"/>
         </w:rPr>
         <w:t>then</w:t>
@@ -2276,12 +2281,18 @@
       <w:proofErr w:type="spellEnd"/>
       <w:r>
         <w:rPr>
+          <w:b/>
+          <w:bCs/>
+          <w:color w:val="EE0000"/>
           <w:lang w:eastAsia="fr-FR" w:bidi="ar-SA"/>
         </w:rPr>
         <w:t>(data =&gt; {</w:t>
       </w:r>
       <w:r>
         <w:rPr>
+          <w:b/>
+          <w:bCs/>
+          <w:color w:val="EE0000"/>
           <w:lang w:eastAsia="fr-FR" w:bidi="ar-SA"/>
         </w:rPr>
         <w:br/>
@@ -2289,6 +2300,9 @@
       </w:r>
       <w:r>
         <w:rPr>
+          <w:b/>
+          <w:bCs/>
+          <w:color w:val="EE0000"/>
           <w:lang w:eastAsia="fr-FR" w:bidi="ar-SA"/>
         </w:rPr>
         <w:br/>
@@ -2296,6 +2310,9 @@
       </w:r>
       <w:r>
         <w:rPr>
+          <w:b/>
+          <w:bCs/>
+          <w:color w:val="EE0000"/>
           <w:lang w:eastAsia="fr-FR" w:bidi="ar-SA"/>
         </w:rPr>
         <w:br/>
@@ -2400,6 +2417,7 @@
       <w:pPr>
         <w:suppressAutoHyphens w:val="0"/>
         <w:autoSpaceDN/>
+        <w:jc w:val="center"/>
         <w:textAlignment w:val="auto"/>
         <w:rPr>
           <w:rFonts w:ascii="Times New Roman" w:eastAsia="Times New Roman" w:hAnsi="Times New Roman" w:cs="Times New Roman"/>
@@ -2475,18 +2493,6 @@
     </w:p>
     <w:p>
       <w:pPr>
-        <w:suppressAutoHyphens w:val="0"/>
-        <w:autoSpaceDN/>
-        <w:textAlignment w:val="auto"/>
-        <w:rPr>
-          <w:rFonts w:ascii="Times New Roman" w:eastAsia="Times New Roman" w:hAnsi="Times New Roman" w:cs="Times New Roman"/>
-          <w:kern w:val="0"/>
-          <w:lang w:eastAsia="fr-FR" w:bidi="ar-SA"/>
-        </w:rPr>
-      </w:pPr>
-    </w:p>
-    <w:p>
-      <w:pPr>
         <w:pStyle w:val="Titre3"/>
       </w:pPr>
       <w:r>
@@ -2678,478 +2684,13 @@
         </w:rPr>
         <w:lastRenderedPageBreak/>
         <w:drawing>
-          <wp:inline distT="0" distB="0" distL="0" distR="0" wp14:anchorId="2685B035" wp14:editId="0C82986D">
-            <wp:extent cx="2750820" cy="1934170"/>
-            <wp:effectExtent l="0" t="0" r="0" b="9525"/>
-            <wp:docPr id="348111345" name="Image 3" descr="Une image contenant texte, capture d’écran, logiciel, affichage&#10;&#10;Le contenu généré par l’IA peut être incorrect."/>
-            <wp:cNvGraphicFramePr>
-              <a:graphicFrameLocks xmlns:a="http://schemas.openxmlformats.org/drawingml/2006/main" noChangeAspect="1"/>
-            </wp:cNvGraphicFramePr>
-            <a:graphic xmlns:a="http://schemas.openxmlformats.org/drawingml/2006/main">
-              <a:graphicData uri="http://schemas.openxmlformats.org/drawingml/2006/picture">
-                <pic:pic xmlns:pic="http://schemas.openxmlformats.org/drawingml/2006/picture">
-                  <pic:nvPicPr>
-                    <pic:cNvPr id="348111345" name="Image 3" descr="Une image contenant texte, capture d’écran, logiciel, affichage&#10;&#10;Le contenu généré par l’IA peut être incorrect."/>
-                    <pic:cNvPicPr>
-                      <a:picLocks noChangeAspect="1" noChangeArrowheads="1"/>
-                    </pic:cNvPicPr>
-                  </pic:nvPicPr>
-                  <pic:blipFill>
-                    <a:blip r:embed="rId10">
-                      <a:extLst>
-                        <a:ext uri="{28A0092B-C50C-407E-A947-70E740481C1C}">
-                          <a14:useLocalDpi xmlns:a14="http://schemas.microsoft.com/office/drawing/2010/main" val="0"/>
-                        </a:ext>
-                      </a:extLst>
-                    </a:blip>
-                    <a:srcRect/>
-                    <a:stretch>
-                      <a:fillRect/>
-                    </a:stretch>
-                  </pic:blipFill>
-                  <pic:spPr bwMode="auto">
-                    <a:xfrm>
-                      <a:off x="0" y="0"/>
-                      <a:ext cx="2776402" cy="1952158"/>
-                    </a:xfrm>
-                    <a:prstGeom prst="rect">
-                      <a:avLst/>
-                    </a:prstGeom>
-                    <a:noFill/>
-                    <a:ln>
-                      <a:noFill/>
-                    </a:ln>
-                  </pic:spPr>
-                </pic:pic>
-              </a:graphicData>
-            </a:graphic>
-          </wp:inline>
-        </w:drawing>
-      </w:r>
-    </w:p>
-    <w:p>
-      <w:pPr>
-        <w:rPr>
-          <w:lang w:eastAsia="fr-FR" w:bidi="ar-SA"/>
-        </w:rPr>
-      </w:pPr>
-    </w:p>
-    <w:p>
-      <w:pPr>
-        <w:rPr>
-          <w:b/>
-          <w:bCs/>
-          <w:lang w:eastAsia="fr-FR" w:bidi="ar-SA"/>
-        </w:rPr>
-      </w:pPr>
-      <w:r>
-        <w:rPr>
-          <w:b/>
-          <w:bCs/>
-          <w:lang w:eastAsia="fr-FR" w:bidi="ar-SA"/>
-        </w:rPr>
-        <w:t xml:space="preserve">L’url = </w:t>
-      </w:r>
-      <w:r>
-        <w:rPr>
-          <w:b/>
-          <w:bCs/>
-          <w:lang w:eastAsia="fr-FR" w:bidi="ar-SA"/>
-        </w:rPr>
-        <w:t>http://localhost/monprojet/mini-projets/les_api/meteo_codeigniter/public/index.php/weather</w:t>
-      </w:r>
-    </w:p>
-    <w:p>
-      <w:pPr>
-        <w:rPr>
-          <w:b/>
-          <w:bCs/>
-          <w:lang w:eastAsia="fr-FR" w:bidi="ar-SA"/>
-        </w:rPr>
-      </w:pPr>
-    </w:p>
-    <w:p>
-      <w:pPr>
-        <w:rPr>
-          <w:b/>
-          <w:bCs/>
-          <w:lang w:eastAsia="fr-FR" w:bidi="ar-SA"/>
-        </w:rPr>
-      </w:pPr>
-      <w:r>
-        <w:rPr>
-          <w:b/>
-          <w:bCs/>
-          <w:lang w:eastAsia="fr-FR" w:bidi="ar-SA"/>
-        </w:rPr>
-        <w:t xml:space="preserve">La fonction </w:t>
-      </w:r>
-      <w:proofErr w:type="spellStart"/>
-      <w:r>
-        <w:rPr>
-          <w:b/>
-          <w:bCs/>
-          <w:lang w:eastAsia="fr-FR" w:bidi="ar-SA"/>
-        </w:rPr>
-        <w:t>weather</w:t>
-      </w:r>
-      <w:proofErr w:type="spellEnd"/>
-      <w:r>
-        <w:rPr>
-          <w:b/>
-          <w:bCs/>
-          <w:lang w:eastAsia="fr-FR" w:bidi="ar-SA"/>
-        </w:rPr>
-        <w:t xml:space="preserve"> est dans le fichier Contrôleur : </w:t>
-      </w:r>
-      <w:proofErr w:type="spellStart"/>
-      <w:r>
-        <w:rPr>
-          <w:b/>
-          <w:bCs/>
-          <w:lang w:eastAsia="fr-FR" w:bidi="ar-SA"/>
-        </w:rPr>
-        <w:t>Home.php</w:t>
-      </w:r>
-      <w:proofErr w:type="spellEnd"/>
-    </w:p>
-    <w:p>
-      <w:pPr>
-        <w:rPr>
-          <w:lang w:eastAsia="fr-FR" w:bidi="ar-SA"/>
-        </w:rPr>
-      </w:pPr>
-    </w:p>
-    <w:p>
-      <w:pPr>
-        <w:rPr>
-          <w:lang w:eastAsia="fr-FR" w:bidi="ar-SA"/>
-        </w:rPr>
-      </w:pPr>
-      <w:r>
-        <w:rPr>
-          <w:lang w:eastAsia="fr-FR" w:bidi="ar-SA"/>
-        </w:rPr>
-        <w:t xml:space="preserve">Cette méthode joue le rôle d’intermédiaire : elle envoie une requête HTTP à l’API de </w:t>
-      </w:r>
-      <w:proofErr w:type="spellStart"/>
-      <w:r>
-        <w:rPr>
-          <w:lang w:eastAsia="fr-FR" w:bidi="ar-SA"/>
-        </w:rPr>
-        <w:t>OpenWeather</w:t>
-      </w:r>
-      <w:proofErr w:type="spellEnd"/>
-      <w:r>
-        <w:rPr>
-          <w:lang w:eastAsia="fr-FR" w:bidi="ar-SA"/>
-        </w:rPr>
-        <w:t xml:space="preserve"> pour récupérer les données météo (température, description, humidité, icône, etc.). L’API renvoie ces informations au format JSON, que le contrôleur transforme en tableau PHP afin de pouvoir les exploiter. Ensuite, le contrôleur transmet ces données à la vue </w:t>
-      </w:r>
-      <w:proofErr w:type="spellStart"/>
-      <w:r>
-        <w:rPr>
-          <w:lang w:eastAsia="fr-FR" w:bidi="ar-SA"/>
-        </w:rPr>
-        <w:t>weather.php</w:t>
-      </w:r>
-      <w:proofErr w:type="spellEnd"/>
-      <w:r>
-        <w:rPr>
-          <w:lang w:eastAsia="fr-FR" w:bidi="ar-SA"/>
-        </w:rPr>
-        <w:t xml:space="preserve">, qui est responsable de l’affichage. </w:t>
-      </w:r>
-    </w:p>
-    <w:p>
-      <w:pPr>
-        <w:rPr>
-          <w:lang w:eastAsia="fr-FR" w:bidi="ar-SA"/>
-        </w:rPr>
-      </w:pPr>
-    </w:p>
-    <w:p>
-      <w:pPr>
-        <w:rPr>
-          <w:lang w:eastAsia="fr-FR" w:bidi="ar-SA"/>
-        </w:rPr>
-      </w:pPr>
-      <w:r>
-        <w:rPr>
-          <w:noProof/>
-        </w:rPr>
-        <w:drawing>
-          <wp:inline distT="0" distB="0" distL="0" distR="0" wp14:anchorId="125F61DD" wp14:editId="42194F2A">
-            <wp:extent cx="5181600" cy="1103952"/>
-            <wp:effectExtent l="0" t="0" r="0" b="1270"/>
-            <wp:docPr id="975120209" name="Image 5" descr="Une image contenant texte, logiciel, Logiciel multimédia, capture d’écran&#10;&#10;Le contenu généré par l’IA peut être incorrect."/>
-            <wp:cNvGraphicFramePr>
-              <a:graphicFrameLocks xmlns:a="http://schemas.openxmlformats.org/drawingml/2006/main" noChangeAspect="1"/>
-            </wp:cNvGraphicFramePr>
-            <a:graphic xmlns:a="http://schemas.openxmlformats.org/drawingml/2006/main">
-              <a:graphicData uri="http://schemas.openxmlformats.org/drawingml/2006/picture">
-                <pic:pic xmlns:pic="http://schemas.openxmlformats.org/drawingml/2006/picture">
-                  <pic:nvPicPr>
-                    <pic:cNvPr id="975120209" name="Image 5" descr="Une image contenant texte, logiciel, Logiciel multimédia, capture d’écran&#10;&#10;Le contenu généré par l’IA peut être incorrect."/>
-                    <pic:cNvPicPr>
-                      <a:picLocks noChangeAspect="1" noChangeArrowheads="1"/>
-                    </pic:cNvPicPr>
-                  </pic:nvPicPr>
-                  <pic:blipFill>
-                    <a:blip r:embed="rId11">
-                      <a:extLst>
-                        <a:ext uri="{28A0092B-C50C-407E-A947-70E740481C1C}">
-                          <a14:useLocalDpi xmlns:a14="http://schemas.microsoft.com/office/drawing/2010/main" val="0"/>
-                        </a:ext>
-                      </a:extLst>
-                    </a:blip>
-                    <a:srcRect/>
-                    <a:stretch>
-                      <a:fillRect/>
-                    </a:stretch>
-                  </pic:blipFill>
-                  <pic:spPr bwMode="auto">
-                    <a:xfrm>
-                      <a:off x="0" y="0"/>
-                      <a:ext cx="5229837" cy="1114229"/>
-                    </a:xfrm>
-                    <a:prstGeom prst="rect">
-                      <a:avLst/>
-                    </a:prstGeom>
-                    <a:noFill/>
-                    <a:ln>
-                      <a:noFill/>
-                    </a:ln>
-                  </pic:spPr>
-                </pic:pic>
-              </a:graphicData>
-            </a:graphic>
-          </wp:inline>
-        </w:drawing>
-      </w:r>
-    </w:p>
-    <w:p>
-      <w:pPr>
-        <w:rPr>
-          <w:lang w:eastAsia="fr-FR" w:bidi="ar-SA"/>
-        </w:rPr>
-      </w:pPr>
-      <w:r>
-        <w:rPr>
-          <w:noProof/>
-        </w:rPr>
-        <w:drawing>
-          <wp:inline distT="0" distB="0" distL="0" distR="0" wp14:anchorId="352D5945" wp14:editId="1AB2EF87">
-            <wp:extent cx="5212080" cy="4549684"/>
-            <wp:effectExtent l="0" t="0" r="7620" b="3810"/>
-            <wp:docPr id="1277260108" name="Image 6" descr="Une image contenant texte, capture d’écran, logiciel&#10;&#10;Le contenu généré par l’IA peut être incorrect."/>
-            <wp:cNvGraphicFramePr>
-              <a:graphicFrameLocks xmlns:a="http://schemas.openxmlformats.org/drawingml/2006/main" noChangeAspect="1"/>
-            </wp:cNvGraphicFramePr>
-            <a:graphic xmlns:a="http://schemas.openxmlformats.org/drawingml/2006/main">
-              <a:graphicData uri="http://schemas.openxmlformats.org/drawingml/2006/picture">
-                <pic:pic xmlns:pic="http://schemas.openxmlformats.org/drawingml/2006/picture">
-                  <pic:nvPicPr>
-                    <pic:cNvPr id="1277260108" name="Image 6" descr="Une image contenant texte, capture d’écran, logiciel&#10;&#10;Le contenu généré par l’IA peut être incorrect."/>
-                    <pic:cNvPicPr>
-                      <a:picLocks noChangeAspect="1" noChangeArrowheads="1"/>
-                    </pic:cNvPicPr>
-                  </pic:nvPicPr>
-                  <pic:blipFill>
-                    <a:blip r:embed="rId12">
-                      <a:extLst>
-                        <a:ext uri="{28A0092B-C50C-407E-A947-70E740481C1C}">
-                          <a14:useLocalDpi xmlns:a14="http://schemas.microsoft.com/office/drawing/2010/main" val="0"/>
-                        </a:ext>
-                      </a:extLst>
-                    </a:blip>
-                    <a:srcRect/>
-                    <a:stretch>
-                      <a:fillRect/>
-                    </a:stretch>
-                  </pic:blipFill>
-                  <pic:spPr bwMode="auto">
-                    <a:xfrm>
-                      <a:off x="0" y="0"/>
-                      <a:ext cx="5239235" cy="4573388"/>
-                    </a:xfrm>
-                    <a:prstGeom prst="rect">
-                      <a:avLst/>
-                    </a:prstGeom>
-                    <a:noFill/>
-                    <a:ln>
-                      <a:noFill/>
-                    </a:ln>
-                  </pic:spPr>
-                </pic:pic>
-              </a:graphicData>
-            </a:graphic>
-          </wp:inline>
-        </w:drawing>
-      </w:r>
-    </w:p>
-    <w:p>
-      <w:pPr>
-        <w:rPr>
-          <w:lang w:eastAsia="fr-FR" w:bidi="ar-SA"/>
-        </w:rPr>
-      </w:pPr>
-    </w:p>
-    <w:p>
-      <w:pPr>
-        <w:rPr>
-          <w:lang w:eastAsia="fr-FR" w:bidi="ar-SA"/>
-        </w:rPr>
-      </w:pPr>
-      <w:r>
-        <w:rPr>
-          <w:noProof/>
-        </w:rPr>
-        <w:lastRenderedPageBreak/>
-        <w:drawing>
-          <wp:inline distT="0" distB="0" distL="0" distR="0" wp14:anchorId="2E372E44" wp14:editId="1562FC27">
-            <wp:extent cx="5299215" cy="1463040"/>
-            <wp:effectExtent l="0" t="0" r="0" b="3810"/>
-            <wp:docPr id="592979424" name="Image 7" descr="Une image contenant texte, capture d’écran, logiciel, Logiciel multimédia&#10;&#10;Le contenu généré par l’IA peut être incorrect."/>
-            <wp:cNvGraphicFramePr>
-              <a:graphicFrameLocks xmlns:a="http://schemas.openxmlformats.org/drawingml/2006/main" noChangeAspect="1"/>
-            </wp:cNvGraphicFramePr>
-            <a:graphic xmlns:a="http://schemas.openxmlformats.org/drawingml/2006/main">
-              <a:graphicData uri="http://schemas.openxmlformats.org/drawingml/2006/picture">
-                <pic:pic xmlns:pic="http://schemas.openxmlformats.org/drawingml/2006/picture">
-                  <pic:nvPicPr>
-                    <pic:cNvPr id="592979424" name="Image 7" descr="Une image contenant texte, capture d’écran, logiciel, Logiciel multimédia&#10;&#10;Le contenu généré par l’IA peut être incorrect."/>
-                    <pic:cNvPicPr>
-                      <a:picLocks noChangeAspect="1" noChangeArrowheads="1"/>
-                    </pic:cNvPicPr>
-                  </pic:nvPicPr>
-                  <pic:blipFill>
-                    <a:blip r:embed="rId13">
-                      <a:extLst>
-                        <a:ext uri="{28A0092B-C50C-407E-A947-70E740481C1C}">
-                          <a14:useLocalDpi xmlns:a14="http://schemas.microsoft.com/office/drawing/2010/main" val="0"/>
-                        </a:ext>
-                      </a:extLst>
-                    </a:blip>
-                    <a:srcRect/>
-                    <a:stretch>
-                      <a:fillRect/>
-                    </a:stretch>
-                  </pic:blipFill>
-                  <pic:spPr bwMode="auto">
-                    <a:xfrm>
-                      <a:off x="0" y="0"/>
-                      <a:ext cx="5311503" cy="1466433"/>
-                    </a:xfrm>
-                    <a:prstGeom prst="rect">
-                      <a:avLst/>
-                    </a:prstGeom>
-                    <a:noFill/>
-                    <a:ln>
-                      <a:noFill/>
-                    </a:ln>
-                  </pic:spPr>
-                </pic:pic>
-              </a:graphicData>
-            </a:graphic>
-          </wp:inline>
-        </w:drawing>
-      </w:r>
-    </w:p>
-    <w:p>
-      <w:pPr>
-        <w:rPr>
-          <w:lang w:eastAsia="fr-FR" w:bidi="ar-SA"/>
-        </w:rPr>
-      </w:pPr>
-    </w:p>
-    <w:p>
-      <w:pPr>
-        <w:rPr>
-          <w:lang w:eastAsia="fr-FR" w:bidi="ar-SA"/>
-        </w:rPr>
-      </w:pPr>
-    </w:p>
-    <w:p>
-      <w:pPr>
-        <w:rPr>
-          <w:lang w:eastAsia="fr-FR" w:bidi="ar-SA"/>
-        </w:rPr>
-      </w:pPr>
-    </w:p>
-    <w:p>
-      <w:pPr>
-        <w:rPr>
-          <w:lang w:eastAsia="fr-FR" w:bidi="ar-SA"/>
-        </w:rPr>
-      </w:pPr>
-    </w:p>
-    <w:p>
-      <w:pPr>
-        <w:rPr>
-          <w:lang w:eastAsia="fr-FR" w:bidi="ar-SA"/>
-        </w:rPr>
-      </w:pPr>
-      <w:r>
-        <w:rPr>
-          <w:lang w:eastAsia="fr-FR" w:bidi="ar-SA"/>
-        </w:rPr>
-        <w:t xml:space="preserve">La vue insère dynamiquement les valeurs reçues dans le code HTML pour générer la page finale affichée dans le navigateur. Ainsi, le contrôleur gère la logique, la vue gère l’affichage, et l’API fournit les données : chaque élément </w:t>
-      </w:r>
-      <w:proofErr w:type="gramStart"/>
-      <w:r>
-        <w:rPr>
-          <w:lang w:eastAsia="fr-FR" w:bidi="ar-SA"/>
-        </w:rPr>
-        <w:t>a</w:t>
-      </w:r>
-      <w:proofErr w:type="gramEnd"/>
-      <w:r>
-        <w:rPr>
-          <w:lang w:eastAsia="fr-FR" w:bidi="ar-SA"/>
-        </w:rPr>
-        <w:t xml:space="preserve"> un rôle bien défini, ce qui rend l’application claire, organisée et facile à maintenir.</w:t>
-      </w:r>
-    </w:p>
-    <w:p>
-      <w:pPr>
-        <w:rPr>
-          <w:lang w:eastAsia="fr-FR" w:bidi="ar-SA"/>
-        </w:rPr>
-      </w:pPr>
-    </w:p>
-    <w:p>
-      <w:pPr>
-        <w:rPr>
-          <w:lang w:eastAsia="fr-FR" w:bidi="ar-SA"/>
-        </w:rPr>
-      </w:pPr>
-    </w:p>
-    <w:p>
-      <w:pPr>
-        <w:rPr>
-          <w:lang w:eastAsia="fr-FR" w:bidi="ar-SA"/>
-        </w:rPr>
-      </w:pPr>
-    </w:p>
-    <w:p>
-      <w:pPr>
-        <w:rPr>
-          <w:lang w:eastAsia="fr-FR" w:bidi="ar-SA"/>
-        </w:rPr>
-      </w:pPr>
-      <w:r>
-        <w:rPr>
-          <w:noProof/>
-        </w:rPr>
-        <w:drawing>
-          <wp:anchor distT="0" distB="0" distL="114300" distR="114300" simplePos="0" relativeHeight="251658240" behindDoc="1" locked="0" layoutInCell="1" allowOverlap="1" wp14:anchorId="31909A25" wp14:editId="6627890D">
+          <wp:anchor distT="0" distB="0" distL="114300" distR="114300" simplePos="0" relativeHeight="251658240" behindDoc="1" locked="0" layoutInCell="1" allowOverlap="1" wp14:anchorId="31909A25" wp14:editId="76B92D27">
             <wp:simplePos x="0" y="0"/>
             <wp:positionH relativeFrom="column">
-              <wp:posOffset>4646295</wp:posOffset>
+              <wp:posOffset>478155</wp:posOffset>
             </wp:positionH>
             <wp:positionV relativeFrom="paragraph">
-              <wp:posOffset>0</wp:posOffset>
+              <wp:posOffset>104775</wp:posOffset>
             </wp:positionV>
             <wp:extent cx="1706880" cy="1626870"/>
             <wp:effectExtent l="0" t="0" r="7620" b="0"/>
@@ -3176,7 +2717,7 @@
                     </pic:cNvPicPr>
                   </pic:nvPicPr>
                   <pic:blipFill>
-                    <a:blip r:embed="rId14">
+                    <a:blip r:embed="rId10">
                       <a:extLst>
                         <a:ext uri="{28A0092B-C50C-407E-A947-70E740481C1C}">
                           <a14:useLocalDpi xmlns:a14="http://schemas.microsoft.com/office/drawing/2010/main" val="0"/>
@@ -3213,10 +2754,136 @@
           </wp:anchor>
         </w:drawing>
       </w:r>
-    </w:p>
-    <w:p>
-      <w:pPr>
-        <w:rPr>
+      <w:r>
+        <w:rPr>
+          <w:noProof/>
+        </w:rPr>
+        <w:drawing>
+          <wp:inline distT="0" distB="0" distL="0" distR="0" wp14:anchorId="2685B035" wp14:editId="0C82986D">
+            <wp:extent cx="2750820" cy="1934170"/>
+            <wp:effectExtent l="0" t="0" r="0" b="9525"/>
+            <wp:docPr id="348111345" name="Image 3" descr="Une image contenant texte, capture d’écran, logiciel, affichage&#10;&#10;Le contenu généré par l’IA peut être incorrect."/>
+            <wp:cNvGraphicFramePr>
+              <a:graphicFrameLocks xmlns:a="http://schemas.openxmlformats.org/drawingml/2006/main" noChangeAspect="1"/>
+            </wp:cNvGraphicFramePr>
+            <a:graphic xmlns:a="http://schemas.openxmlformats.org/drawingml/2006/main">
+              <a:graphicData uri="http://schemas.openxmlformats.org/drawingml/2006/picture">
+                <pic:pic xmlns:pic="http://schemas.openxmlformats.org/drawingml/2006/picture">
+                  <pic:nvPicPr>
+                    <pic:cNvPr id="348111345" name="Image 3" descr="Une image contenant texte, capture d’écran, logiciel, affichage&#10;&#10;Le contenu généré par l’IA peut être incorrect."/>
+                    <pic:cNvPicPr>
+                      <a:picLocks noChangeAspect="1" noChangeArrowheads="1"/>
+                    </pic:cNvPicPr>
+                  </pic:nvPicPr>
+                  <pic:blipFill>
+                    <a:blip r:embed="rId11">
+                      <a:extLst>
+                        <a:ext uri="{28A0092B-C50C-407E-A947-70E740481C1C}">
+                          <a14:useLocalDpi xmlns:a14="http://schemas.microsoft.com/office/drawing/2010/main" val="0"/>
+                        </a:ext>
+                      </a:extLst>
+                    </a:blip>
+                    <a:srcRect/>
+                    <a:stretch>
+                      <a:fillRect/>
+                    </a:stretch>
+                  </pic:blipFill>
+                  <pic:spPr bwMode="auto">
+                    <a:xfrm>
+                      <a:off x="0" y="0"/>
+                      <a:ext cx="2776402" cy="1952158"/>
+                    </a:xfrm>
+                    <a:prstGeom prst="rect">
+                      <a:avLst/>
+                    </a:prstGeom>
+                    <a:noFill/>
+                    <a:ln>
+                      <a:noFill/>
+                    </a:ln>
+                  </pic:spPr>
+                </pic:pic>
+              </a:graphicData>
+            </a:graphic>
+          </wp:inline>
+        </w:drawing>
+      </w:r>
+    </w:p>
+    <w:p>
+      <w:pPr>
+        <w:rPr>
+          <w:b/>
+          <w:bCs/>
+          <w:lang w:eastAsia="fr-FR" w:bidi="ar-SA"/>
+        </w:rPr>
+      </w:pPr>
+      <w:r>
+        <w:rPr>
+          <w:b/>
+          <w:bCs/>
+          <w:lang w:eastAsia="fr-FR" w:bidi="ar-SA"/>
+        </w:rPr>
+        <w:t>L’url = http://localhost/monprojet/mini-projets/les_api/meteo_codeigniter/public/index.php/weather</w:t>
+      </w:r>
+    </w:p>
+    <w:p>
+      <w:pPr>
+        <w:rPr>
+          <w:b/>
+          <w:bCs/>
+          <w:lang w:eastAsia="fr-FR" w:bidi="ar-SA"/>
+        </w:rPr>
+      </w:pPr>
+    </w:p>
+    <w:p>
+      <w:pPr>
+        <w:rPr>
+          <w:b/>
+          <w:bCs/>
+          <w:lang w:eastAsia="fr-FR" w:bidi="ar-SA"/>
+        </w:rPr>
+      </w:pPr>
+      <w:r>
+        <w:rPr>
+          <w:b/>
+          <w:bCs/>
+          <w:lang w:eastAsia="fr-FR" w:bidi="ar-SA"/>
+        </w:rPr>
+        <w:t xml:space="preserve">La fonction </w:t>
+      </w:r>
+      <w:proofErr w:type="spellStart"/>
+      <w:r>
+        <w:rPr>
+          <w:b/>
+          <w:bCs/>
+          <w:lang w:eastAsia="fr-FR" w:bidi="ar-SA"/>
+        </w:rPr>
+        <w:t>weather</w:t>
+      </w:r>
+      <w:proofErr w:type="spellEnd"/>
+      <w:r>
+        <w:rPr>
+          <w:b/>
+          <w:bCs/>
+          <w:lang w:eastAsia="fr-FR" w:bidi="ar-SA"/>
+        </w:rPr>
+        <w:t xml:space="preserve"> est dans le fichier Contrôleur : </w:t>
+      </w:r>
+      <w:proofErr w:type="spellStart"/>
+      <w:r>
+        <w:rPr>
+          <w:b/>
+          <w:bCs/>
+          <w:lang w:eastAsia="fr-FR" w:bidi="ar-SA"/>
+        </w:rPr>
+        <w:t>Home.php</w:t>
+      </w:r>
+      <w:proofErr w:type="spellEnd"/>
+    </w:p>
+    <w:p>
+      <w:pPr>
+        <w:rPr>
+          <w:b/>
+          <w:bCs/>
           <w:lang w:eastAsia="fr-FR" w:bidi="ar-SA"/>
         </w:rPr>
       </w:pPr>
@@ -3239,11 +2906,282 @@
         <w:rPr>
           <w:lang w:eastAsia="fr-FR" w:bidi="ar-SA"/>
         </w:rPr>
+        <w:t xml:space="preserve">Cette méthode joue le rôle d’intermédiaire : elle envoie une requête HTTP à l’API de OpenWeather pour récupérer les données météo (température, description, humidité, icône, etc.). L’API renvoie ces informations au format JSON, que le contrôleur transforme en tableau PHP afin de pouvoir les exploiter. Ensuite, le contrôleur transmet ces données à la vue </w:t>
+      </w:r>
+      <w:proofErr w:type="spellStart"/>
+      <w:r>
+        <w:rPr>
+          <w:lang w:eastAsia="fr-FR" w:bidi="ar-SA"/>
+        </w:rPr>
+        <w:t>weather.php</w:t>
+      </w:r>
+      <w:proofErr w:type="spellEnd"/>
+      <w:r>
+        <w:rPr>
+          <w:lang w:eastAsia="fr-FR" w:bidi="ar-SA"/>
+        </w:rPr>
+        <w:t xml:space="preserve">, qui est responsable de l’affichage. </w:t>
+      </w:r>
+    </w:p>
+    <w:p>
+      <w:pPr>
+        <w:rPr>
+          <w:lang w:eastAsia="fr-FR" w:bidi="ar-SA"/>
+        </w:rPr>
+      </w:pPr>
+    </w:p>
+    <w:p>
+      <w:pPr>
+        <w:rPr>
+          <w:lang w:eastAsia="fr-FR" w:bidi="ar-SA"/>
+        </w:rPr>
+      </w:pPr>
+      <w:r>
+        <w:rPr>
+          <w:noProof/>
+        </w:rPr>
+        <w:drawing>
+          <wp:inline distT="0" distB="0" distL="0" distR="0" wp14:anchorId="125F61DD" wp14:editId="42194F2A">
+            <wp:extent cx="5181600" cy="1103952"/>
+            <wp:effectExtent l="0" t="0" r="0" b="1270"/>
+            <wp:docPr id="975120209" name="Image 5" descr="Une image contenant texte, logiciel, Logiciel multimédia, capture d’écran&#10;&#10;Le contenu généré par l’IA peut être incorrect."/>
+            <wp:cNvGraphicFramePr>
+              <a:graphicFrameLocks xmlns:a="http://schemas.openxmlformats.org/drawingml/2006/main" noChangeAspect="1"/>
+            </wp:cNvGraphicFramePr>
+            <a:graphic xmlns:a="http://schemas.openxmlformats.org/drawingml/2006/main">
+              <a:graphicData uri="http://schemas.openxmlformats.org/drawingml/2006/picture">
+                <pic:pic xmlns:pic="http://schemas.openxmlformats.org/drawingml/2006/picture">
+                  <pic:nvPicPr>
+                    <pic:cNvPr id="975120209" name="Image 5" descr="Une image contenant texte, logiciel, Logiciel multimédia, capture d’écran&#10;&#10;Le contenu généré par l’IA peut être incorrect."/>
+                    <pic:cNvPicPr>
+                      <a:picLocks noChangeAspect="1" noChangeArrowheads="1"/>
+                    </pic:cNvPicPr>
+                  </pic:nvPicPr>
+                  <pic:blipFill>
+                    <a:blip r:embed="rId12">
+                      <a:extLst>
+                        <a:ext uri="{28A0092B-C50C-407E-A947-70E740481C1C}">
+                          <a14:useLocalDpi xmlns:a14="http://schemas.microsoft.com/office/drawing/2010/main" val="0"/>
+                        </a:ext>
+                      </a:extLst>
+                    </a:blip>
+                    <a:srcRect/>
+                    <a:stretch>
+                      <a:fillRect/>
+                    </a:stretch>
+                  </pic:blipFill>
+                  <pic:spPr bwMode="auto">
+                    <a:xfrm>
+                      <a:off x="0" y="0"/>
+                      <a:ext cx="5229837" cy="1114229"/>
+                    </a:xfrm>
+                    <a:prstGeom prst="rect">
+                      <a:avLst/>
+                    </a:prstGeom>
+                    <a:noFill/>
+                    <a:ln>
+                      <a:noFill/>
+                    </a:ln>
+                  </pic:spPr>
+                </pic:pic>
+              </a:graphicData>
+            </a:graphic>
+          </wp:inline>
+        </w:drawing>
+      </w:r>
+    </w:p>
+    <w:p>
+      <w:pPr>
+        <w:rPr>
+          <w:lang w:eastAsia="fr-FR" w:bidi="ar-SA"/>
+        </w:rPr>
+      </w:pPr>
+      <w:r>
+        <w:rPr>
+          <w:noProof/>
+        </w:rPr>
+        <w:drawing>
+          <wp:inline distT="0" distB="0" distL="0" distR="0" wp14:anchorId="352D5945" wp14:editId="1AB2EF87">
+            <wp:extent cx="5212080" cy="4549684"/>
+            <wp:effectExtent l="0" t="0" r="7620" b="3810"/>
+            <wp:docPr id="1277260108" name="Image 6" descr="Une image contenant texte, capture d’écran, logiciel&#10;&#10;Le contenu généré par l’IA peut être incorrect."/>
+            <wp:cNvGraphicFramePr>
+              <a:graphicFrameLocks xmlns:a="http://schemas.openxmlformats.org/drawingml/2006/main" noChangeAspect="1"/>
+            </wp:cNvGraphicFramePr>
+            <a:graphic xmlns:a="http://schemas.openxmlformats.org/drawingml/2006/main">
+              <a:graphicData uri="http://schemas.openxmlformats.org/drawingml/2006/picture">
+                <pic:pic xmlns:pic="http://schemas.openxmlformats.org/drawingml/2006/picture">
+                  <pic:nvPicPr>
+                    <pic:cNvPr id="1277260108" name="Image 6" descr="Une image contenant texte, capture d’écran, logiciel&#10;&#10;Le contenu généré par l’IA peut être incorrect."/>
+                    <pic:cNvPicPr>
+                      <a:picLocks noChangeAspect="1" noChangeArrowheads="1"/>
+                    </pic:cNvPicPr>
+                  </pic:nvPicPr>
+                  <pic:blipFill>
+                    <a:blip r:embed="rId13">
+                      <a:extLst>
+                        <a:ext uri="{28A0092B-C50C-407E-A947-70E740481C1C}">
+                          <a14:useLocalDpi xmlns:a14="http://schemas.microsoft.com/office/drawing/2010/main" val="0"/>
+                        </a:ext>
+                      </a:extLst>
+                    </a:blip>
+                    <a:srcRect/>
+                    <a:stretch>
+                      <a:fillRect/>
+                    </a:stretch>
+                  </pic:blipFill>
+                  <pic:spPr bwMode="auto">
+                    <a:xfrm>
+                      <a:off x="0" y="0"/>
+                      <a:ext cx="5239235" cy="4573388"/>
+                    </a:xfrm>
+                    <a:prstGeom prst="rect">
+                      <a:avLst/>
+                    </a:prstGeom>
+                    <a:noFill/>
+                    <a:ln>
+                      <a:noFill/>
+                    </a:ln>
+                  </pic:spPr>
+                </pic:pic>
+              </a:graphicData>
+            </a:graphic>
+          </wp:inline>
+        </w:drawing>
+      </w:r>
+    </w:p>
+    <w:p>
+      <w:pPr>
+        <w:rPr>
+          <w:lang w:eastAsia="fr-FR" w:bidi="ar-SA"/>
+        </w:rPr>
+      </w:pPr>
+    </w:p>
+    <w:p>
+      <w:pPr>
+        <w:rPr>
+          <w:lang w:eastAsia="fr-FR" w:bidi="ar-SA"/>
+        </w:rPr>
+      </w:pPr>
+      <w:r>
+        <w:rPr>
+          <w:noProof/>
+        </w:rPr>
+        <w:drawing>
+          <wp:inline distT="0" distB="0" distL="0" distR="0" wp14:anchorId="2E372E44" wp14:editId="1562FC27">
+            <wp:extent cx="5299215" cy="1463040"/>
+            <wp:effectExtent l="0" t="0" r="0" b="3810"/>
+            <wp:docPr id="592979424" name="Image 7" descr="Une image contenant texte, capture d’écran, logiciel, Logiciel multimédia&#10;&#10;Le contenu généré par l’IA peut être incorrect."/>
+            <wp:cNvGraphicFramePr>
+              <a:graphicFrameLocks xmlns:a="http://schemas.openxmlformats.org/drawingml/2006/main" noChangeAspect="1"/>
+            </wp:cNvGraphicFramePr>
+            <a:graphic xmlns:a="http://schemas.openxmlformats.org/drawingml/2006/main">
+              <a:graphicData uri="http://schemas.openxmlformats.org/drawingml/2006/picture">
+                <pic:pic xmlns:pic="http://schemas.openxmlformats.org/drawingml/2006/picture">
+                  <pic:nvPicPr>
+                    <pic:cNvPr id="592979424" name="Image 7" descr="Une image contenant texte, capture d’écran, logiciel, Logiciel multimédia&#10;&#10;Le contenu généré par l’IA peut être incorrect."/>
+                    <pic:cNvPicPr>
+                      <a:picLocks noChangeAspect="1" noChangeArrowheads="1"/>
+                    </pic:cNvPicPr>
+                  </pic:nvPicPr>
+                  <pic:blipFill>
+                    <a:blip r:embed="rId14">
+                      <a:extLst>
+                        <a:ext uri="{28A0092B-C50C-407E-A947-70E740481C1C}">
+                          <a14:useLocalDpi xmlns:a14="http://schemas.microsoft.com/office/drawing/2010/main" val="0"/>
+                        </a:ext>
+                      </a:extLst>
+                    </a:blip>
+                    <a:srcRect/>
+                    <a:stretch>
+                      <a:fillRect/>
+                    </a:stretch>
+                  </pic:blipFill>
+                  <pic:spPr bwMode="auto">
+                    <a:xfrm>
+                      <a:off x="0" y="0"/>
+                      <a:ext cx="5311503" cy="1466433"/>
+                    </a:xfrm>
+                    <a:prstGeom prst="rect">
+                      <a:avLst/>
+                    </a:prstGeom>
+                    <a:noFill/>
+                    <a:ln>
+                      <a:noFill/>
+                    </a:ln>
+                  </pic:spPr>
+                </pic:pic>
+              </a:graphicData>
+            </a:graphic>
+          </wp:inline>
+        </w:drawing>
+      </w:r>
+    </w:p>
+    <w:p>
+      <w:pPr>
+        <w:rPr>
+          <w:lang w:eastAsia="fr-FR" w:bidi="ar-SA"/>
+        </w:rPr>
+      </w:pPr>
+    </w:p>
+    <w:p>
+      <w:pPr>
+        <w:rPr>
+          <w:lang w:eastAsia="fr-FR" w:bidi="ar-SA"/>
+        </w:rPr>
+      </w:pPr>
+      <w:r>
+        <w:rPr>
+          <w:lang w:eastAsia="fr-FR" w:bidi="ar-SA"/>
+        </w:rPr>
+        <w:t xml:space="preserve">La vue insère dynamiquement les valeurs reçues dans le code HTML pour générer la page finale affichée dans le navigateur. Ainsi, le contrôleur gère la logique, la vue gère l’affichage, et l’API fournit les données : chaque élément </w:t>
+      </w:r>
+      <w:proofErr w:type="gramStart"/>
+      <w:r>
+        <w:rPr>
+          <w:lang w:eastAsia="fr-FR" w:bidi="ar-SA"/>
+        </w:rPr>
+        <w:t>a</w:t>
+      </w:r>
+      <w:proofErr w:type="gramEnd"/>
+      <w:r>
+        <w:rPr>
+          <w:lang w:eastAsia="fr-FR" w:bidi="ar-SA"/>
+        </w:rPr>
+        <w:t xml:space="preserve"> un rôle bien défini, ce qui rend l’application claire, organisée et facile à maintenir.</w:t>
+      </w:r>
+    </w:p>
+    <w:p>
+      <w:pPr>
+        <w:rPr>
+          <w:lang w:eastAsia="fr-FR" w:bidi="ar-SA"/>
+        </w:rPr>
+      </w:pPr>
+    </w:p>
+    <w:p>
+      <w:pPr>
+        <w:rPr>
+          <w:b/>
+          <w:bCs/>
+          <w:color w:val="EE0000"/>
+          <w:lang w:eastAsia="fr-FR" w:bidi="ar-SA"/>
+        </w:rPr>
+      </w:pPr>
+      <w:r>
+        <w:rPr>
+          <w:b/>
+          <w:bCs/>
+          <w:color w:val="EE0000"/>
+          <w:lang w:eastAsia="fr-FR" w:bidi="ar-SA"/>
+        </w:rPr>
         <w:t xml:space="preserve">use </w:t>
       </w:r>
       <w:proofErr w:type="spellStart"/>
       <w:r>
         <w:rPr>
+          <w:b/>
+          <w:bCs/>
+          <w:color w:val="EE0000"/>
           <w:lang w:eastAsia="fr-FR" w:bidi="ar-SA"/>
         </w:rPr>
         <w:t>CodeIgniter</w:t>
@@ -3251,6 +3189,9 @@
       <w:proofErr w:type="spellEnd"/>
       <w:r>
         <w:rPr>
+          <w:b/>
+          <w:bCs/>
+          <w:color w:val="EE0000"/>
           <w:lang w:eastAsia="fr-FR" w:bidi="ar-SA"/>
         </w:rPr>
         <w:t>\HTTP\</w:t>
@@ -3258,6 +3199,9 @@
       <w:proofErr w:type="spellStart"/>
       <w:r>
         <w:rPr>
+          <w:b/>
+          <w:bCs/>
+          <w:color w:val="EE0000"/>
           <w:lang w:eastAsia="fr-FR" w:bidi="ar-SA"/>
         </w:rPr>
         <w:t>CURLRequest</w:t>
@@ -3265,18 +3209,27 @@
       <w:proofErr w:type="spellEnd"/>
       <w:r>
         <w:rPr>
+          <w:b/>
+          <w:bCs/>
+          <w:color w:val="EE0000"/>
           <w:lang w:eastAsia="fr-FR" w:bidi="ar-SA"/>
         </w:rPr>
         <w:t>;</w:t>
       </w:r>
       <w:r>
         <w:rPr>
+          <w:b/>
+          <w:bCs/>
+          <w:color w:val="EE0000"/>
           <w:lang w:eastAsia="fr-FR" w:bidi="ar-SA"/>
         </w:rPr>
         <w:br/>
       </w:r>
       <w:r>
         <w:rPr>
+          <w:b/>
+          <w:bCs/>
+          <w:color w:val="EE0000"/>
           <w:lang w:eastAsia="fr-FR" w:bidi="ar-SA"/>
         </w:rPr>
         <w:br/>
@@ -3285,6 +3238,9 @@
       <w:proofErr w:type="spellStart"/>
       <w:r>
         <w:rPr>
+          <w:b/>
+          <w:bCs/>
+          <w:color w:val="EE0000"/>
           <w:lang w:eastAsia="fr-FR" w:bidi="ar-SA"/>
         </w:rPr>
         <w:t>function</w:t>
@@ -3292,6 +3248,9 @@
       <w:proofErr w:type="spellEnd"/>
       <w:r>
         <w:rPr>
+          <w:b/>
+          <w:bCs/>
+          <w:color w:val="EE0000"/>
           <w:lang w:eastAsia="fr-FR" w:bidi="ar-SA"/>
         </w:rPr>
         <w:t xml:space="preserve"> </w:t>
@@ -3299,6 +3258,9 @@
       <w:proofErr w:type="spellStart"/>
       <w:r>
         <w:rPr>
+          <w:b/>
+          <w:bCs/>
+          <w:color w:val="EE0000"/>
           <w:lang w:eastAsia="fr-FR" w:bidi="ar-SA"/>
         </w:rPr>
         <w:t>weather</w:t>
@@ -3306,12 +3268,18 @@
       <w:proofErr w:type="spellEnd"/>
       <w:r>
         <w:rPr>
+          <w:b/>
+          <w:bCs/>
+          <w:color w:val="EE0000"/>
           <w:lang w:eastAsia="fr-FR" w:bidi="ar-SA"/>
         </w:rPr>
         <w:t>()</w:t>
       </w:r>
       <w:r>
         <w:rPr>
+          <w:b/>
+          <w:bCs/>
+          <w:color w:val="EE0000"/>
           <w:lang w:eastAsia="fr-FR" w:bidi="ar-SA"/>
         </w:rPr>
         <w:br/>
@@ -3319,6 +3287,9 @@
       </w:r>
       <w:r>
         <w:rPr>
+          <w:b/>
+          <w:bCs/>
+          <w:color w:val="EE0000"/>
           <w:lang w:eastAsia="fr-FR" w:bidi="ar-SA"/>
         </w:rPr>
         <w:br/>
@@ -3327,6 +3298,9 @@
       <w:proofErr w:type="gramStart"/>
       <w:r>
         <w:rPr>
+          <w:b/>
+          <w:bCs/>
+          <w:color w:val="EE0000"/>
           <w:lang w:eastAsia="fr-FR" w:bidi="ar-SA"/>
         </w:rPr>
         <w:t>\Config\Services::</w:t>
@@ -3335,6 +3309,9 @@
       <w:proofErr w:type="gramEnd"/>
       <w:r>
         <w:rPr>
+          <w:b/>
+          <w:bCs/>
+          <w:color w:val="EE0000"/>
           <w:lang w:eastAsia="fr-FR" w:bidi="ar-SA"/>
         </w:rPr>
         <w:t>curlrequest</w:t>
@@ -3342,18 +3319,27 @@
       <w:proofErr w:type="spellEnd"/>
       <w:r>
         <w:rPr>
+          <w:b/>
+          <w:bCs/>
+          <w:color w:val="EE0000"/>
           <w:lang w:eastAsia="fr-FR" w:bidi="ar-SA"/>
         </w:rPr>
         <w:t>();</w:t>
       </w:r>
       <w:r>
         <w:rPr>
+          <w:b/>
+          <w:bCs/>
+          <w:color w:val="EE0000"/>
           <w:lang w:eastAsia="fr-FR" w:bidi="ar-SA"/>
         </w:rPr>
         <w:br/>
       </w:r>
       <w:r>
         <w:rPr>
+          <w:b/>
+          <w:bCs/>
+          <w:color w:val="EE0000"/>
           <w:lang w:eastAsia="fr-FR" w:bidi="ar-SA"/>
         </w:rPr>
         <w:br/>
@@ -3362,6 +3348,9 @@
       <w:proofErr w:type="spellStart"/>
       <w:r>
         <w:rPr>
+          <w:b/>
+          <w:bCs/>
+          <w:color w:val="EE0000"/>
           <w:lang w:eastAsia="fr-FR" w:bidi="ar-SA"/>
         </w:rPr>
         <w:t>response</w:t>
@@ -3369,6 +3358,9 @@
       <w:proofErr w:type="spellEnd"/>
       <w:r>
         <w:rPr>
+          <w:b/>
+          <w:bCs/>
+          <w:color w:val="EE0000"/>
           <w:lang w:eastAsia="fr-FR" w:bidi="ar-SA"/>
         </w:rPr>
         <w:t xml:space="preserve"> = $client-&gt;</w:t>
@@ -3376,6 +3368,9 @@
       <w:proofErr w:type="spellStart"/>
       <w:r>
         <w:rPr>
+          <w:b/>
+          <w:bCs/>
+          <w:color w:val="EE0000"/>
           <w:lang w:eastAsia="fr-FR" w:bidi="ar-SA"/>
         </w:rPr>
         <w:t>get</w:t>
@@ -3383,6 +3378,9 @@
       <w:proofErr w:type="spellEnd"/>
       <w:r>
         <w:rPr>
+          <w:b/>
+          <w:bCs/>
+          <w:color w:val="EE0000"/>
           <w:lang w:eastAsia="fr-FR" w:bidi="ar-SA"/>
         </w:rPr>
         <w:t>('https://api.openweathermap.org/data/2.5/</w:t>
@@ -3390,6 +3388,9 @@
       <w:proofErr w:type="spellStart"/>
       <w:r>
         <w:rPr>
+          <w:b/>
+          <w:bCs/>
+          <w:color w:val="EE0000"/>
           <w:lang w:eastAsia="fr-FR" w:bidi="ar-SA"/>
         </w:rPr>
         <w:t>weather</w:t>
@@ -3397,12 +3398,18 @@
       <w:proofErr w:type="spellEnd"/>
       <w:r>
         <w:rPr>
+          <w:b/>
+          <w:bCs/>
+          <w:color w:val="EE0000"/>
           <w:lang w:eastAsia="fr-FR" w:bidi="ar-SA"/>
         </w:rPr>
         <w:t>', [</w:t>
       </w:r>
       <w:r>
         <w:rPr>
+          <w:b/>
+          <w:bCs/>
+          <w:color w:val="EE0000"/>
           <w:lang w:eastAsia="fr-FR" w:bidi="ar-SA"/>
         </w:rPr>
         <w:br/>
@@ -3411,6 +3418,9 @@
       <w:proofErr w:type="spellStart"/>
       <w:r>
         <w:rPr>
+          <w:b/>
+          <w:bCs/>
+          <w:color w:val="EE0000"/>
           <w:lang w:eastAsia="fr-FR" w:bidi="ar-SA"/>
         </w:rPr>
         <w:t>query</w:t>
@@ -3418,12 +3428,18 @@
       <w:proofErr w:type="spellEnd"/>
       <w:r>
         <w:rPr>
+          <w:b/>
+          <w:bCs/>
+          <w:color w:val="EE0000"/>
           <w:lang w:eastAsia="fr-FR" w:bidi="ar-SA"/>
         </w:rPr>
         <w:t>' =&gt; [</w:t>
       </w:r>
       <w:r>
         <w:rPr>
+          <w:b/>
+          <w:bCs/>
+          <w:color w:val="EE0000"/>
           <w:lang w:eastAsia="fr-FR" w:bidi="ar-SA"/>
         </w:rPr>
         <w:br/>
@@ -3431,6 +3447,9 @@
       </w:r>
       <w:r>
         <w:rPr>
+          <w:b/>
+          <w:bCs/>
+          <w:color w:val="EE0000"/>
           <w:lang w:eastAsia="fr-FR" w:bidi="ar-SA"/>
         </w:rPr>
         <w:br/>
@@ -3439,6 +3458,9 @@
       <w:proofErr w:type="spellStart"/>
       <w:r>
         <w:rPr>
+          <w:b/>
+          <w:bCs/>
+          <w:color w:val="EE0000"/>
           <w:lang w:eastAsia="fr-FR" w:bidi="ar-SA"/>
         </w:rPr>
         <w:t>appid</w:t>
@@ -3446,12 +3468,18 @@
       <w:proofErr w:type="spellEnd"/>
       <w:r>
         <w:rPr>
+          <w:b/>
+          <w:bCs/>
+          <w:color w:val="EE0000"/>
           <w:lang w:eastAsia="fr-FR" w:bidi="ar-SA"/>
         </w:rPr>
         <w:t>' =&gt; 'TA_CLE_API',</w:t>
       </w:r>
       <w:r>
         <w:rPr>
+          <w:b/>
+          <w:bCs/>
+          <w:color w:val="EE0000"/>
           <w:lang w:eastAsia="fr-FR" w:bidi="ar-SA"/>
         </w:rPr>
         <w:br/>
@@ -3460,6 +3488,9 @@
       <w:proofErr w:type="spellStart"/>
       <w:r>
         <w:rPr>
+          <w:b/>
+          <w:bCs/>
+          <w:color w:val="EE0000"/>
           <w:lang w:eastAsia="fr-FR" w:bidi="ar-SA"/>
         </w:rPr>
         <w:t>units</w:t>
@@ -3467,6 +3498,9 @@
       <w:proofErr w:type="spellEnd"/>
       <w:r>
         <w:rPr>
+          <w:b/>
+          <w:bCs/>
+          <w:color w:val="EE0000"/>
           <w:lang w:eastAsia="fr-FR" w:bidi="ar-SA"/>
         </w:rPr>
         <w:t>' =&gt; '</w:t>
@@ -3474,6 +3508,9 @@
       <w:proofErr w:type="spellStart"/>
       <w:r>
         <w:rPr>
+          <w:b/>
+          <w:bCs/>
+          <w:color w:val="EE0000"/>
           <w:lang w:eastAsia="fr-FR" w:bidi="ar-SA"/>
         </w:rPr>
         <w:t>metric</w:t>
@@ -3481,12 +3518,18 @@
       <w:proofErr w:type="spellEnd"/>
       <w:r>
         <w:rPr>
+          <w:b/>
+          <w:bCs/>
+          <w:color w:val="EE0000"/>
           <w:lang w:eastAsia="fr-FR" w:bidi="ar-SA"/>
         </w:rPr>
         <w:t>'</w:t>
       </w:r>
       <w:r>
         <w:rPr>
+          <w:b/>
+          <w:bCs/>
+          <w:color w:val="EE0000"/>
           <w:lang w:eastAsia="fr-FR" w:bidi="ar-SA"/>
         </w:rPr>
         <w:br/>
@@ -3494,6 +3537,9 @@
       </w:r>
       <w:r>
         <w:rPr>
+          <w:b/>
+          <w:bCs/>
+          <w:color w:val="EE0000"/>
           <w:lang w:eastAsia="fr-FR" w:bidi="ar-SA"/>
         </w:rPr>
         <w:br/>
@@ -3501,12 +3547,18 @@
       </w:r>
       <w:r>
         <w:rPr>
+          <w:b/>
+          <w:bCs/>
+          <w:color w:val="EE0000"/>
           <w:lang w:eastAsia="fr-FR" w:bidi="ar-SA"/>
         </w:rPr>
         <w:br/>
       </w:r>
       <w:r>
         <w:rPr>
+          <w:b/>
+          <w:bCs/>
+          <w:color w:val="EE0000"/>
           <w:lang w:eastAsia="fr-FR" w:bidi="ar-SA"/>
         </w:rPr>
         <w:br/>
@@ -3515,6 +3567,9 @@
       <w:proofErr w:type="spellStart"/>
       <w:r>
         <w:rPr>
+          <w:b/>
+          <w:bCs/>
+          <w:color w:val="EE0000"/>
           <w:lang w:eastAsia="fr-FR" w:bidi="ar-SA"/>
         </w:rPr>
         <w:t>json_decode</w:t>
@@ -3522,6 +3577,9 @@
       <w:proofErr w:type="spellEnd"/>
       <w:r>
         <w:rPr>
+          <w:b/>
+          <w:bCs/>
+          <w:color w:val="EE0000"/>
           <w:lang w:eastAsia="fr-FR" w:bidi="ar-SA"/>
         </w:rPr>
         <w:t>($</w:t>
@@ -3529,6 +3587,9 @@
       <w:proofErr w:type="spellStart"/>
       <w:r>
         <w:rPr>
+          <w:b/>
+          <w:bCs/>
+          <w:color w:val="EE0000"/>
           <w:lang w:eastAsia="fr-FR" w:bidi="ar-SA"/>
         </w:rPr>
         <w:t>response</w:t>
@@ -3536,6 +3597,9 @@
       <w:proofErr w:type="spellEnd"/>
       <w:r>
         <w:rPr>
+          <w:b/>
+          <w:bCs/>
+          <w:color w:val="EE0000"/>
           <w:lang w:eastAsia="fr-FR" w:bidi="ar-SA"/>
         </w:rPr>
         <w:t>-&gt;</w:t>
@@ -3543,6 +3607,9 @@
       <w:proofErr w:type="spellStart"/>
       <w:r>
         <w:rPr>
+          <w:b/>
+          <w:bCs/>
+          <w:color w:val="EE0000"/>
           <w:lang w:eastAsia="fr-FR" w:bidi="ar-SA"/>
         </w:rPr>
         <w:t>getBody</w:t>
@@ -3550,6 +3617,9 @@
       <w:proofErr w:type="spellEnd"/>
       <w:r>
         <w:rPr>
+          <w:b/>
+          <w:bCs/>
+          <w:color w:val="EE0000"/>
           <w:lang w:eastAsia="fr-FR" w:bidi="ar-SA"/>
         </w:rPr>
         <w:t xml:space="preserve">(), </w:t>
@@ -3557,6 +3627,9 @@
       <w:proofErr w:type="spellStart"/>
       <w:r>
         <w:rPr>
+          <w:b/>
+          <w:bCs/>
+          <w:color w:val="EE0000"/>
           <w:lang w:eastAsia="fr-FR" w:bidi="ar-SA"/>
         </w:rPr>
         <w:t>true</w:t>
@@ -3564,18 +3637,27 @@
       <w:proofErr w:type="spellEnd"/>
       <w:r>
         <w:rPr>
+          <w:b/>
+          <w:bCs/>
+          <w:color w:val="EE0000"/>
           <w:lang w:eastAsia="fr-FR" w:bidi="ar-SA"/>
         </w:rPr>
         <w:t>);</w:t>
       </w:r>
       <w:r>
         <w:rPr>
+          <w:b/>
+          <w:bCs/>
+          <w:color w:val="EE0000"/>
           <w:lang w:eastAsia="fr-FR" w:bidi="ar-SA"/>
         </w:rPr>
         <w:br/>
       </w:r>
       <w:r>
         <w:rPr>
+          <w:b/>
+          <w:bCs/>
+          <w:color w:val="EE0000"/>
           <w:lang w:eastAsia="fr-FR" w:bidi="ar-SA"/>
         </w:rPr>
         <w:br/>
@@ -3584,6 +3666,9 @@
       <w:proofErr w:type="spellStart"/>
       <w:r>
         <w:rPr>
+          <w:b/>
+          <w:bCs/>
+          <w:color w:val="EE0000"/>
           <w:lang w:eastAsia="fr-FR" w:bidi="ar-SA"/>
         </w:rPr>
         <w:t>view</w:t>
@@ -3591,6 +3676,9 @@
       <w:proofErr w:type="spellEnd"/>
       <w:r>
         <w:rPr>
+          <w:b/>
+          <w:bCs/>
+          <w:color w:val="EE0000"/>
           <w:lang w:eastAsia="fr-FR" w:bidi="ar-SA"/>
         </w:rPr>
         <w:t>('</w:t>
@@ -3598,6 +3686,9 @@
       <w:proofErr w:type="spellStart"/>
       <w:r>
         <w:rPr>
+          <w:b/>
+          <w:bCs/>
+          <w:color w:val="EE0000"/>
           <w:lang w:eastAsia="fr-FR" w:bidi="ar-SA"/>
         </w:rPr>
         <w:t>weather</w:t>
@@ -3605,6 +3696,9 @@
       <w:proofErr w:type="spellEnd"/>
       <w:r>
         <w:rPr>
+          <w:b/>
+          <w:bCs/>
+          <w:color w:val="EE0000"/>
           <w:lang w:eastAsia="fr-FR" w:bidi="ar-SA"/>
         </w:rPr>
         <w:t>', ['</w:t>
@@ -3612,6 +3706,9 @@
       <w:proofErr w:type="spellStart"/>
       <w:r>
         <w:rPr>
+          <w:b/>
+          <w:bCs/>
+          <w:color w:val="EE0000"/>
           <w:lang w:eastAsia="fr-FR" w:bidi="ar-SA"/>
         </w:rPr>
         <w:t>weather</w:t>
@@ -3619,12 +3716,18 @@
       <w:proofErr w:type="spellEnd"/>
       <w:r>
         <w:rPr>
+          <w:b/>
+          <w:bCs/>
+          <w:color w:val="EE0000"/>
           <w:lang w:eastAsia="fr-FR" w:bidi="ar-SA"/>
         </w:rPr>
         <w:t>' =&gt; $data]);</w:t>
       </w:r>
       <w:r>
         <w:rPr>
+          <w:b/>
+          <w:bCs/>
+          <w:color w:val="EE0000"/>
           <w:lang w:eastAsia="fr-FR" w:bidi="ar-SA"/>
         </w:rPr>
         <w:br/>
@@ -3662,17 +3765,29 @@
     <w:p>
       <w:pPr>
         <w:rPr>
-          <w:lang w:eastAsia="fr-FR" w:bidi="ar-SA"/>
-        </w:rPr>
-      </w:pPr>
-      <w:r>
-        <w:rPr>
+          <w:rFonts w:cs="Arial"/>
+          <w:b/>
+          <w:bCs/>
+          <w:color w:val="EE0000"/>
+          <w:lang w:eastAsia="fr-FR" w:bidi="ar-SA"/>
+        </w:rPr>
+      </w:pPr>
+      <w:r>
+        <w:rPr>
+          <w:rFonts w:cs="Arial"/>
+          <w:b/>
+          <w:bCs/>
+          <w:color w:val="EE0000"/>
           <w:lang w:eastAsia="fr-FR" w:bidi="ar-SA"/>
         </w:rPr>
         <w:t>&lt;h1&gt;Météo&lt;/h1&gt;</w:t>
       </w:r>
       <w:r>
         <w:rPr>
+          <w:rFonts w:cs="Arial"/>
+          <w:b/>
+          <w:bCs/>
+          <w:color w:val="EE0000"/>
           <w:lang w:eastAsia="fr-FR" w:bidi="ar-SA"/>
         </w:rPr>
         <w:br/>
@@ -3681,6 +3796,10 @@
       <w:proofErr w:type="spellStart"/>
       <w:r>
         <w:rPr>
+          <w:rFonts w:cs="Arial"/>
+          <w:b/>
+          <w:bCs/>
+          <w:color w:val="EE0000"/>
           <w:lang w:eastAsia="fr-FR" w:bidi="ar-SA"/>
         </w:rPr>
         <w:t>weather</w:t>
@@ -3688,9 +3807,2001 @@
       <w:proofErr w:type="spellEnd"/>
       <w:r>
         <w:rPr>
+          <w:rFonts w:cs="Arial"/>
+          <w:b/>
+          <w:bCs/>
+          <w:color w:val="EE0000"/>
           <w:lang w:eastAsia="fr-FR" w:bidi="ar-SA"/>
         </w:rPr>
         <w:t>['main']['temp']; ?&gt;°C&lt;/p&gt;</w:t>
+      </w:r>
+    </w:p>
+    <w:p>
+      <w:pPr>
+        <w:rPr>
+          <w:rFonts w:eastAsia="Times New Roman" w:cs="Arial"/>
+          <w:kern w:val="0"/>
+          <w:lang w:eastAsia="fr-FR" w:bidi="ar-SA"/>
+        </w:rPr>
+      </w:pPr>
+    </w:p>
+    <w:p>
+      <w:pPr>
+        <w:rPr>
+          <w:rFonts w:eastAsia="Times New Roman" w:cs="Arial"/>
+          <w:kern w:val="0"/>
+          <w:lang w:eastAsia="fr-FR" w:bidi="ar-SA"/>
+        </w:rPr>
+      </w:pPr>
+      <w:proofErr w:type="gramStart"/>
+      <w:r>
+        <w:rPr>
+          <w:rFonts w:eastAsia="Times New Roman" w:cs="Arial"/>
+          <w:kern w:val="0"/>
+          <w:lang w:eastAsia="fr-FR" w:bidi="ar-SA"/>
+        </w:rPr>
+        <w:t>O</w:t>
+      </w:r>
+      <w:r>
+        <w:rPr>
+          <w:rFonts w:eastAsia="Times New Roman" w:cs="Arial"/>
+          <w:kern w:val="0"/>
+          <w:lang w:eastAsia="fr-FR" w:bidi="ar-SA"/>
+        </w:rPr>
+        <w:t>u</w:t>
+      </w:r>
+      <w:proofErr w:type="gramEnd"/>
+      <w:r>
+        <w:rPr>
+          <w:rFonts w:eastAsia="Times New Roman" w:cs="Arial"/>
+          <w:kern w:val="0"/>
+          <w:lang w:eastAsia="fr-FR" w:bidi="ar-SA"/>
+        </w:rPr>
+        <w:t xml:space="preserve"> </w:t>
+      </w:r>
+    </w:p>
+    <w:p>
+      <w:pPr>
+        <w:rPr>
+          <w:rFonts w:eastAsia="Times New Roman" w:cs="Arial"/>
+          <w:kern w:val="0"/>
+          <w:lang w:eastAsia="fr-FR" w:bidi="ar-SA"/>
+        </w:rPr>
+      </w:pPr>
+      <w:r>
+        <w:rPr>
+          <w:noProof/>
+        </w:rPr>
+        <w:drawing>
+          <wp:inline distT="0" distB="0" distL="0" distR="0" wp14:anchorId="7AEFFF83" wp14:editId="642A3FFF">
+            <wp:extent cx="5787680" cy="2842260"/>
+            <wp:effectExtent l="0" t="0" r="3810" b="0"/>
+            <wp:docPr id="1221482795" name="Image 1" descr="Une image contenant texte, capture d’écran, Police, logiciel&#10;&#10;Le contenu généré par l’IA peut être incorrect."/>
+            <wp:cNvGraphicFramePr>
+              <a:graphicFrameLocks xmlns:a="http://schemas.openxmlformats.org/drawingml/2006/main" noChangeAspect="1"/>
+            </wp:cNvGraphicFramePr>
+            <a:graphic xmlns:a="http://schemas.openxmlformats.org/drawingml/2006/main">
+              <a:graphicData uri="http://schemas.openxmlformats.org/drawingml/2006/picture">
+                <pic:pic xmlns:pic="http://schemas.openxmlformats.org/drawingml/2006/picture">
+                  <pic:nvPicPr>
+                    <pic:cNvPr id="1221482795" name="Image 1" descr="Une image contenant texte, capture d’écran, Police, logiciel&#10;&#10;Le contenu généré par l’IA peut être incorrect."/>
+                    <pic:cNvPicPr>
+                      <a:picLocks noChangeAspect="1" noChangeArrowheads="1"/>
+                    </pic:cNvPicPr>
+                  </pic:nvPicPr>
+                  <pic:blipFill>
+                    <a:blip r:embed="rId15">
+                      <a:extLst>
+                        <a:ext uri="{28A0092B-C50C-407E-A947-70E740481C1C}">
+                          <a14:useLocalDpi xmlns:a14="http://schemas.microsoft.com/office/drawing/2010/main" val="0"/>
+                        </a:ext>
+                      </a:extLst>
+                    </a:blip>
+                    <a:srcRect/>
+                    <a:stretch>
+                      <a:fillRect/>
+                    </a:stretch>
+                  </pic:blipFill>
+                  <pic:spPr bwMode="auto">
+                    <a:xfrm>
+                      <a:off x="0" y="0"/>
+                      <a:ext cx="5793468" cy="2845103"/>
+                    </a:xfrm>
+                    <a:prstGeom prst="rect">
+                      <a:avLst/>
+                    </a:prstGeom>
+                    <a:noFill/>
+                    <a:ln>
+                      <a:noFill/>
+                    </a:ln>
+                  </pic:spPr>
+                </pic:pic>
+              </a:graphicData>
+            </a:graphic>
+          </wp:inline>
+        </w:drawing>
+      </w:r>
+    </w:p>
+    <w:p>
+      <w:pPr>
+        <w:rPr>
+          <w:rFonts w:eastAsia="Times New Roman" w:cs="Arial"/>
+          <w:kern w:val="0"/>
+          <w:lang w:eastAsia="fr-FR" w:bidi="ar-SA"/>
+        </w:rPr>
+      </w:pPr>
+      <w:r>
+        <w:rPr>
+          <w:rFonts w:eastAsia="Times New Roman" w:cs="Arial"/>
+          <w:kern w:val="0"/>
+          <w:lang w:eastAsia="fr-FR" w:bidi="ar-SA"/>
+        </w:rPr>
+        <w:lastRenderedPageBreak/>
+        <w:t xml:space="preserve">Dans </w:t>
+      </w:r>
+      <w:r>
+        <w:rPr>
+          <w:rFonts w:eastAsia="Times New Roman" w:cs="Arial"/>
+          <w:kern w:val="0"/>
+          <w:lang w:eastAsia="fr-FR" w:bidi="ar-SA"/>
+        </w:rPr>
+        <w:t>le</w:t>
+      </w:r>
+      <w:r>
+        <w:rPr>
+          <w:rFonts w:eastAsia="Times New Roman" w:cs="Arial"/>
+          <w:kern w:val="0"/>
+          <w:lang w:eastAsia="fr-FR" w:bidi="ar-SA"/>
+        </w:rPr>
+        <w:t xml:space="preserve"> contrôleur, </w:t>
+      </w:r>
+      <w:r>
+        <w:rPr>
+          <w:rFonts w:eastAsia="Times New Roman" w:cs="Arial"/>
+          <w:kern w:val="0"/>
+          <w:lang w:eastAsia="fr-FR" w:bidi="ar-SA"/>
+        </w:rPr>
+        <w:t>on</w:t>
+      </w:r>
+      <w:r>
+        <w:rPr>
+          <w:rFonts w:eastAsia="Times New Roman" w:cs="Arial"/>
+          <w:kern w:val="0"/>
+          <w:lang w:eastAsia="fr-FR" w:bidi="ar-SA"/>
+        </w:rPr>
+        <w:t xml:space="preserve"> fai</w:t>
+      </w:r>
+      <w:r>
+        <w:rPr>
+          <w:rFonts w:eastAsia="Times New Roman" w:cs="Arial"/>
+          <w:kern w:val="0"/>
+          <w:lang w:eastAsia="fr-FR" w:bidi="ar-SA"/>
+        </w:rPr>
+        <w:t>t</w:t>
+      </w:r>
+      <w:r>
+        <w:rPr>
+          <w:rFonts w:eastAsia="Times New Roman" w:cs="Arial"/>
+          <w:kern w:val="0"/>
+          <w:lang w:eastAsia="fr-FR" w:bidi="ar-SA"/>
+        </w:rPr>
+        <w:t xml:space="preserve"> une requête vers l’API de OpenWeather :</w:t>
+      </w:r>
+    </w:p>
+    <w:p>
+      <w:pPr>
+        <w:rPr>
+          <w:rFonts w:eastAsia="Times New Roman" w:cs="Arial"/>
+          <w:kern w:val="0"/>
+          <w:lang w:eastAsia="fr-FR" w:bidi="ar-SA"/>
+        </w:rPr>
+      </w:pPr>
+    </w:p>
+    <w:p>
+      <w:pPr>
+        <w:rPr>
+          <w:rFonts w:eastAsia="Times New Roman" w:cs="Arial"/>
+          <w:kern w:val="0"/>
+          <w:lang w:eastAsia="fr-FR" w:bidi="ar-SA"/>
+        </w:rPr>
+      </w:pPr>
+      <w:r>
+        <w:rPr>
+          <w:rFonts w:eastAsia="Times New Roman" w:cs="Arial"/>
+          <w:kern w:val="0"/>
+          <w:lang w:eastAsia="fr-FR" w:bidi="ar-SA"/>
+        </w:rPr>
+        <w:t>L’API renvoie une réponse JSON qui ressemble à ceci :</w:t>
+      </w:r>
+    </w:p>
+    <w:p>
+      <w:pPr>
+        <w:rPr>
+          <w:rFonts w:eastAsia="Times New Roman" w:cs="Arial"/>
+          <w:kern w:val="0"/>
+          <w:lang w:eastAsia="fr-FR" w:bidi="ar-SA"/>
+        </w:rPr>
+      </w:pPr>
+    </w:p>
+    <w:p>
+      <w:pPr>
+        <w:rPr>
+          <w:rFonts w:eastAsia="Times New Roman" w:cs="Arial"/>
+          <w:b/>
+          <w:bCs/>
+          <w:color w:val="156082" w:themeColor="accent1"/>
+          <w:kern w:val="0"/>
+          <w:lang w:eastAsia="fr-FR" w:bidi="ar-SA"/>
+        </w:rPr>
+      </w:pPr>
+      <w:r>
+        <w:rPr>
+          <w:rFonts w:eastAsia="Times New Roman" w:cs="Arial"/>
+          <w:b/>
+          <w:bCs/>
+          <w:color w:val="156082" w:themeColor="accent1"/>
+          <w:kern w:val="0"/>
+          <w:lang w:eastAsia="fr-FR" w:bidi="ar-SA"/>
+        </w:rPr>
+        <w:t>{</w:t>
+      </w:r>
+    </w:p>
+    <w:p>
+      <w:pPr>
+        <w:rPr>
+          <w:rFonts w:eastAsia="Times New Roman" w:cs="Arial"/>
+          <w:b/>
+          <w:bCs/>
+          <w:color w:val="156082" w:themeColor="accent1"/>
+          <w:kern w:val="0"/>
+          <w:lang w:eastAsia="fr-FR" w:bidi="ar-SA"/>
+        </w:rPr>
+      </w:pPr>
+      <w:r>
+        <w:rPr>
+          <w:rFonts w:eastAsia="Times New Roman" w:cs="Arial"/>
+          <w:b/>
+          <w:bCs/>
+          <w:color w:val="156082" w:themeColor="accent1"/>
+          <w:kern w:val="0"/>
+          <w:lang w:eastAsia="fr-FR" w:bidi="ar-SA"/>
+        </w:rPr>
+        <w:t xml:space="preserve">  "</w:t>
+      </w:r>
+      <w:proofErr w:type="spellStart"/>
+      <w:r>
+        <w:rPr>
+          <w:rFonts w:eastAsia="Times New Roman" w:cs="Arial"/>
+          <w:b/>
+          <w:bCs/>
+          <w:color w:val="156082" w:themeColor="accent1"/>
+          <w:kern w:val="0"/>
+          <w:lang w:eastAsia="fr-FR" w:bidi="ar-SA"/>
+        </w:rPr>
+        <w:t>coord</w:t>
+      </w:r>
+      <w:proofErr w:type="spellEnd"/>
+      <w:r>
+        <w:rPr>
+          <w:rFonts w:eastAsia="Times New Roman" w:cs="Arial"/>
+          <w:b/>
+          <w:bCs/>
+          <w:color w:val="156082" w:themeColor="accent1"/>
+          <w:kern w:val="0"/>
+          <w:lang w:eastAsia="fr-FR" w:bidi="ar-SA"/>
+        </w:rPr>
+        <w:t>": { "</w:t>
+      </w:r>
+      <w:proofErr w:type="spellStart"/>
+      <w:r>
+        <w:rPr>
+          <w:rFonts w:eastAsia="Times New Roman" w:cs="Arial"/>
+          <w:b/>
+          <w:bCs/>
+          <w:color w:val="156082" w:themeColor="accent1"/>
+          <w:kern w:val="0"/>
+          <w:lang w:eastAsia="fr-FR" w:bidi="ar-SA"/>
+        </w:rPr>
+        <w:t>lon</w:t>
+      </w:r>
+      <w:proofErr w:type="spellEnd"/>
+      <w:r>
+        <w:rPr>
+          <w:rFonts w:eastAsia="Times New Roman" w:cs="Arial"/>
+          <w:b/>
+          <w:bCs/>
+          <w:color w:val="156082" w:themeColor="accent1"/>
+          <w:kern w:val="0"/>
+          <w:lang w:eastAsia="fr-FR" w:bidi="ar-SA"/>
+        </w:rPr>
+        <w:t>": 5.4474, "</w:t>
+      </w:r>
+      <w:proofErr w:type="spellStart"/>
+      <w:r>
+        <w:rPr>
+          <w:rFonts w:eastAsia="Times New Roman" w:cs="Arial"/>
+          <w:b/>
+          <w:bCs/>
+          <w:color w:val="156082" w:themeColor="accent1"/>
+          <w:kern w:val="0"/>
+          <w:lang w:eastAsia="fr-FR" w:bidi="ar-SA"/>
+        </w:rPr>
+        <w:t>lat</w:t>
+      </w:r>
+      <w:proofErr w:type="spellEnd"/>
+      <w:r>
+        <w:rPr>
+          <w:rFonts w:eastAsia="Times New Roman" w:cs="Arial"/>
+          <w:b/>
+          <w:bCs/>
+          <w:color w:val="156082" w:themeColor="accent1"/>
+          <w:kern w:val="0"/>
+          <w:lang w:eastAsia="fr-FR" w:bidi="ar-SA"/>
+        </w:rPr>
+        <w:t>": 43.5283 },</w:t>
+      </w:r>
+    </w:p>
+    <w:p>
+      <w:pPr>
+        <w:rPr>
+          <w:rFonts w:eastAsia="Times New Roman" w:cs="Arial"/>
+          <w:b/>
+          <w:bCs/>
+          <w:color w:val="156082" w:themeColor="accent1"/>
+          <w:kern w:val="0"/>
+          <w:lang w:eastAsia="fr-FR" w:bidi="ar-SA"/>
+        </w:rPr>
+      </w:pPr>
+      <w:r>
+        <w:rPr>
+          <w:rFonts w:eastAsia="Times New Roman" w:cs="Arial"/>
+          <w:b/>
+          <w:bCs/>
+          <w:color w:val="156082" w:themeColor="accent1"/>
+          <w:kern w:val="0"/>
+          <w:lang w:eastAsia="fr-FR" w:bidi="ar-SA"/>
+        </w:rPr>
+        <w:t xml:space="preserve">  "</w:t>
+      </w:r>
+      <w:proofErr w:type="spellStart"/>
+      <w:r>
+        <w:rPr>
+          <w:rFonts w:eastAsia="Times New Roman" w:cs="Arial"/>
+          <w:b/>
+          <w:bCs/>
+          <w:color w:val="156082" w:themeColor="accent1"/>
+          <w:kern w:val="0"/>
+          <w:lang w:eastAsia="fr-FR" w:bidi="ar-SA"/>
+        </w:rPr>
+        <w:t>weather</w:t>
+      </w:r>
+      <w:proofErr w:type="spellEnd"/>
+      <w:r>
+        <w:rPr>
+          <w:rFonts w:eastAsia="Times New Roman" w:cs="Arial"/>
+          <w:b/>
+          <w:bCs/>
+          <w:color w:val="156082" w:themeColor="accent1"/>
+          <w:kern w:val="0"/>
+          <w:lang w:eastAsia="fr-FR" w:bidi="ar-SA"/>
+        </w:rPr>
+        <w:t>": [</w:t>
+      </w:r>
+    </w:p>
+    <w:p>
+      <w:pPr>
+        <w:rPr>
+          <w:rFonts w:eastAsia="Times New Roman" w:cs="Arial"/>
+          <w:b/>
+          <w:bCs/>
+          <w:color w:val="156082" w:themeColor="accent1"/>
+          <w:kern w:val="0"/>
+          <w:lang w:eastAsia="fr-FR" w:bidi="ar-SA"/>
+        </w:rPr>
+      </w:pPr>
+      <w:r>
+        <w:rPr>
+          <w:rFonts w:eastAsia="Times New Roman" w:cs="Arial"/>
+          <w:b/>
+          <w:bCs/>
+          <w:color w:val="156082" w:themeColor="accent1"/>
+          <w:kern w:val="0"/>
+          <w:lang w:eastAsia="fr-FR" w:bidi="ar-SA"/>
+        </w:rPr>
+        <w:t xml:space="preserve">    {</w:t>
+      </w:r>
+    </w:p>
+    <w:p>
+      <w:pPr>
+        <w:rPr>
+          <w:rFonts w:eastAsia="Times New Roman" w:cs="Arial"/>
+          <w:b/>
+          <w:bCs/>
+          <w:color w:val="156082" w:themeColor="accent1"/>
+          <w:kern w:val="0"/>
+          <w:lang w:eastAsia="fr-FR" w:bidi="ar-SA"/>
+        </w:rPr>
+      </w:pPr>
+      <w:r>
+        <w:rPr>
+          <w:rFonts w:eastAsia="Times New Roman" w:cs="Arial"/>
+          <w:b/>
+          <w:bCs/>
+          <w:color w:val="156082" w:themeColor="accent1"/>
+          <w:kern w:val="0"/>
+          <w:lang w:eastAsia="fr-FR" w:bidi="ar-SA"/>
+        </w:rPr>
+        <w:t xml:space="preserve">      "description": "ciel dégagé",</w:t>
+      </w:r>
+    </w:p>
+    <w:p>
+      <w:pPr>
+        <w:rPr>
+          <w:rFonts w:eastAsia="Times New Roman" w:cs="Arial"/>
+          <w:b/>
+          <w:bCs/>
+          <w:color w:val="156082" w:themeColor="accent1"/>
+          <w:kern w:val="0"/>
+          <w:lang w:eastAsia="fr-FR" w:bidi="ar-SA"/>
+        </w:rPr>
+      </w:pPr>
+      <w:r>
+        <w:rPr>
+          <w:rFonts w:eastAsia="Times New Roman" w:cs="Arial"/>
+          <w:b/>
+          <w:bCs/>
+          <w:color w:val="156082" w:themeColor="accent1"/>
+          <w:kern w:val="0"/>
+          <w:lang w:eastAsia="fr-FR" w:bidi="ar-SA"/>
+        </w:rPr>
+        <w:t xml:space="preserve">      "</w:t>
+      </w:r>
+      <w:proofErr w:type="spellStart"/>
+      <w:r>
+        <w:rPr>
+          <w:rFonts w:eastAsia="Times New Roman" w:cs="Arial"/>
+          <w:b/>
+          <w:bCs/>
+          <w:color w:val="156082" w:themeColor="accent1"/>
+          <w:kern w:val="0"/>
+          <w:lang w:eastAsia="fr-FR" w:bidi="ar-SA"/>
+        </w:rPr>
+        <w:t>icon</w:t>
+      </w:r>
+      <w:proofErr w:type="spellEnd"/>
+      <w:r>
+        <w:rPr>
+          <w:rFonts w:eastAsia="Times New Roman" w:cs="Arial"/>
+          <w:b/>
+          <w:bCs/>
+          <w:color w:val="156082" w:themeColor="accent1"/>
+          <w:kern w:val="0"/>
+          <w:lang w:eastAsia="fr-FR" w:bidi="ar-SA"/>
+        </w:rPr>
+        <w:t>": "01d"</w:t>
+      </w:r>
+    </w:p>
+    <w:p>
+      <w:pPr>
+        <w:rPr>
+          <w:rFonts w:eastAsia="Times New Roman" w:cs="Arial"/>
+          <w:b/>
+          <w:bCs/>
+          <w:color w:val="156082" w:themeColor="accent1"/>
+          <w:kern w:val="0"/>
+          <w:lang w:eastAsia="fr-FR" w:bidi="ar-SA"/>
+        </w:rPr>
+      </w:pPr>
+      <w:r>
+        <w:rPr>
+          <w:rFonts w:eastAsia="Times New Roman" w:cs="Arial"/>
+          <w:b/>
+          <w:bCs/>
+          <w:color w:val="156082" w:themeColor="accent1"/>
+          <w:kern w:val="0"/>
+          <w:lang w:eastAsia="fr-FR" w:bidi="ar-SA"/>
+        </w:rPr>
+        <w:t xml:space="preserve">    }</w:t>
+      </w:r>
+    </w:p>
+    <w:p>
+      <w:pPr>
+        <w:rPr>
+          <w:rFonts w:eastAsia="Times New Roman" w:cs="Arial"/>
+          <w:b/>
+          <w:bCs/>
+          <w:color w:val="156082" w:themeColor="accent1"/>
+          <w:kern w:val="0"/>
+          <w:lang w:eastAsia="fr-FR" w:bidi="ar-SA"/>
+        </w:rPr>
+      </w:pPr>
+      <w:r>
+        <w:rPr>
+          <w:rFonts w:eastAsia="Times New Roman" w:cs="Arial"/>
+          <w:b/>
+          <w:bCs/>
+          <w:color w:val="156082" w:themeColor="accent1"/>
+          <w:kern w:val="0"/>
+          <w:lang w:eastAsia="fr-FR" w:bidi="ar-SA"/>
+        </w:rPr>
+        <w:t xml:space="preserve">  ],</w:t>
+      </w:r>
+    </w:p>
+    <w:p>
+      <w:pPr>
+        <w:rPr>
+          <w:rFonts w:eastAsia="Times New Roman" w:cs="Arial"/>
+          <w:b/>
+          <w:bCs/>
+          <w:color w:val="156082" w:themeColor="accent1"/>
+          <w:kern w:val="0"/>
+          <w:lang w:eastAsia="fr-FR" w:bidi="ar-SA"/>
+        </w:rPr>
+      </w:pPr>
+      <w:r>
+        <w:rPr>
+          <w:rFonts w:eastAsia="Times New Roman" w:cs="Arial"/>
+          <w:b/>
+          <w:bCs/>
+          <w:color w:val="156082" w:themeColor="accent1"/>
+          <w:kern w:val="0"/>
+          <w:lang w:eastAsia="fr-FR" w:bidi="ar-SA"/>
+        </w:rPr>
+        <w:t xml:space="preserve">  "main": {</w:t>
+      </w:r>
+    </w:p>
+    <w:p>
+      <w:pPr>
+        <w:rPr>
+          <w:rFonts w:eastAsia="Times New Roman" w:cs="Arial"/>
+          <w:b/>
+          <w:bCs/>
+          <w:color w:val="156082" w:themeColor="accent1"/>
+          <w:kern w:val="0"/>
+          <w:lang w:eastAsia="fr-FR" w:bidi="ar-SA"/>
+        </w:rPr>
+      </w:pPr>
+      <w:r>
+        <w:rPr>
+          <w:rFonts w:eastAsia="Times New Roman" w:cs="Arial"/>
+          <w:b/>
+          <w:bCs/>
+          <w:color w:val="156082" w:themeColor="accent1"/>
+          <w:kern w:val="0"/>
+          <w:lang w:eastAsia="fr-FR" w:bidi="ar-SA"/>
+        </w:rPr>
+        <w:t xml:space="preserve">    "temp": 18.5,</w:t>
+      </w:r>
+    </w:p>
+    <w:p>
+      <w:pPr>
+        <w:rPr>
+          <w:rFonts w:eastAsia="Times New Roman" w:cs="Arial"/>
+          <w:b/>
+          <w:bCs/>
+          <w:color w:val="156082" w:themeColor="accent1"/>
+          <w:kern w:val="0"/>
+          <w:lang w:eastAsia="fr-FR" w:bidi="ar-SA"/>
+        </w:rPr>
+      </w:pPr>
+      <w:r>
+        <w:rPr>
+          <w:rFonts w:eastAsia="Times New Roman" w:cs="Arial"/>
+          <w:b/>
+          <w:bCs/>
+          <w:color w:val="156082" w:themeColor="accent1"/>
+          <w:kern w:val="0"/>
+          <w:lang w:eastAsia="fr-FR" w:bidi="ar-SA"/>
+        </w:rPr>
+        <w:t xml:space="preserve">    "</w:t>
+      </w:r>
+      <w:proofErr w:type="spellStart"/>
+      <w:r>
+        <w:rPr>
+          <w:rFonts w:eastAsia="Times New Roman" w:cs="Arial"/>
+          <w:b/>
+          <w:bCs/>
+          <w:color w:val="156082" w:themeColor="accent1"/>
+          <w:kern w:val="0"/>
+          <w:lang w:eastAsia="fr-FR" w:bidi="ar-SA"/>
+        </w:rPr>
+        <w:t>humidity</w:t>
+      </w:r>
+      <w:proofErr w:type="spellEnd"/>
+      <w:r>
+        <w:rPr>
+          <w:rFonts w:eastAsia="Times New Roman" w:cs="Arial"/>
+          <w:b/>
+          <w:bCs/>
+          <w:color w:val="156082" w:themeColor="accent1"/>
+          <w:kern w:val="0"/>
+          <w:lang w:eastAsia="fr-FR" w:bidi="ar-SA"/>
+        </w:rPr>
+        <w:t>": 60</w:t>
+      </w:r>
+    </w:p>
+    <w:p>
+      <w:pPr>
+        <w:rPr>
+          <w:rFonts w:eastAsia="Times New Roman" w:cs="Arial"/>
+          <w:b/>
+          <w:bCs/>
+          <w:color w:val="156082" w:themeColor="accent1"/>
+          <w:kern w:val="0"/>
+          <w:lang w:eastAsia="fr-FR" w:bidi="ar-SA"/>
+        </w:rPr>
+      </w:pPr>
+      <w:r>
+        <w:rPr>
+          <w:rFonts w:eastAsia="Times New Roman" w:cs="Arial"/>
+          <w:b/>
+          <w:bCs/>
+          <w:color w:val="156082" w:themeColor="accent1"/>
+          <w:kern w:val="0"/>
+          <w:lang w:eastAsia="fr-FR" w:bidi="ar-SA"/>
+        </w:rPr>
+        <w:t xml:space="preserve">  },</w:t>
+      </w:r>
+    </w:p>
+    <w:p>
+      <w:pPr>
+        <w:rPr>
+          <w:rFonts w:eastAsia="Times New Roman" w:cs="Arial"/>
+          <w:b/>
+          <w:bCs/>
+          <w:color w:val="156082" w:themeColor="accent1"/>
+          <w:kern w:val="0"/>
+          <w:lang w:eastAsia="fr-FR" w:bidi="ar-SA"/>
+        </w:rPr>
+      </w:pPr>
+      <w:r>
+        <w:rPr>
+          <w:rFonts w:eastAsia="Times New Roman" w:cs="Arial"/>
+          <w:b/>
+          <w:bCs/>
+          <w:color w:val="156082" w:themeColor="accent1"/>
+          <w:kern w:val="0"/>
+          <w:lang w:eastAsia="fr-FR" w:bidi="ar-SA"/>
+        </w:rPr>
+        <w:t xml:space="preserve">  "</w:t>
+      </w:r>
+      <w:proofErr w:type="spellStart"/>
+      <w:r>
+        <w:rPr>
+          <w:rFonts w:eastAsia="Times New Roman" w:cs="Arial"/>
+          <w:b/>
+          <w:bCs/>
+          <w:color w:val="156082" w:themeColor="accent1"/>
+          <w:kern w:val="0"/>
+          <w:lang w:eastAsia="fr-FR" w:bidi="ar-SA"/>
+        </w:rPr>
+        <w:t>name</w:t>
+      </w:r>
+      <w:proofErr w:type="spellEnd"/>
+      <w:r>
+        <w:rPr>
+          <w:rFonts w:eastAsia="Times New Roman" w:cs="Arial"/>
+          <w:b/>
+          <w:bCs/>
+          <w:color w:val="156082" w:themeColor="accent1"/>
+          <w:kern w:val="0"/>
+          <w:lang w:eastAsia="fr-FR" w:bidi="ar-SA"/>
+        </w:rPr>
+        <w:t>": "Aix-en-Provence",</w:t>
+      </w:r>
+    </w:p>
+    <w:p>
+      <w:pPr>
+        <w:rPr>
+          <w:rFonts w:eastAsia="Times New Roman" w:cs="Arial"/>
+          <w:b/>
+          <w:bCs/>
+          <w:color w:val="156082" w:themeColor="accent1"/>
+          <w:kern w:val="0"/>
+          <w:lang w:eastAsia="fr-FR" w:bidi="ar-SA"/>
+        </w:rPr>
+      </w:pPr>
+      <w:r>
+        <w:rPr>
+          <w:rFonts w:eastAsia="Times New Roman" w:cs="Arial"/>
+          <w:b/>
+          <w:bCs/>
+          <w:color w:val="156082" w:themeColor="accent1"/>
+          <w:kern w:val="0"/>
+          <w:lang w:eastAsia="fr-FR" w:bidi="ar-SA"/>
+        </w:rPr>
+        <w:t xml:space="preserve">  "</w:t>
+      </w:r>
+      <w:proofErr w:type="spellStart"/>
+      <w:r>
+        <w:rPr>
+          <w:rFonts w:eastAsia="Times New Roman" w:cs="Arial"/>
+          <w:b/>
+          <w:bCs/>
+          <w:color w:val="156082" w:themeColor="accent1"/>
+          <w:kern w:val="0"/>
+          <w:lang w:eastAsia="fr-FR" w:bidi="ar-SA"/>
+        </w:rPr>
+        <w:t>cod</w:t>
+      </w:r>
+      <w:proofErr w:type="spellEnd"/>
+      <w:r>
+        <w:rPr>
+          <w:rFonts w:eastAsia="Times New Roman" w:cs="Arial"/>
+          <w:b/>
+          <w:bCs/>
+          <w:color w:val="156082" w:themeColor="accent1"/>
+          <w:kern w:val="0"/>
+          <w:lang w:eastAsia="fr-FR" w:bidi="ar-SA"/>
+        </w:rPr>
+        <w:t>": 200</w:t>
+      </w:r>
+    </w:p>
+    <w:p>
+      <w:pPr>
+        <w:rPr>
+          <w:rFonts w:eastAsia="Times New Roman" w:cs="Arial"/>
+          <w:b/>
+          <w:bCs/>
+          <w:color w:val="156082" w:themeColor="accent1"/>
+          <w:kern w:val="0"/>
+          <w:lang w:eastAsia="fr-FR" w:bidi="ar-SA"/>
+        </w:rPr>
+      </w:pPr>
+      <w:r>
+        <w:rPr>
+          <w:rFonts w:eastAsia="Times New Roman" w:cs="Arial"/>
+          <w:b/>
+          <w:bCs/>
+          <w:color w:val="156082" w:themeColor="accent1"/>
+          <w:kern w:val="0"/>
+          <w:lang w:eastAsia="fr-FR" w:bidi="ar-SA"/>
+        </w:rPr>
+        <w:t>}</w:t>
+      </w:r>
+    </w:p>
+    <w:p>
+      <w:pPr>
+        <w:rPr>
+          <w:rFonts w:eastAsia="Times New Roman" w:cs="Arial"/>
+          <w:kern w:val="0"/>
+          <w:lang w:eastAsia="fr-FR" w:bidi="ar-SA"/>
+        </w:rPr>
+      </w:pPr>
+    </w:p>
+    <w:p>
+      <w:pPr>
+        <w:rPr>
+          <w:rFonts w:eastAsia="Times New Roman" w:cs="Arial"/>
+          <w:kern w:val="0"/>
+          <w:lang w:eastAsia="fr-FR" w:bidi="ar-SA"/>
+        </w:rPr>
+      </w:pPr>
+      <w:r>
+        <w:rPr>
+          <w:rFonts w:eastAsia="Times New Roman" w:cs="Arial"/>
+          <w:kern w:val="0"/>
+          <w:lang w:eastAsia="fr-FR" w:bidi="ar-SA"/>
+        </w:rPr>
+        <w:t xml:space="preserve">La clé </w:t>
+      </w:r>
+      <w:proofErr w:type="spellStart"/>
+      <w:r>
+        <w:rPr>
+          <w:rFonts w:eastAsia="Times New Roman" w:cs="Arial"/>
+          <w:b/>
+          <w:bCs/>
+          <w:kern w:val="0"/>
+          <w:lang w:eastAsia="fr-FR" w:bidi="ar-SA"/>
+        </w:rPr>
+        <w:t>cod</w:t>
+      </w:r>
+      <w:proofErr w:type="spellEnd"/>
+      <w:r>
+        <w:rPr>
+          <w:rFonts w:eastAsia="Times New Roman" w:cs="Arial"/>
+          <w:kern w:val="0"/>
+          <w:lang w:eastAsia="fr-FR" w:bidi="ar-SA"/>
+        </w:rPr>
+        <w:t xml:space="preserve"> signifie code de statut (code </w:t>
+      </w:r>
+      <w:proofErr w:type="spellStart"/>
+      <w:r>
+        <w:rPr>
+          <w:rFonts w:eastAsia="Times New Roman" w:cs="Arial"/>
+          <w:kern w:val="0"/>
+          <w:lang w:eastAsia="fr-FR" w:bidi="ar-SA"/>
+        </w:rPr>
+        <w:t>status</w:t>
+      </w:r>
+      <w:proofErr w:type="spellEnd"/>
+      <w:r>
+        <w:rPr>
+          <w:rFonts w:eastAsia="Times New Roman" w:cs="Arial"/>
+          <w:kern w:val="0"/>
+          <w:lang w:eastAsia="fr-FR" w:bidi="ar-SA"/>
+        </w:rPr>
+        <w:t>).</w:t>
+      </w:r>
+    </w:p>
+    <w:p>
+      <w:pPr>
+        <w:rPr>
+          <w:rFonts w:eastAsia="Times New Roman" w:cs="Arial"/>
+          <w:kern w:val="0"/>
+          <w:lang w:eastAsia="fr-FR" w:bidi="ar-SA"/>
+        </w:rPr>
+      </w:pPr>
+      <w:r>
+        <w:rPr>
+          <w:rFonts w:eastAsia="Times New Roman" w:cs="Arial"/>
+          <w:kern w:val="0"/>
+          <w:lang w:eastAsia="fr-FR" w:bidi="ar-SA"/>
+        </w:rPr>
+        <w:t>Elle est renvoyée par l’API de OpenWeather pour indiquer si la requête a réussi ou échoué.</w:t>
+      </w:r>
+    </w:p>
+    <w:p>
+      <w:pPr>
+        <w:rPr>
+          <w:rFonts w:eastAsia="Times New Roman" w:cs="Arial"/>
+          <w:kern w:val="0"/>
+          <w:lang w:eastAsia="fr-FR" w:bidi="ar-SA"/>
+        </w:rPr>
+      </w:pPr>
+      <w:r>
+        <w:rPr>
+          <w:rFonts w:eastAsia="Times New Roman" w:cs="Arial"/>
+          <w:kern w:val="0"/>
+          <w:lang w:eastAsia="fr-FR" w:bidi="ar-SA"/>
+        </w:rPr>
+        <w:t>C’est le même principe que les codes HTTP :</w:t>
+      </w:r>
+    </w:p>
+    <w:p>
+      <w:pPr>
+        <w:pStyle w:val="Paragraphedeliste"/>
+        <w:numPr>
+          <w:ilvl w:val="0"/>
+          <w:numId w:val="30"/>
+        </w:numPr>
+        <w:ind w:left="5245"/>
+        <w:rPr>
+          <w:rFonts w:eastAsia="Times New Roman" w:cs="Arial"/>
+          <w:kern w:val="0"/>
+          <w:lang w:eastAsia="fr-FR" w:bidi="ar-SA"/>
+        </w:rPr>
+      </w:pPr>
+      <w:r>
+        <w:rPr>
+          <w:rFonts w:eastAsia="Times New Roman" w:cs="Arial"/>
+          <w:kern w:val="0"/>
+          <w:lang w:eastAsia="fr-FR" w:bidi="ar-SA"/>
+        </w:rPr>
+        <w:t>200 = OK</w:t>
+      </w:r>
+    </w:p>
+    <w:p>
+      <w:pPr>
+        <w:pStyle w:val="Paragraphedeliste"/>
+        <w:numPr>
+          <w:ilvl w:val="0"/>
+          <w:numId w:val="30"/>
+        </w:numPr>
+        <w:ind w:left="5245"/>
+        <w:rPr>
+          <w:rFonts w:eastAsia="Times New Roman" w:cs="Arial"/>
+          <w:kern w:val="0"/>
+          <w:lang w:eastAsia="fr-FR" w:bidi="ar-SA"/>
+        </w:rPr>
+      </w:pPr>
+      <w:r>
+        <w:rPr>
+          <w:rFonts w:eastAsia="Times New Roman" w:cs="Arial"/>
+          <w:kern w:val="0"/>
+          <w:lang w:eastAsia="fr-FR" w:bidi="ar-SA"/>
+        </w:rPr>
+        <w:t>404 = Not Found</w:t>
+      </w:r>
+    </w:p>
+    <w:p>
+      <w:pPr>
+        <w:pStyle w:val="Paragraphedeliste"/>
+        <w:numPr>
+          <w:ilvl w:val="0"/>
+          <w:numId w:val="30"/>
+        </w:numPr>
+        <w:ind w:left="5245"/>
+        <w:rPr>
+          <w:rFonts w:eastAsia="Times New Roman" w:cs="Arial"/>
+          <w:kern w:val="0"/>
+          <w:lang w:eastAsia="fr-FR" w:bidi="ar-SA"/>
+        </w:rPr>
+      </w:pPr>
+      <w:r>
+        <w:rPr>
+          <w:rFonts w:eastAsia="Times New Roman" w:cs="Arial"/>
+          <w:kern w:val="0"/>
+          <w:lang w:eastAsia="fr-FR" w:bidi="ar-SA"/>
+        </w:rPr>
+        <w:t>500 = Server Error</w:t>
+      </w:r>
+    </w:p>
+    <w:p>
+      <w:pPr>
+        <w:rPr>
+          <w:rFonts w:eastAsia="Times New Roman" w:cs="Arial"/>
+          <w:kern w:val="0"/>
+          <w:lang w:eastAsia="fr-FR" w:bidi="ar-SA"/>
+        </w:rPr>
+      </w:pPr>
+    </w:p>
+    <w:p>
+      <w:pPr>
+        <w:rPr>
+          <w:rFonts w:eastAsia="Times New Roman" w:cs="Arial"/>
+          <w:kern w:val="0"/>
+          <w:lang w:eastAsia="fr-FR" w:bidi="ar-SA"/>
+        </w:rPr>
+      </w:pPr>
+      <w:r>
+        <w:rPr>
+          <w:noProof/>
+        </w:rPr>
+        <w:drawing>
+          <wp:inline distT="0" distB="0" distL="0" distR="0" wp14:anchorId="391858F2" wp14:editId="1FD4F9D2">
+            <wp:extent cx="5463540" cy="2558222"/>
+            <wp:effectExtent l="0" t="0" r="3810" b="0"/>
+            <wp:docPr id="926320252" name="Image 2" descr="Une image contenant texte, capture d’écran, Police&#10;&#10;Le contenu généré par l’IA peut être incorrect."/>
+            <wp:cNvGraphicFramePr>
+              <a:graphicFrameLocks xmlns:a="http://schemas.openxmlformats.org/drawingml/2006/main" noChangeAspect="1"/>
+            </wp:cNvGraphicFramePr>
+            <a:graphic xmlns:a="http://schemas.openxmlformats.org/drawingml/2006/main">
+              <a:graphicData uri="http://schemas.openxmlformats.org/drawingml/2006/picture">
+                <pic:pic xmlns:pic="http://schemas.openxmlformats.org/drawingml/2006/picture">
+                  <pic:nvPicPr>
+                    <pic:cNvPr id="926320252" name="Image 2" descr="Une image contenant texte, capture d’écran, Police&#10;&#10;Le contenu généré par l’IA peut être incorrect."/>
+                    <pic:cNvPicPr>
+                      <a:picLocks noChangeAspect="1" noChangeArrowheads="1"/>
+                    </pic:cNvPicPr>
+                  </pic:nvPicPr>
+                  <pic:blipFill>
+                    <a:blip r:embed="rId16">
+                      <a:extLst>
+                        <a:ext uri="{28A0092B-C50C-407E-A947-70E740481C1C}">
+                          <a14:useLocalDpi xmlns:a14="http://schemas.microsoft.com/office/drawing/2010/main" val="0"/>
+                        </a:ext>
+                      </a:extLst>
+                    </a:blip>
+                    <a:srcRect/>
+                    <a:stretch>
+                      <a:fillRect/>
+                    </a:stretch>
+                  </pic:blipFill>
+                  <pic:spPr bwMode="auto">
+                    <a:xfrm>
+                      <a:off x="0" y="0"/>
+                      <a:ext cx="5491977" cy="2571537"/>
+                    </a:xfrm>
+                    <a:prstGeom prst="rect">
+                      <a:avLst/>
+                    </a:prstGeom>
+                    <a:noFill/>
+                    <a:ln>
+                      <a:noFill/>
+                    </a:ln>
+                  </pic:spPr>
+                </pic:pic>
+              </a:graphicData>
+            </a:graphic>
+          </wp:inline>
+        </w:drawing>
+      </w:r>
+    </w:p>
+    <w:p>
+      <w:pPr>
+        <w:rPr>
+          <w:rFonts w:eastAsia="Times New Roman" w:cs="Arial"/>
+          <w:kern w:val="0"/>
+          <w:lang w:eastAsia="fr-FR" w:bidi="ar-SA"/>
+        </w:rPr>
+      </w:pPr>
+      <w:r>
+        <w:rPr>
+          <w:rFonts w:eastAsia="Times New Roman" w:cs="Arial"/>
+          <w:kern w:val="0"/>
+          <w:lang w:eastAsia="fr-FR" w:bidi="ar-SA"/>
+        </w:rPr>
+        <w:t>On récupère toutes les informations liées à la météo.</w:t>
+      </w:r>
+    </w:p>
+    <w:p>
+      <w:pPr>
+        <w:rPr>
+          <w:rFonts w:eastAsia="Times New Roman" w:cs="Arial"/>
+          <w:kern w:val="0"/>
+          <w:lang w:eastAsia="fr-FR" w:bidi="ar-SA"/>
+        </w:rPr>
+      </w:pPr>
+      <w:r>
+        <w:rPr>
+          <w:noProof/>
+        </w:rPr>
+        <w:drawing>
+          <wp:inline distT="0" distB="0" distL="0" distR="0" wp14:anchorId="187023DE" wp14:editId="2FC1BFFE">
+            <wp:extent cx="5372100" cy="2324486"/>
+            <wp:effectExtent l="0" t="0" r="0" b="0"/>
+            <wp:docPr id="188636215" name="Image 1" descr="Une image contenant texte, capture d’écran, logiciel, Logiciel multimédia&#10;&#10;Le contenu généré par l’IA peut être incorrect."/>
+            <wp:cNvGraphicFramePr>
+              <a:graphicFrameLocks xmlns:a="http://schemas.openxmlformats.org/drawingml/2006/main" noChangeAspect="1"/>
+            </wp:cNvGraphicFramePr>
+            <a:graphic xmlns:a="http://schemas.openxmlformats.org/drawingml/2006/main">
+              <a:graphicData uri="http://schemas.openxmlformats.org/drawingml/2006/picture">
+                <pic:pic xmlns:pic="http://schemas.openxmlformats.org/drawingml/2006/picture">
+                  <pic:nvPicPr>
+                    <pic:cNvPr id="188636215" name="Image 1" descr="Une image contenant texte, capture d’écran, logiciel, Logiciel multimédia&#10;&#10;Le contenu généré par l’IA peut être incorrect."/>
+                    <pic:cNvPicPr>
+                      <a:picLocks noChangeAspect="1" noChangeArrowheads="1"/>
+                    </pic:cNvPicPr>
+                  </pic:nvPicPr>
+                  <pic:blipFill>
+                    <a:blip r:embed="rId17">
+                      <a:extLst>
+                        <a:ext uri="{28A0092B-C50C-407E-A947-70E740481C1C}">
+                          <a14:useLocalDpi xmlns:a14="http://schemas.microsoft.com/office/drawing/2010/main" val="0"/>
+                        </a:ext>
+                      </a:extLst>
+                    </a:blip>
+                    <a:srcRect/>
+                    <a:stretch>
+                      <a:fillRect/>
+                    </a:stretch>
+                  </pic:blipFill>
+                  <pic:spPr bwMode="auto">
+                    <a:xfrm>
+                      <a:off x="0" y="0"/>
+                      <a:ext cx="5389956" cy="2332212"/>
+                    </a:xfrm>
+                    <a:prstGeom prst="rect">
+                      <a:avLst/>
+                    </a:prstGeom>
+                    <a:noFill/>
+                    <a:ln>
+                      <a:noFill/>
+                    </a:ln>
+                  </pic:spPr>
+                </pic:pic>
+              </a:graphicData>
+            </a:graphic>
+          </wp:inline>
+        </w:drawing>
+      </w:r>
+    </w:p>
+    <w:p>
+      <w:pPr>
+        <w:rPr>
+          <w:rFonts w:eastAsia="Times New Roman" w:cs="Arial"/>
+          <w:kern w:val="0"/>
+          <w:lang w:eastAsia="fr-FR" w:bidi="ar-SA"/>
+        </w:rPr>
+      </w:pPr>
+      <w:r>
+        <w:rPr>
+          <w:rFonts w:eastAsia="Times New Roman" w:cs="Arial"/>
+          <w:kern w:val="0"/>
+          <w:lang w:eastAsia="fr-FR" w:bidi="ar-SA"/>
+        </w:rPr>
+        <w:lastRenderedPageBreak/>
+        <w:t>On récupère le fond dynamique sous la forme de $</w:t>
+      </w:r>
+      <w:proofErr w:type="spellStart"/>
+      <w:r>
+        <w:rPr>
+          <w:rFonts w:eastAsia="Times New Roman" w:cs="Arial"/>
+          <w:kern w:val="0"/>
+          <w:lang w:eastAsia="fr-FR" w:bidi="ar-SA"/>
+        </w:rPr>
+        <w:t>bg</w:t>
+      </w:r>
+      <w:proofErr w:type="spellEnd"/>
+      <w:r>
+        <w:rPr>
+          <w:rFonts w:eastAsia="Times New Roman" w:cs="Arial"/>
+          <w:kern w:val="0"/>
+          <w:lang w:eastAsia="fr-FR" w:bidi="ar-SA"/>
+        </w:rPr>
+        <w:t xml:space="preserve"> et on l’affiche grâce au script </w:t>
+      </w:r>
+      <w:proofErr w:type="spellStart"/>
+      <w:r>
+        <w:rPr>
+          <w:rFonts w:eastAsia="Times New Roman" w:cs="Arial"/>
+          <w:kern w:val="0"/>
+          <w:lang w:eastAsia="fr-FR" w:bidi="ar-SA"/>
+        </w:rPr>
+        <w:t>js</w:t>
+      </w:r>
+      <w:proofErr w:type="spellEnd"/>
+      <w:r>
+        <w:rPr>
+          <w:rFonts w:eastAsia="Times New Roman" w:cs="Arial"/>
+          <w:kern w:val="0"/>
+          <w:lang w:eastAsia="fr-FR" w:bidi="ar-SA"/>
+        </w:rPr>
+        <w:t>.</w:t>
+      </w:r>
+    </w:p>
+    <w:p>
+      <w:pPr>
+        <w:rPr>
+          <w:rFonts w:eastAsia="Times New Roman" w:cs="Arial"/>
+          <w:kern w:val="0"/>
+          <w:lang w:eastAsia="fr-FR" w:bidi="ar-SA"/>
+        </w:rPr>
+      </w:pPr>
+    </w:p>
+    <w:p>
+      <w:pPr>
+        <w:rPr>
+          <w:rFonts w:eastAsia="Times New Roman" w:cs="Arial"/>
+          <w:kern w:val="0"/>
+          <w:lang w:eastAsia="fr-FR" w:bidi="ar-SA"/>
+        </w:rPr>
+      </w:pPr>
+      <w:r>
+        <w:rPr>
+          <w:noProof/>
+        </w:rPr>
+        <w:drawing>
+          <wp:inline distT="0" distB="0" distL="0" distR="0" wp14:anchorId="441B4FCD" wp14:editId="07E9C0F2">
+            <wp:extent cx="5654198" cy="2615565"/>
+            <wp:effectExtent l="0" t="0" r="3810" b="0"/>
+            <wp:docPr id="853389109" name="Image 2" descr="Une image contenant texte, capture d’écran, Police, logiciel&#10;&#10;Le contenu généré par l’IA peut être incorrect."/>
+            <wp:cNvGraphicFramePr>
+              <a:graphicFrameLocks xmlns:a="http://schemas.openxmlformats.org/drawingml/2006/main" noChangeAspect="1"/>
+            </wp:cNvGraphicFramePr>
+            <a:graphic xmlns:a="http://schemas.openxmlformats.org/drawingml/2006/main">
+              <a:graphicData uri="http://schemas.openxmlformats.org/drawingml/2006/picture">
+                <pic:pic xmlns:pic="http://schemas.openxmlformats.org/drawingml/2006/picture">
+                  <pic:nvPicPr>
+                    <pic:cNvPr id="853389109" name="Image 2" descr="Une image contenant texte, capture d’écran, Police, logiciel&#10;&#10;Le contenu généré par l’IA peut être incorrect."/>
+                    <pic:cNvPicPr>
+                      <a:picLocks noChangeAspect="1" noChangeArrowheads="1"/>
+                    </pic:cNvPicPr>
+                  </pic:nvPicPr>
+                  <pic:blipFill>
+                    <a:blip r:embed="rId18">
+                      <a:extLst>
+                        <a:ext uri="{28A0092B-C50C-407E-A947-70E740481C1C}">
+                          <a14:useLocalDpi xmlns:a14="http://schemas.microsoft.com/office/drawing/2010/main" val="0"/>
+                        </a:ext>
+                      </a:extLst>
+                    </a:blip>
+                    <a:srcRect/>
+                    <a:stretch>
+                      <a:fillRect/>
+                    </a:stretch>
+                  </pic:blipFill>
+                  <pic:spPr bwMode="auto">
+                    <a:xfrm>
+                      <a:off x="0" y="0"/>
+                      <a:ext cx="5669255" cy="2622530"/>
+                    </a:xfrm>
+                    <a:prstGeom prst="rect">
+                      <a:avLst/>
+                    </a:prstGeom>
+                    <a:noFill/>
+                    <a:ln>
+                      <a:noFill/>
+                    </a:ln>
+                  </pic:spPr>
+                </pic:pic>
+              </a:graphicData>
+            </a:graphic>
+          </wp:inline>
+        </w:drawing>
+      </w:r>
+    </w:p>
+    <w:p>
+      <w:pPr>
+        <w:rPr>
+          <w:rFonts w:eastAsia="Times New Roman" w:cs="Arial"/>
+          <w:kern w:val="0"/>
+          <w:lang w:eastAsia="fr-FR" w:bidi="ar-SA"/>
+        </w:rPr>
+      </w:pPr>
+    </w:p>
+    <w:p>
+      <w:pPr>
+        <w:rPr>
+          <w:rFonts w:eastAsia="Times New Roman" w:cs="Arial"/>
+          <w:kern w:val="0"/>
+          <w:lang w:eastAsia="fr-FR" w:bidi="ar-SA"/>
+        </w:rPr>
+      </w:pPr>
+      <w:r>
+        <w:rPr>
+          <w:rFonts w:eastAsia="Times New Roman" w:cs="Arial"/>
+          <w:kern w:val="0"/>
+          <w:lang w:eastAsia="fr-FR" w:bidi="ar-SA"/>
+        </w:rPr>
+        <w:t xml:space="preserve">La </w:t>
+      </w:r>
+      <w:r>
+        <w:rPr>
+          <w:rFonts w:eastAsia="Times New Roman" w:cs="Arial"/>
+          <w:kern w:val="0"/>
+          <w:lang w:eastAsia="fr-FR" w:bidi="ar-SA"/>
+        </w:rPr>
+        <w:t xml:space="preserve">classe </w:t>
+      </w:r>
+      <w:proofErr w:type="spellStart"/>
+      <w:r>
+        <w:rPr>
+          <w:rFonts w:eastAsia="Times New Roman" w:cs="Arial"/>
+          <w:kern w:val="0"/>
+          <w:lang w:eastAsia="fr-FR" w:bidi="ar-SA"/>
+        </w:rPr>
+        <w:t>card</w:t>
+      </w:r>
+      <w:proofErr w:type="spellEnd"/>
+      <w:r>
+        <w:rPr>
+          <w:rFonts w:eastAsia="Times New Roman" w:cs="Arial"/>
+          <w:kern w:val="0"/>
+          <w:lang w:eastAsia="fr-FR" w:bidi="ar-SA"/>
+        </w:rPr>
+        <w:t xml:space="preserve"> est défini dans </w:t>
+      </w:r>
+      <w:proofErr w:type="gramStart"/>
+      <w:r>
+        <w:rPr>
+          <w:rFonts w:eastAsia="Times New Roman" w:cs="Arial"/>
+          <w:kern w:val="0"/>
+          <w:lang w:eastAsia="fr-FR" w:bidi="ar-SA"/>
+        </w:rPr>
+        <w:t>le if</w:t>
+      </w:r>
+      <w:proofErr w:type="gramEnd"/>
+      <w:r>
+        <w:rPr>
+          <w:rFonts w:eastAsia="Times New Roman" w:cs="Arial"/>
+          <w:kern w:val="0"/>
+          <w:lang w:eastAsia="fr-FR" w:bidi="ar-SA"/>
+        </w:rPr>
+        <w:t xml:space="preserve"> de </w:t>
+      </w:r>
+      <w:proofErr w:type="spellStart"/>
+      <w:r>
+        <w:rPr>
+          <w:rFonts w:eastAsia="Times New Roman" w:cs="Arial"/>
+          <w:kern w:val="0"/>
+          <w:lang w:eastAsia="fr-FR" w:bidi="ar-SA"/>
+        </w:rPr>
+        <w:t>php</w:t>
+      </w:r>
+      <w:proofErr w:type="spellEnd"/>
+      <w:r>
+        <w:rPr>
+          <w:rFonts w:eastAsia="Times New Roman" w:cs="Arial"/>
+          <w:kern w:val="0"/>
+          <w:lang w:eastAsia="fr-FR" w:bidi="ar-SA"/>
+        </w:rPr>
+        <w:t>. Tant que la réponse est 200, l’affichage peut se faire.</w:t>
+      </w:r>
+    </w:p>
+    <w:p>
+      <w:pPr>
+        <w:rPr>
+          <w:rFonts w:eastAsia="Times New Roman" w:cs="Arial"/>
+          <w:b/>
+          <w:bCs/>
+          <w:color w:val="0070C0"/>
+          <w:kern w:val="0"/>
+          <w:lang w:eastAsia="fr-FR" w:bidi="ar-SA"/>
+        </w:rPr>
+      </w:pPr>
+      <w:r>
+        <w:rPr>
+          <w:rFonts w:eastAsia="Times New Roman" w:cs="Arial"/>
+          <w:b/>
+          <w:bCs/>
+          <w:color w:val="0070C0"/>
+          <w:kern w:val="0"/>
+          <w:lang w:eastAsia="fr-FR" w:bidi="ar-SA"/>
+        </w:rPr>
+        <w:t>$city : variable contenant le nom de la ville renvoyé par l’API</w:t>
+      </w:r>
+    </w:p>
+    <w:p>
+      <w:pPr>
+        <w:rPr>
+          <w:lang w:eastAsia="fr-FR" w:bidi="ar-SA"/>
+        </w:rPr>
+      </w:pPr>
+    </w:p>
+    <w:p>
+      <w:pPr>
+        <w:rPr>
+          <w:b/>
+          <w:bCs/>
+          <w:color w:val="0070C0"/>
+          <w:lang w:eastAsia="fr-FR" w:bidi="ar-SA"/>
+        </w:rPr>
+      </w:pPr>
+      <w:r>
+        <w:rPr>
+          <w:b/>
+          <w:bCs/>
+          <w:color w:val="0070C0"/>
+          <w:lang w:eastAsia="fr-FR" w:bidi="ar-SA"/>
+        </w:rPr>
+        <w:t>&lt;?= esc($</w:t>
+      </w:r>
+      <w:proofErr w:type="spellStart"/>
+      <w:r>
+        <w:rPr>
+          <w:b/>
+          <w:bCs/>
+          <w:color w:val="0070C0"/>
+          <w:lang w:eastAsia="fr-FR" w:bidi="ar-SA"/>
+        </w:rPr>
+        <w:t>icon</w:t>
+      </w:r>
+      <w:proofErr w:type="spellEnd"/>
+      <w:r>
+        <w:rPr>
+          <w:b/>
+          <w:bCs/>
+          <w:color w:val="0070C0"/>
+          <w:lang w:eastAsia="fr-FR" w:bidi="ar-SA"/>
+        </w:rPr>
+        <w:t>) ?&gt;</w:t>
+      </w:r>
+    </w:p>
+    <w:p>
+      <w:pPr>
+        <w:rPr>
+          <w:lang w:eastAsia="fr-FR" w:bidi="ar-SA"/>
+        </w:rPr>
+      </w:pPr>
+      <w:r>
+        <w:rPr>
+          <w:lang w:eastAsia="fr-FR" w:bidi="ar-SA"/>
+        </w:rPr>
+        <w:t>$</w:t>
+      </w:r>
+      <w:proofErr w:type="spellStart"/>
+      <w:r>
+        <w:rPr>
+          <w:lang w:eastAsia="fr-FR" w:bidi="ar-SA"/>
+        </w:rPr>
+        <w:t>icon</w:t>
+      </w:r>
+      <w:proofErr w:type="spellEnd"/>
+      <w:r>
+        <w:rPr>
+          <w:lang w:eastAsia="fr-FR" w:bidi="ar-SA"/>
+        </w:rPr>
+        <w:t xml:space="preserve"> contient un code d’icône météo (ex : 01d, 02n)</w:t>
+      </w:r>
+    </w:p>
+    <w:p>
+      <w:pPr>
+        <w:rPr>
+          <w:lang w:eastAsia="fr-FR" w:bidi="ar-SA"/>
+        </w:rPr>
+      </w:pPr>
+    </w:p>
+    <w:p>
+      <w:pPr>
+        <w:rPr>
+          <w:lang w:eastAsia="fr-FR" w:bidi="ar-SA"/>
+        </w:rPr>
+      </w:pPr>
+      <w:r>
+        <w:rPr>
+          <w:lang w:eastAsia="fr-FR" w:bidi="ar-SA"/>
+        </w:rPr>
+        <w:t>l’URL complète devient par exemple :</w:t>
+      </w:r>
+    </w:p>
+    <w:p>
+      <w:pPr>
+        <w:rPr>
+          <w:b/>
+          <w:bCs/>
+          <w:color w:val="0070C0"/>
+          <w:lang w:eastAsia="fr-FR" w:bidi="ar-SA"/>
+        </w:rPr>
+      </w:pPr>
+      <w:r>
+        <w:rPr>
+          <w:b/>
+          <w:bCs/>
+          <w:color w:val="0070C0"/>
+          <w:lang w:eastAsia="fr-FR" w:bidi="ar-SA"/>
+        </w:rPr>
+        <w:t>https://openweathermap.org/img/wn/01d@2x.png</w:t>
+      </w:r>
+    </w:p>
+    <w:p>
+      <w:pPr>
+        <w:rPr>
+          <w:lang w:eastAsia="fr-FR" w:bidi="ar-SA"/>
+        </w:rPr>
+      </w:pPr>
+      <w:r>
+        <w:rPr>
+          <w:lang w:eastAsia="fr-FR" w:bidi="ar-SA"/>
+        </w:rPr>
+        <w:t>Cette image est fournie par l’API météo.</w:t>
+      </w:r>
+    </w:p>
+    <w:p>
+      <w:pPr>
+        <w:rPr>
+          <w:lang w:eastAsia="fr-FR" w:bidi="ar-SA"/>
+        </w:rPr>
+      </w:pPr>
+    </w:p>
+    <w:p>
+      <w:pPr>
+        <w:rPr>
+          <w:b/>
+          <w:bCs/>
+          <w:color w:val="0070C0"/>
+          <w:lang w:eastAsia="fr-FR" w:bidi="ar-SA"/>
+        </w:rPr>
+      </w:pPr>
+      <w:r>
+        <w:rPr>
+          <w:b/>
+          <w:bCs/>
+          <w:color w:val="0070C0"/>
+          <w:lang w:eastAsia="fr-FR" w:bidi="ar-SA"/>
+        </w:rPr>
+        <w:t>alt</w:t>
+      </w:r>
+    </w:p>
+    <w:p>
+      <w:pPr>
+        <w:rPr>
+          <w:b/>
+          <w:bCs/>
+          <w:color w:val="0070C0"/>
+          <w:lang w:eastAsia="fr-FR" w:bidi="ar-SA"/>
+        </w:rPr>
+      </w:pPr>
+      <w:r>
+        <w:rPr>
+          <w:b/>
+          <w:bCs/>
+          <w:color w:val="0070C0"/>
+          <w:lang w:eastAsia="fr-FR" w:bidi="ar-SA"/>
+        </w:rPr>
+        <w:t>&lt;?= esc($</w:t>
+      </w:r>
+      <w:proofErr w:type="spellStart"/>
+      <w:r>
+        <w:rPr>
+          <w:b/>
+          <w:bCs/>
+          <w:color w:val="0070C0"/>
+          <w:lang w:eastAsia="fr-FR" w:bidi="ar-SA"/>
+        </w:rPr>
+        <w:t>desc</w:t>
+      </w:r>
+      <w:proofErr w:type="spellEnd"/>
+      <w:r>
+        <w:rPr>
+          <w:b/>
+          <w:bCs/>
+          <w:color w:val="0070C0"/>
+          <w:lang w:eastAsia="fr-FR" w:bidi="ar-SA"/>
+        </w:rPr>
+        <w:t>) ?&gt;</w:t>
+      </w:r>
+    </w:p>
+    <w:p>
+      <w:pPr>
+        <w:rPr>
+          <w:lang w:eastAsia="fr-FR" w:bidi="ar-SA"/>
+        </w:rPr>
+      </w:pPr>
+      <w:r>
+        <w:rPr>
+          <w:lang w:eastAsia="fr-FR" w:bidi="ar-SA"/>
+        </w:rPr>
+        <w:t>texte alternatif de l’image</w:t>
+      </w:r>
+    </w:p>
+    <w:p>
+      <w:pPr>
+        <w:rPr>
+          <w:lang w:eastAsia="fr-FR" w:bidi="ar-SA"/>
+        </w:rPr>
+      </w:pPr>
+      <w:r>
+        <w:rPr>
+          <w:lang w:eastAsia="fr-FR" w:bidi="ar-SA"/>
+        </w:rPr>
+        <w:t>utilisé pour l’accessibilité et les lecteurs d’écran</w:t>
+      </w:r>
+    </w:p>
+    <w:p>
+      <w:pPr>
+        <w:rPr>
+          <w:lang w:eastAsia="fr-FR" w:bidi="ar-SA"/>
+        </w:rPr>
+      </w:pPr>
+      <w:r>
+        <w:rPr>
+          <w:lang w:eastAsia="fr-FR" w:bidi="ar-SA"/>
+        </w:rPr>
+        <w:t>contient la description météo</w:t>
+      </w:r>
+      <w:r>
+        <w:rPr>
+          <w:lang w:eastAsia="fr-FR" w:bidi="ar-SA"/>
+        </w:rPr>
+        <w:t> : ciel dégagé</w:t>
+      </w:r>
+    </w:p>
+    <w:p>
+      <w:pPr>
+        <w:rPr>
+          <w:lang w:eastAsia="fr-FR" w:bidi="ar-SA"/>
+        </w:rPr>
+      </w:pPr>
+    </w:p>
+    <w:p>
+      <w:pPr>
+        <w:rPr>
+          <w:b/>
+          <w:bCs/>
+          <w:color w:val="0070C0"/>
+          <w:lang w:eastAsia="fr-FR" w:bidi="ar-SA"/>
+        </w:rPr>
+      </w:pPr>
+      <w:r>
+        <w:rPr>
+          <w:b/>
+          <w:bCs/>
+          <w:color w:val="0070C0"/>
+          <w:lang w:eastAsia="fr-FR" w:bidi="ar-SA"/>
+        </w:rPr>
+        <w:t>&lt;div class="temp"&gt;&lt;?= $temp ?&gt;°C&lt;/div&gt;</w:t>
+      </w:r>
+    </w:p>
+    <w:p>
+      <w:pPr>
+        <w:rPr>
+          <w:lang w:eastAsia="fr-FR" w:bidi="ar-SA"/>
+        </w:rPr>
+      </w:pPr>
+      <w:r>
+        <w:rPr>
+          <w:lang w:eastAsia="fr-FR" w:bidi="ar-SA"/>
+        </w:rPr>
+        <w:t>Explication :</w:t>
+      </w:r>
+    </w:p>
+    <w:p>
+      <w:pPr>
+        <w:rPr>
+          <w:lang w:eastAsia="fr-FR" w:bidi="ar-SA"/>
+        </w:rPr>
+      </w:pPr>
+      <w:r>
+        <w:rPr>
+          <w:lang w:eastAsia="fr-FR" w:bidi="ar-SA"/>
+        </w:rPr>
+        <w:t>&lt;div class="temp"&gt; : conteneur stylisé pour la température</w:t>
+      </w:r>
+    </w:p>
+    <w:p>
+      <w:pPr>
+        <w:rPr>
+          <w:lang w:eastAsia="fr-FR" w:bidi="ar-SA"/>
+        </w:rPr>
+      </w:pPr>
+      <w:r>
+        <w:rPr>
+          <w:lang w:eastAsia="fr-FR" w:bidi="ar-SA"/>
+        </w:rPr>
+        <w:t>$temp : température récupérée depuis l’API</w:t>
+      </w:r>
+    </w:p>
+    <w:p>
+      <w:pPr>
+        <w:rPr>
+          <w:lang w:eastAsia="fr-FR" w:bidi="ar-SA"/>
+        </w:rPr>
+      </w:pPr>
+      <w:r>
+        <w:rPr>
+          <w:lang w:eastAsia="fr-FR" w:bidi="ar-SA"/>
+        </w:rPr>
+        <w:t>°C : unité en degrés Celsius</w:t>
+      </w:r>
+    </w:p>
+    <w:p>
+      <w:pPr>
+        <w:rPr>
+          <w:lang w:eastAsia="fr-FR" w:bidi="ar-SA"/>
+        </w:rPr>
+      </w:pPr>
+      <w:r>
+        <w:rPr>
+          <w:lang w:eastAsia="fr-FR" w:bidi="ar-SA"/>
+        </w:rPr>
+        <w:t>Exemple affiché :18°C</w:t>
+      </w:r>
+    </w:p>
+    <w:p>
+      <w:pPr>
+        <w:rPr>
+          <w:lang w:eastAsia="fr-FR" w:bidi="ar-SA"/>
+        </w:rPr>
+      </w:pPr>
+    </w:p>
+    <w:p>
+      <w:pPr>
+        <w:rPr>
+          <w:lang w:eastAsia="fr-FR" w:bidi="ar-SA"/>
+        </w:rPr>
+      </w:pPr>
+      <w:r>
+        <w:rPr>
+          <w:noProof/>
+        </w:rPr>
+        <w:drawing>
+          <wp:inline distT="0" distB="0" distL="0" distR="0" wp14:anchorId="33F68735" wp14:editId="0767CCAE">
+            <wp:extent cx="6581703" cy="2392680"/>
+            <wp:effectExtent l="0" t="0" r="0" b="7620"/>
+            <wp:docPr id="1485376647" name="Image 3" descr="Une image contenant texte, capture d’écran, logiciel, Police&#10;&#10;Le contenu généré par l’IA peut être incorrect."/>
+            <wp:cNvGraphicFramePr>
+              <a:graphicFrameLocks xmlns:a="http://schemas.openxmlformats.org/drawingml/2006/main" noChangeAspect="1"/>
+            </wp:cNvGraphicFramePr>
+            <a:graphic xmlns:a="http://schemas.openxmlformats.org/drawingml/2006/main">
+              <a:graphicData uri="http://schemas.openxmlformats.org/drawingml/2006/picture">
+                <pic:pic xmlns:pic="http://schemas.openxmlformats.org/drawingml/2006/picture">
+                  <pic:nvPicPr>
+                    <pic:cNvPr id="1485376647" name="Image 3" descr="Une image contenant texte, capture d’écran, logiciel, Police&#10;&#10;Le contenu généré par l’IA peut être incorrect."/>
+                    <pic:cNvPicPr>
+                      <a:picLocks noChangeAspect="1" noChangeArrowheads="1"/>
+                    </pic:cNvPicPr>
+                  </pic:nvPicPr>
+                  <pic:blipFill>
+                    <a:blip r:embed="rId19">
+                      <a:extLst>
+                        <a:ext uri="{28A0092B-C50C-407E-A947-70E740481C1C}">
+                          <a14:useLocalDpi xmlns:a14="http://schemas.microsoft.com/office/drawing/2010/main" val="0"/>
+                        </a:ext>
+                      </a:extLst>
+                    </a:blip>
+                    <a:srcRect/>
+                    <a:stretch>
+                      <a:fillRect/>
+                    </a:stretch>
+                  </pic:blipFill>
+                  <pic:spPr bwMode="auto">
+                    <a:xfrm>
+                      <a:off x="0" y="0"/>
+                      <a:ext cx="6613098" cy="2404093"/>
+                    </a:xfrm>
+                    <a:prstGeom prst="rect">
+                      <a:avLst/>
+                    </a:prstGeom>
+                    <a:noFill/>
+                    <a:ln>
+                      <a:noFill/>
+                    </a:ln>
+                  </pic:spPr>
+                </pic:pic>
+              </a:graphicData>
+            </a:graphic>
+          </wp:inline>
+        </w:drawing>
+      </w:r>
+    </w:p>
+    <w:p>
+      <w:pPr>
+        <w:pStyle w:val="Titre3"/>
+      </w:pPr>
+      <w:r>
+        <w:lastRenderedPageBreak/>
+        <w:t>Ce que tu apprends :</w:t>
+      </w:r>
+    </w:p>
+    <w:p>
+      <w:pPr>
+        <w:pStyle w:val="Titre4"/>
+      </w:pPr>
+      <w:r>
+        <w:t xml:space="preserve">Utilisation de </w:t>
+      </w:r>
+      <w:proofErr w:type="spellStart"/>
+      <w:r>
+        <w:t>curlrequest</w:t>
+      </w:r>
+      <w:proofErr w:type="spellEnd"/>
+      <w:r>
+        <w:t>()</w:t>
+      </w:r>
+    </w:p>
+    <w:p>
+      <w:pPr>
+        <w:rPr>
+          <w:lang w:eastAsia="fr-FR" w:bidi="ar-SA"/>
+        </w:rPr>
+      </w:pPr>
+      <w:r>
+        <w:rPr>
+          <w:lang w:eastAsia="fr-FR" w:bidi="ar-SA"/>
+        </w:rPr>
+        <w:t xml:space="preserve">Dans une application </w:t>
+      </w:r>
+      <w:proofErr w:type="spellStart"/>
+      <w:r>
+        <w:rPr>
+          <w:lang w:eastAsia="fr-FR" w:bidi="ar-SA"/>
+        </w:rPr>
+        <w:t>CodeIgniter</w:t>
+      </w:r>
+      <w:proofErr w:type="spellEnd"/>
+      <w:r>
+        <w:rPr>
+          <w:lang w:eastAsia="fr-FR" w:bidi="ar-SA"/>
+        </w:rPr>
+        <w:t xml:space="preserve">, la fonction </w:t>
+      </w:r>
+      <w:proofErr w:type="spellStart"/>
+      <w:r>
+        <w:rPr>
+          <w:lang w:eastAsia="fr-FR" w:bidi="ar-SA"/>
+        </w:rPr>
+        <w:t>curlrequest</w:t>
+      </w:r>
+      <w:proofErr w:type="spellEnd"/>
+      <w:r>
+        <w:rPr>
+          <w:lang w:eastAsia="fr-FR" w:bidi="ar-SA"/>
+        </w:rPr>
+        <w:t xml:space="preserve">() permet d’effectuer des requêtes HTTP vers des services externes, comme une API. Elle crée un client CURL qui peut envoyer des requêtes GET, POST, etc. Dans le cas d’une application météo, le contrôleur utilise </w:t>
+      </w:r>
+      <w:proofErr w:type="gramStart"/>
+      <w:r>
+        <w:rPr>
+          <w:lang w:eastAsia="fr-FR" w:bidi="ar-SA"/>
+        </w:rPr>
+        <w:t>\Config\Services::</w:t>
+      </w:r>
+      <w:proofErr w:type="spellStart"/>
+      <w:proofErr w:type="gramEnd"/>
+      <w:r>
+        <w:rPr>
+          <w:lang w:eastAsia="fr-FR" w:bidi="ar-SA"/>
+        </w:rPr>
+        <w:t>curlrequest</w:t>
+      </w:r>
+      <w:proofErr w:type="spellEnd"/>
+      <w:r>
+        <w:rPr>
+          <w:lang w:eastAsia="fr-FR" w:bidi="ar-SA"/>
+        </w:rPr>
+        <w:t xml:space="preserve">() pour interroger l’API de OpenWeather. La méthode </w:t>
+      </w:r>
+      <w:proofErr w:type="spellStart"/>
+      <w:r>
+        <w:rPr>
+          <w:lang w:eastAsia="fr-FR" w:bidi="ar-SA"/>
+        </w:rPr>
+        <w:t>get</w:t>
+      </w:r>
+      <w:proofErr w:type="spellEnd"/>
+      <w:r>
+        <w:rPr>
+          <w:lang w:eastAsia="fr-FR" w:bidi="ar-SA"/>
+        </w:rPr>
+        <w:t>() est ensuite utilisée pour envoyer une requête avec différents paramètres (par exemple la ville, l’unité de température ou la langue). L’API renvoie une réponse au format JSON contenant les informations météo, que l’on peut ensuite traiter dans le contrôleur.</w:t>
+      </w:r>
+    </w:p>
+    <w:p>
+      <w:pPr>
+        <w:rPr>
+          <w:lang w:eastAsia="fr-FR" w:bidi="ar-SA"/>
+        </w:rPr>
+      </w:pPr>
+    </w:p>
+    <w:p>
+      <w:pPr>
+        <w:pStyle w:val="Titre4"/>
+      </w:pPr>
+      <w:r>
+        <w:t>Sécurisation de la clé API</w:t>
+      </w:r>
+    </w:p>
+    <w:p>
+      <w:pPr>
+        <w:rPr>
+          <w:lang w:eastAsia="fr-FR" w:bidi="ar-SA"/>
+        </w:rPr>
+      </w:pPr>
+      <w:r>
+        <w:rPr>
+          <w:lang w:eastAsia="fr-FR" w:bidi="ar-SA"/>
+        </w:rPr>
+        <w:t xml:space="preserve">Une clé API est une sorte de mot de passe permettant d’accéder à un service externe. Il est important de ne pas l’exposer directement dans le code visible par les utilisateurs, notamment dans les fichiers JavaScript côté navigateur. Dans une application utilisant un </w:t>
+      </w:r>
+      <w:proofErr w:type="spellStart"/>
+      <w:r>
+        <w:rPr>
+          <w:lang w:eastAsia="fr-FR" w:bidi="ar-SA"/>
+        </w:rPr>
+        <w:t>framework</w:t>
+      </w:r>
+      <w:proofErr w:type="spellEnd"/>
+      <w:r>
+        <w:rPr>
+          <w:lang w:eastAsia="fr-FR" w:bidi="ar-SA"/>
+        </w:rPr>
+        <w:t xml:space="preserve"> comme </w:t>
+      </w:r>
+      <w:proofErr w:type="spellStart"/>
+      <w:r>
+        <w:rPr>
+          <w:lang w:eastAsia="fr-FR" w:bidi="ar-SA"/>
+        </w:rPr>
+        <w:t>CodeIgniter</w:t>
+      </w:r>
+      <w:proofErr w:type="spellEnd"/>
+      <w:r>
+        <w:rPr>
+          <w:lang w:eastAsia="fr-FR" w:bidi="ar-SA"/>
+        </w:rPr>
+        <w:t>, la clé API est généralement placée dans un fichier de configuration ou dans un fichier d’environnement (.</w:t>
+      </w:r>
+      <w:proofErr w:type="spellStart"/>
+      <w:r>
+        <w:rPr>
+          <w:lang w:eastAsia="fr-FR" w:bidi="ar-SA"/>
+        </w:rPr>
+        <w:t>env</w:t>
+      </w:r>
+      <w:proofErr w:type="spellEnd"/>
+      <w:r>
+        <w:rPr>
+          <w:lang w:eastAsia="fr-FR" w:bidi="ar-SA"/>
+        </w:rPr>
+        <w:t>). Ainsi, elle reste côté serveur et n’est jamais envoyée au navigateur. Cette pratique améliore la sécurité de l’application et évite que la clé soit utilisée par des personnes non autorisées.</w:t>
+      </w:r>
+    </w:p>
+    <w:p>
+      <w:pPr>
+        <w:rPr>
+          <w:lang w:eastAsia="fr-FR" w:bidi="ar-SA"/>
+        </w:rPr>
+      </w:pPr>
+    </w:p>
+    <w:p>
+      <w:pPr>
+        <w:pStyle w:val="Titre4"/>
+      </w:pPr>
+      <w:r>
+        <w:t>Passage de données à une vue</w:t>
+      </w:r>
+    </w:p>
+    <w:p>
+      <w:pPr>
+        <w:rPr>
+          <w:lang w:eastAsia="fr-FR" w:bidi="ar-SA"/>
+        </w:rPr>
+      </w:pPr>
+      <w:r>
+        <w:rPr>
+          <w:lang w:eastAsia="fr-FR" w:bidi="ar-SA"/>
+        </w:rPr>
+        <w:t xml:space="preserve">Dans l’architecture MVC de </w:t>
+      </w:r>
+      <w:proofErr w:type="spellStart"/>
+      <w:r>
+        <w:rPr>
+          <w:lang w:eastAsia="fr-FR" w:bidi="ar-SA"/>
+        </w:rPr>
+        <w:t>CodeIgniter</w:t>
+      </w:r>
+      <w:proofErr w:type="spellEnd"/>
+      <w:r>
+        <w:rPr>
+          <w:lang w:eastAsia="fr-FR" w:bidi="ar-SA"/>
+        </w:rPr>
+        <w:t xml:space="preserve">, le contrôleur est responsable de récupérer les données (par exemple via une API) puis de les transmettre à la vue. Après avoir reçu la réponse de l’API et converti le JSON en tableau PHP, le contrôleur utilise la fonction </w:t>
+      </w:r>
+      <w:proofErr w:type="spellStart"/>
+      <w:r>
+        <w:rPr>
+          <w:lang w:eastAsia="fr-FR" w:bidi="ar-SA"/>
+        </w:rPr>
+        <w:t>view</w:t>
+      </w:r>
+      <w:proofErr w:type="spellEnd"/>
+      <w:r>
+        <w:rPr>
+          <w:lang w:eastAsia="fr-FR" w:bidi="ar-SA"/>
+        </w:rPr>
+        <w:t xml:space="preserve">() pour envoyer ces données à un fichier de vue. Par exemple, return </w:t>
+      </w:r>
+      <w:proofErr w:type="spellStart"/>
+      <w:r>
+        <w:rPr>
+          <w:lang w:eastAsia="fr-FR" w:bidi="ar-SA"/>
+        </w:rPr>
+        <w:t>view</w:t>
+      </w:r>
+      <w:proofErr w:type="spellEnd"/>
+      <w:r>
+        <w:rPr>
+          <w:lang w:eastAsia="fr-FR" w:bidi="ar-SA"/>
+        </w:rPr>
+        <w:t>('</w:t>
+      </w:r>
+      <w:proofErr w:type="spellStart"/>
+      <w:r>
+        <w:rPr>
+          <w:lang w:eastAsia="fr-FR" w:bidi="ar-SA"/>
+        </w:rPr>
+        <w:t>weather</w:t>
+      </w:r>
+      <w:proofErr w:type="spellEnd"/>
+      <w:r>
+        <w:rPr>
+          <w:lang w:eastAsia="fr-FR" w:bidi="ar-SA"/>
+        </w:rPr>
+        <w:t>', ['</w:t>
+      </w:r>
+      <w:proofErr w:type="spellStart"/>
+      <w:r>
+        <w:rPr>
+          <w:lang w:eastAsia="fr-FR" w:bidi="ar-SA"/>
+        </w:rPr>
+        <w:t>weather</w:t>
+      </w:r>
+      <w:proofErr w:type="spellEnd"/>
+      <w:r>
+        <w:rPr>
+          <w:lang w:eastAsia="fr-FR" w:bidi="ar-SA"/>
+        </w:rPr>
+        <w:t xml:space="preserve">' =&gt; $data]); signifie que les informations météo sont transmises à la vue </w:t>
+      </w:r>
+      <w:proofErr w:type="spellStart"/>
+      <w:r>
+        <w:rPr>
+          <w:lang w:eastAsia="fr-FR" w:bidi="ar-SA"/>
+        </w:rPr>
+        <w:t>weather.php</w:t>
+      </w:r>
+      <w:proofErr w:type="spellEnd"/>
+      <w:r>
+        <w:rPr>
+          <w:lang w:eastAsia="fr-FR" w:bidi="ar-SA"/>
+        </w:rPr>
+        <w:t xml:space="preserve"> dans une variable appelée $</w:t>
+      </w:r>
+      <w:proofErr w:type="spellStart"/>
+      <w:r>
+        <w:rPr>
+          <w:lang w:eastAsia="fr-FR" w:bidi="ar-SA"/>
+        </w:rPr>
+        <w:t>weather</w:t>
+      </w:r>
+      <w:proofErr w:type="spellEnd"/>
+      <w:r>
+        <w:rPr>
+          <w:lang w:eastAsia="fr-FR" w:bidi="ar-SA"/>
+        </w:rPr>
+        <w:t>. La vue peut ensuite afficher ces données dynamiquement dans le HTML, par exemple pour montrer la température, l’humidité ou le nom de la ville.</w:t>
       </w:r>
     </w:p>
     <w:p>
@@ -3707,266 +5818,1065 @@
     </w:p>
     <w:p>
       <w:pPr>
+        <w:pStyle w:val="Titre2"/>
+      </w:pPr>
+      <w:r>
+        <w:t>EXEMPLE 4 – API REST avec authentification (JWT)</w:t>
+      </w:r>
+    </w:p>
+    <w:p>
+      <w:pPr>
         <w:pStyle w:val="Titre3"/>
       </w:pPr>
       <w:r>
-        <w:t>Ce que tu apprends :</w:t>
-      </w:r>
-    </w:p>
-    <w:p>
-      <w:pPr>
-        <w:rPr>
-          <w:lang w:eastAsia="fr-FR" w:bidi="ar-SA"/>
-        </w:rPr>
-      </w:pPr>
-      <w:proofErr w:type="spellStart"/>
-      <w:r>
-        <w:rPr>
-          <w:lang w:eastAsia="fr-FR" w:bidi="ar-SA"/>
-        </w:rPr>
-        <w:t>curlrequest</w:t>
-      </w:r>
-      <w:proofErr w:type="spellEnd"/>
-      <w:r>
-        <w:rPr>
+        <w:t xml:space="preserve">Objectif : </w:t>
+      </w:r>
+    </w:p>
+    <w:p>
+      <w:pPr>
+        <w:rPr>
+          <w:lang w:eastAsia="fr-FR" w:bidi="ar-SA"/>
+        </w:rPr>
+      </w:pPr>
+      <w:r>
+        <w:rPr>
+          <w:lang w:eastAsia="fr-FR" w:bidi="ar-SA"/>
+        </w:rPr>
+        <w:t>C</w:t>
+      </w:r>
+      <w:r>
+        <w:rPr>
+          <w:lang w:eastAsia="fr-FR" w:bidi="ar-SA"/>
+        </w:rPr>
+        <w:t>omment créer un paiement avec l’API de Stripe en utilisant PHP, HTML, CSS et un peu de JavaScript.</w:t>
+      </w:r>
+    </w:p>
+    <w:p>
+      <w:pPr>
+        <w:rPr>
+          <w:lang w:eastAsia="fr-FR" w:bidi="ar-SA"/>
+        </w:rPr>
+      </w:pPr>
+      <w:r>
+        <w:rPr>
+          <w:lang w:eastAsia="fr-FR" w:bidi="ar-SA"/>
+        </w:rPr>
+        <w:t>Ce projet fonctionne avec Composer, le SDK Stripe PHP SDK et l’API de Stripe.</w:t>
+      </w:r>
+    </w:p>
+    <w:p>
+      <w:pPr>
+        <w:pStyle w:val="Titre4"/>
+      </w:pPr>
+      <w:r>
+        <w:t>Composer</w:t>
+      </w:r>
+    </w:p>
+    <w:p>
+      <w:pPr>
+        <w:rPr>
+          <w:lang w:eastAsia="fr-FR" w:bidi="ar-SA"/>
+        </w:rPr>
+      </w:pPr>
+      <w:r>
+        <w:rPr>
+          <w:b/>
+          <w:bCs/>
+          <w:lang w:eastAsia="fr-FR" w:bidi="ar-SA"/>
+        </w:rPr>
+        <w:t>Composer est un gestionnaire de dépendances pour PHP</w:t>
+      </w:r>
+      <w:r>
+        <w:rPr>
+          <w:lang w:eastAsia="fr-FR" w:bidi="ar-SA"/>
+        </w:rPr>
+        <w:t xml:space="preserve">. Son rôle est de permettre aux développeurs d’installer facilement des bibliothèques externes dans un projet sans avoir à les télécharger et les configurer manuellement. Dans le projet de paiement, Composer est utilisé pour installer la bibliothèque Stripe grâce à la commande </w:t>
+      </w:r>
+      <w:r>
+        <w:rPr>
+          <w:b/>
+          <w:bCs/>
+          <w:color w:val="0070C0"/>
+          <w:lang w:eastAsia="fr-FR" w:bidi="ar-SA"/>
+        </w:rPr>
+        <w:t xml:space="preserve">composer </w:t>
+      </w:r>
+      <w:proofErr w:type="spellStart"/>
+      <w:r>
+        <w:rPr>
+          <w:b/>
+          <w:bCs/>
+          <w:color w:val="0070C0"/>
+          <w:lang w:eastAsia="fr-FR" w:bidi="ar-SA"/>
+        </w:rPr>
+        <w:t>require</w:t>
+      </w:r>
+      <w:proofErr w:type="spellEnd"/>
+      <w:r>
+        <w:rPr>
+          <w:b/>
+          <w:bCs/>
+          <w:color w:val="0070C0"/>
+          <w:lang w:eastAsia="fr-FR" w:bidi="ar-SA"/>
+        </w:rPr>
+        <w:t xml:space="preserve"> </w:t>
+      </w:r>
+      <w:proofErr w:type="spellStart"/>
+      <w:r>
+        <w:rPr>
+          <w:b/>
+          <w:bCs/>
+          <w:color w:val="0070C0"/>
+          <w:lang w:eastAsia="fr-FR" w:bidi="ar-SA"/>
+        </w:rPr>
+        <w:t>stripe</w:t>
+      </w:r>
+      <w:proofErr w:type="spellEnd"/>
+      <w:r>
+        <w:rPr>
+          <w:b/>
+          <w:bCs/>
+          <w:color w:val="0070C0"/>
+          <w:lang w:eastAsia="fr-FR" w:bidi="ar-SA"/>
+        </w:rPr>
+        <w:t>/</w:t>
+      </w:r>
+      <w:proofErr w:type="spellStart"/>
+      <w:r>
+        <w:rPr>
+          <w:b/>
+          <w:bCs/>
+          <w:color w:val="0070C0"/>
+          <w:lang w:eastAsia="fr-FR" w:bidi="ar-SA"/>
+        </w:rPr>
+        <w:t>stripe-php</w:t>
+      </w:r>
+      <w:proofErr w:type="spellEnd"/>
+      <w:r>
+        <w:rPr>
+          <w:lang w:eastAsia="fr-FR" w:bidi="ar-SA"/>
+        </w:rPr>
+        <w:t xml:space="preserve">. Cette commande télécharge automatiquement les fichiers nécessaires et les place dans le dossier </w:t>
+      </w:r>
+      <w:proofErr w:type="spellStart"/>
+      <w:r>
+        <w:rPr>
+          <w:lang w:eastAsia="fr-FR" w:bidi="ar-SA"/>
+        </w:rPr>
+        <w:t>vendor</w:t>
+      </w:r>
+      <w:proofErr w:type="spellEnd"/>
+      <w:r>
+        <w:rPr>
+          <w:lang w:eastAsia="fr-FR" w:bidi="ar-SA"/>
+        </w:rPr>
+        <w:t xml:space="preserve">. Composer génère également un fichier appelé </w:t>
+      </w:r>
+      <w:proofErr w:type="spellStart"/>
+      <w:r>
+        <w:rPr>
+          <w:b/>
+          <w:bCs/>
+          <w:color w:val="0070C0"/>
+          <w:lang w:eastAsia="fr-FR" w:bidi="ar-SA"/>
+        </w:rPr>
+        <w:t>autoload.php</w:t>
+      </w:r>
+      <w:proofErr w:type="spellEnd"/>
+      <w:r>
+        <w:rPr>
+          <w:lang w:eastAsia="fr-FR" w:bidi="ar-SA"/>
+        </w:rPr>
+        <w:t xml:space="preserve"> qui permet de charger automatiquement les classes PHP utilisées dans le projet. Grâce à Composer, la gestion des bibliothèques devient </w:t>
+      </w:r>
+      <w:r>
+        <w:rPr>
+          <w:b/>
+          <w:bCs/>
+          <w:lang w:eastAsia="fr-FR" w:bidi="ar-SA"/>
+        </w:rPr>
+        <w:t>plus simple, plus rapide et plus fiable</w:t>
+      </w:r>
+      <w:r>
+        <w:rPr>
+          <w:lang w:eastAsia="fr-FR" w:bidi="ar-SA"/>
+        </w:rPr>
+        <w:t>.</w:t>
+      </w:r>
+    </w:p>
+    <w:p>
+      <w:pPr>
+        <w:pStyle w:val="Titre4"/>
+      </w:pPr>
+      <w:r>
+        <w:t>Le SDK Stripe</w:t>
+      </w:r>
+    </w:p>
+    <w:p>
+      <w:pPr>
+        <w:rPr>
+          <w:lang w:eastAsia="fr-FR" w:bidi="ar-SA"/>
+        </w:rPr>
+      </w:pPr>
+      <w:r>
+        <w:rPr>
+          <w:lang w:eastAsia="fr-FR" w:bidi="ar-SA"/>
+        </w:rPr>
+        <w:t xml:space="preserve">Le projet utilise le SDK officiel PHP de Stripe, appelé Stripe PHP SDK. Un SDK (Software </w:t>
+      </w:r>
+      <w:proofErr w:type="spellStart"/>
+      <w:r>
+        <w:rPr>
+          <w:lang w:eastAsia="fr-FR" w:bidi="ar-SA"/>
+        </w:rPr>
+        <w:t>Development</w:t>
+      </w:r>
+      <w:proofErr w:type="spellEnd"/>
+      <w:r>
+        <w:rPr>
+          <w:lang w:eastAsia="fr-FR" w:bidi="ar-SA"/>
+        </w:rPr>
+        <w:t xml:space="preserve"> Kit) est </w:t>
+      </w:r>
+      <w:r>
+        <w:rPr>
+          <w:b/>
+          <w:bCs/>
+          <w:lang w:eastAsia="fr-FR" w:bidi="ar-SA"/>
+        </w:rPr>
+        <w:t>un ensemble d’outils et de fonctions qui simplifient l’utilisation d’une API</w:t>
+      </w:r>
+      <w:r>
+        <w:rPr>
+          <w:lang w:eastAsia="fr-FR" w:bidi="ar-SA"/>
+        </w:rPr>
+        <w:t xml:space="preserve">. Au lieu d’écrire des requêtes HTTP complexes pour communiquer avec Stripe, le développeur peut utiliser des classes et des méthodes déjà prêtes. Par exemple, la création d’un paiement se fait simplement avec la méthode </w:t>
+      </w:r>
+      <w:proofErr w:type="gramStart"/>
+      <w:r>
+        <w:rPr>
+          <w:b/>
+          <w:bCs/>
+          <w:color w:val="0070C0"/>
+          <w:lang w:eastAsia="fr-FR" w:bidi="ar-SA"/>
+        </w:rPr>
+        <w:t>\Stripe\</w:t>
+      </w:r>
+      <w:proofErr w:type="spellStart"/>
+      <w:r>
+        <w:rPr>
+          <w:b/>
+          <w:bCs/>
+          <w:color w:val="0070C0"/>
+          <w:lang w:eastAsia="fr-FR" w:bidi="ar-SA"/>
+        </w:rPr>
+        <w:t>PaymentIntent</w:t>
+      </w:r>
+      <w:proofErr w:type="spellEnd"/>
+      <w:r>
+        <w:rPr>
+          <w:b/>
+          <w:bCs/>
+          <w:color w:val="0070C0"/>
+          <w:lang w:eastAsia="fr-FR" w:bidi="ar-SA"/>
+        </w:rPr>
+        <w:t>::</w:t>
+      </w:r>
+      <w:proofErr w:type="spellStart"/>
+      <w:proofErr w:type="gramEnd"/>
+      <w:r>
+        <w:rPr>
+          <w:b/>
+          <w:bCs/>
+          <w:color w:val="0070C0"/>
+          <w:lang w:eastAsia="fr-FR" w:bidi="ar-SA"/>
+        </w:rPr>
+        <w:t>create</w:t>
+      </w:r>
+      <w:proofErr w:type="spellEnd"/>
+      <w:r>
+        <w:rPr>
+          <w:b/>
+          <w:bCs/>
+          <w:color w:val="0070C0"/>
           <w:lang w:eastAsia="fr-FR" w:bidi="ar-SA"/>
         </w:rPr>
         <w:t>()</w:t>
       </w:r>
-    </w:p>
-    <w:p>
-      <w:pPr>
-        <w:rPr>
-          <w:lang w:eastAsia="fr-FR" w:bidi="ar-SA"/>
-        </w:rPr>
-      </w:pPr>
-      <w:r>
-        <w:rPr>
-          <w:lang w:eastAsia="fr-FR" w:bidi="ar-SA"/>
-        </w:rPr>
-        <w:t>Sécurisation clé API</w:t>
-      </w:r>
-    </w:p>
-    <w:p>
-      <w:pPr>
-        <w:rPr>
-          <w:lang w:eastAsia="fr-FR" w:bidi="ar-SA"/>
-        </w:rPr>
-      </w:pPr>
-      <w:r>
-        <w:rPr>
-          <w:lang w:eastAsia="fr-FR" w:bidi="ar-SA"/>
-        </w:rPr>
-        <w:t>Passage de données à une vue</w:t>
-      </w:r>
-    </w:p>
-    <w:p>
-      <w:pPr>
-        <w:rPr>
-          <w:lang w:eastAsia="fr-FR" w:bidi="ar-SA"/>
-        </w:rPr>
-      </w:pPr>
-    </w:p>
-    <w:p>
-      <w:pPr>
-        <w:rPr>
-          <w:lang w:eastAsia="fr-FR" w:bidi="ar-SA"/>
-        </w:rPr>
-      </w:pPr>
-    </w:p>
-    <w:p>
-      <w:pPr>
-        <w:rPr>
-          <w:lang w:eastAsia="fr-FR" w:bidi="ar-SA"/>
-        </w:rPr>
-      </w:pPr>
-    </w:p>
-    <w:p>
-      <w:pPr>
-        <w:rPr>
-          <w:lang w:eastAsia="fr-FR" w:bidi="ar-SA"/>
-        </w:rPr>
-      </w:pPr>
-    </w:p>
-    <w:p>
-      <w:pPr>
-        <w:rPr>
-          <w:lang w:eastAsia="fr-FR" w:bidi="ar-SA"/>
-        </w:rPr>
-      </w:pPr>
-    </w:p>
-    <w:p>
-      <w:pPr>
-        <w:rPr>
-          <w:lang w:eastAsia="fr-FR" w:bidi="ar-SA"/>
-        </w:rPr>
-      </w:pPr>
-    </w:p>
-    <w:p>
-      <w:pPr>
-        <w:rPr>
-          <w:lang w:eastAsia="fr-FR" w:bidi="ar-SA"/>
-        </w:rPr>
-      </w:pPr>
-    </w:p>
-    <w:p>
-      <w:pPr>
-        <w:suppressAutoHyphens w:val="0"/>
-        <w:autoSpaceDN/>
-        <w:textAlignment w:val="auto"/>
-        <w:rPr>
-          <w:rFonts w:ascii="Times New Roman" w:eastAsia="Times New Roman" w:hAnsi="Times New Roman" w:cs="Times New Roman"/>
-          <w:kern w:val="0"/>
-          <w:lang w:eastAsia="fr-FR" w:bidi="ar-SA"/>
-        </w:rPr>
-      </w:pPr>
-      <w:r>
-        <w:rPr>
-          <w:rFonts w:ascii="Times New Roman" w:eastAsia="Times New Roman" w:hAnsi="Times New Roman" w:cs="Times New Roman"/>
-          <w:kern w:val="0"/>
-          <w:lang w:eastAsia="fr-FR" w:bidi="ar-SA"/>
-        </w:rPr>
-        <w:pict w14:anchorId="3F237412">
-          <v:rect id="_x0000_i1026" style="width:0;height:1.5pt" o:hralign="center" o:hrstd="t" o:hr="t" fillcolor="#a0a0a0" stroked="f"/>
-        </w:pict>
-      </w:r>
-    </w:p>
-    <w:p>
-      <w:pPr>
-        <w:pStyle w:val="Titre2"/>
+      <w:r>
+        <w:rPr>
+          <w:lang w:eastAsia="fr-FR" w:bidi="ar-SA"/>
+        </w:rPr>
+        <w:t>. Le SDK s’occupe ensuite d’envoyer la requête à Stripe, de gérer la communication avec le serveur et de récupérer la réponse. Cela permet de réduire les erreurs et de rendre le code plus clair et plus facile à maintenir.</w:t>
+      </w:r>
+    </w:p>
+    <w:p>
+      <w:pPr>
+        <w:pStyle w:val="Titre4"/>
+      </w:pPr>
+      <w:r>
+        <w:lastRenderedPageBreak/>
+        <w:t>L’API Stripe</w:t>
+      </w:r>
+    </w:p>
+    <w:p>
+      <w:pPr>
+        <w:rPr>
+          <w:lang w:eastAsia="fr-FR" w:bidi="ar-SA"/>
+        </w:rPr>
+      </w:pPr>
+      <w:r>
+        <w:rPr>
+          <w:lang w:eastAsia="fr-FR" w:bidi="ar-SA"/>
+        </w:rPr>
+        <w:t>Le système de paiement repose sur l’API de Stripe. Une API (</w:t>
+      </w:r>
+      <w:r>
+        <w:rPr>
+          <w:b/>
+          <w:bCs/>
+          <w:color w:val="0070C0"/>
+          <w:lang w:eastAsia="fr-FR" w:bidi="ar-SA"/>
+        </w:rPr>
+        <w:t xml:space="preserve">Application </w:t>
+      </w:r>
+      <w:proofErr w:type="spellStart"/>
+      <w:r>
+        <w:rPr>
+          <w:b/>
+          <w:bCs/>
+          <w:color w:val="0070C0"/>
+          <w:lang w:eastAsia="fr-FR" w:bidi="ar-SA"/>
+        </w:rPr>
+        <w:t>Programming</w:t>
+      </w:r>
+      <w:proofErr w:type="spellEnd"/>
+      <w:r>
+        <w:rPr>
+          <w:b/>
+          <w:bCs/>
+          <w:color w:val="0070C0"/>
+          <w:lang w:eastAsia="fr-FR" w:bidi="ar-SA"/>
+        </w:rPr>
+        <w:t xml:space="preserve"> Interface</w:t>
+      </w:r>
+      <w:r>
+        <w:rPr>
+          <w:lang w:eastAsia="fr-FR" w:bidi="ar-SA"/>
+        </w:rPr>
+        <w:t>) permet à une application de communiquer avec un service externe. Dans ce projet,</w:t>
+      </w:r>
+      <w:r>
+        <w:rPr>
+          <w:b/>
+          <w:bCs/>
+          <w:lang w:eastAsia="fr-FR" w:bidi="ar-SA"/>
+        </w:rPr>
+        <w:t xml:space="preserve"> l’API Stripe permet de créer un paiement, de gérer les transactions et d’interagir avec l’infrastructure de paiement de Stripe.</w:t>
+      </w:r>
+      <w:r>
+        <w:rPr>
+          <w:lang w:eastAsia="fr-FR" w:bidi="ar-SA"/>
+        </w:rPr>
+        <w:t xml:space="preserve"> Lorsque le script PHP envoie une demande de création de paiement, Stripe traite la requête sur ses serveurs puis renvoie une réponse contenant les informations du paiement, comme le </w:t>
+      </w:r>
+      <w:proofErr w:type="spellStart"/>
+      <w:r>
+        <w:rPr>
+          <w:b/>
+          <w:bCs/>
+          <w:color w:val="0070C0"/>
+          <w:lang w:eastAsia="fr-FR" w:bidi="ar-SA"/>
+        </w:rPr>
+        <w:t>PaymentIntent</w:t>
+      </w:r>
+      <w:proofErr w:type="spellEnd"/>
+      <w:r>
+        <w:rPr>
+          <w:lang w:eastAsia="fr-FR" w:bidi="ar-SA"/>
+        </w:rPr>
+        <w:t>. Cette communication se fait via Internet sous forme de requêtes sécurisées. L’API joue donc un rôle central : elle permet à l’application de déléguer toute la gestion du paiement à Stripe, tout en garantissant la sécurité des transactions.</w:t>
+      </w:r>
+    </w:p>
+    <w:p>
+      <w:pPr>
+        <w:rPr>
+          <w:lang w:eastAsia="fr-FR" w:bidi="ar-SA"/>
+        </w:rPr>
+      </w:pPr>
+    </w:p>
+    <w:p>
+      <w:pPr>
+        <w:jc w:val="center"/>
+        <w:rPr>
+          <w:lang w:eastAsia="fr-FR" w:bidi="ar-SA"/>
+        </w:rPr>
+      </w:pPr>
+      <w:r>
+        <w:rPr>
+          <w:noProof/>
+        </w:rPr>
+        <w:drawing>
+          <wp:inline distT="0" distB="0" distL="0" distR="0" wp14:anchorId="770AE4F0" wp14:editId="0BB40918">
+            <wp:extent cx="1607820" cy="1607820"/>
+            <wp:effectExtent l="0" t="0" r="0" b="0"/>
+            <wp:docPr id="1659630951" name="Image 5" descr="Une image contenant texte, capture d’écran, Police, nombre&#10;&#10;Le contenu généré par l’IA peut être incorrect."/>
+            <wp:cNvGraphicFramePr>
+              <a:graphicFrameLocks xmlns:a="http://schemas.openxmlformats.org/drawingml/2006/main" noChangeAspect="1"/>
+            </wp:cNvGraphicFramePr>
+            <a:graphic xmlns:a="http://schemas.openxmlformats.org/drawingml/2006/main">
+              <a:graphicData uri="http://schemas.openxmlformats.org/drawingml/2006/picture">
+                <pic:pic xmlns:pic="http://schemas.openxmlformats.org/drawingml/2006/picture">
+                  <pic:nvPicPr>
+                    <pic:cNvPr id="1659630951" name="Image 5" descr="Une image contenant texte, capture d’écran, Police, nombre&#10;&#10;Le contenu généré par l’IA peut être incorrect."/>
+                    <pic:cNvPicPr>
+                      <a:picLocks noChangeAspect="1" noChangeArrowheads="1"/>
+                    </pic:cNvPicPr>
+                  </pic:nvPicPr>
+                  <pic:blipFill>
+                    <a:blip r:embed="rId20">
+                      <a:extLst>
+                        <a:ext uri="{28A0092B-C50C-407E-A947-70E740481C1C}">
+                          <a14:useLocalDpi xmlns:a14="http://schemas.microsoft.com/office/drawing/2010/main" val="0"/>
+                        </a:ext>
+                      </a:extLst>
+                    </a:blip>
+                    <a:srcRect/>
+                    <a:stretch>
+                      <a:fillRect/>
+                    </a:stretch>
+                  </pic:blipFill>
+                  <pic:spPr bwMode="auto">
+                    <a:xfrm>
+                      <a:off x="0" y="0"/>
+                      <a:ext cx="1607820" cy="1607820"/>
+                    </a:xfrm>
+                    <a:prstGeom prst="rect">
+                      <a:avLst/>
+                    </a:prstGeom>
+                    <a:noFill/>
+                    <a:ln>
+                      <a:noFill/>
+                    </a:ln>
+                  </pic:spPr>
+                </pic:pic>
+              </a:graphicData>
+            </a:graphic>
+          </wp:inline>
+        </w:drawing>
+      </w:r>
+    </w:p>
+    <w:p>
+      <w:pPr>
+        <w:jc w:val="center"/>
+        <w:rPr>
+          <w:lang w:eastAsia="fr-FR" w:bidi="ar-SA"/>
+        </w:rPr>
+      </w:pPr>
+    </w:p>
+    <w:p>
+      <w:pPr>
+        <w:pStyle w:val="Titre4"/>
+      </w:pPr>
+      <w:proofErr w:type="spellStart"/>
+      <w:r>
+        <w:t>composer.json</w:t>
+      </w:r>
+      <w:proofErr w:type="spellEnd"/>
+      <w:r>
+        <w:t xml:space="preserve"> et le dossier </w:t>
+      </w:r>
+      <w:proofErr w:type="spellStart"/>
+      <w:r>
+        <w:t>vendor</w:t>
+      </w:r>
+      <w:proofErr w:type="spellEnd"/>
+      <w:r>
+        <w:t>/</w:t>
+      </w:r>
+    </w:p>
+    <w:p>
+      <w:pPr>
+        <w:rPr>
+          <w:lang w:eastAsia="fr-FR" w:bidi="ar-SA"/>
+        </w:rPr>
+      </w:pPr>
+      <w:r>
+        <w:rPr>
+          <w:lang w:eastAsia="fr-FR" w:bidi="ar-SA"/>
+        </w:rPr>
+        <w:t xml:space="preserve">Le fichier </w:t>
+      </w:r>
+      <w:proofErr w:type="spellStart"/>
+      <w:r>
+        <w:rPr>
+          <w:lang w:eastAsia="fr-FR" w:bidi="ar-SA"/>
+        </w:rPr>
+        <w:t>composer.json</w:t>
+      </w:r>
+      <w:proofErr w:type="spellEnd"/>
+      <w:r>
+        <w:rPr>
+          <w:lang w:eastAsia="fr-FR" w:bidi="ar-SA"/>
+        </w:rPr>
+        <w:t xml:space="preserve"> contient la liste des dépendances du projet, c’est-à-dire les bibliothèques externes nécessaires, comme le SDK Stripe. Il indique également à Composer quelles versions installer. Lorsque l’on exécute la commande </w:t>
+      </w:r>
+      <w:r>
+        <w:rPr>
+          <w:b/>
+          <w:bCs/>
+          <w:color w:val="0070C0"/>
+          <w:lang w:eastAsia="fr-FR" w:bidi="ar-SA"/>
+        </w:rPr>
+        <w:t xml:space="preserve">composer </w:t>
+      </w:r>
+      <w:proofErr w:type="spellStart"/>
+      <w:r>
+        <w:rPr>
+          <w:b/>
+          <w:bCs/>
+          <w:color w:val="0070C0"/>
+          <w:lang w:eastAsia="fr-FR" w:bidi="ar-SA"/>
+        </w:rPr>
+        <w:t>install</w:t>
+      </w:r>
+      <w:proofErr w:type="spellEnd"/>
+      <w:r>
+        <w:rPr>
+          <w:color w:val="0070C0"/>
+          <w:lang w:eastAsia="fr-FR" w:bidi="ar-SA"/>
+        </w:rPr>
+        <w:t xml:space="preserve"> </w:t>
+      </w:r>
+      <w:r>
+        <w:rPr>
+          <w:lang w:eastAsia="fr-FR" w:bidi="ar-SA"/>
+        </w:rPr>
+        <w:t xml:space="preserve">ou </w:t>
+      </w:r>
+      <w:r>
+        <w:rPr>
+          <w:b/>
+          <w:bCs/>
+          <w:color w:val="0070C0"/>
+          <w:lang w:eastAsia="fr-FR" w:bidi="ar-SA"/>
+        </w:rPr>
+        <w:t xml:space="preserve">composer </w:t>
+      </w:r>
+      <w:proofErr w:type="spellStart"/>
+      <w:r>
+        <w:rPr>
+          <w:b/>
+          <w:bCs/>
+          <w:color w:val="0070C0"/>
+          <w:lang w:eastAsia="fr-FR" w:bidi="ar-SA"/>
+        </w:rPr>
+        <w:t>require</w:t>
+      </w:r>
+      <w:proofErr w:type="spellEnd"/>
+      <w:r>
+        <w:rPr>
+          <w:b/>
+          <w:bCs/>
+          <w:color w:val="0070C0"/>
+          <w:lang w:eastAsia="fr-FR" w:bidi="ar-SA"/>
+        </w:rPr>
+        <w:t xml:space="preserve"> </w:t>
+      </w:r>
+      <w:proofErr w:type="spellStart"/>
+      <w:r>
+        <w:rPr>
+          <w:b/>
+          <w:bCs/>
+          <w:color w:val="0070C0"/>
+          <w:lang w:eastAsia="fr-FR" w:bidi="ar-SA"/>
+        </w:rPr>
+        <w:t>stripe</w:t>
+      </w:r>
+      <w:proofErr w:type="spellEnd"/>
+      <w:r>
+        <w:rPr>
+          <w:b/>
+          <w:bCs/>
+          <w:color w:val="0070C0"/>
+          <w:lang w:eastAsia="fr-FR" w:bidi="ar-SA"/>
+        </w:rPr>
+        <w:t>/</w:t>
+      </w:r>
+      <w:proofErr w:type="spellStart"/>
+      <w:r>
+        <w:rPr>
+          <w:b/>
+          <w:bCs/>
+          <w:color w:val="0070C0"/>
+          <w:lang w:eastAsia="fr-FR" w:bidi="ar-SA"/>
+        </w:rPr>
+        <w:t>stripe-php</w:t>
+      </w:r>
+      <w:proofErr w:type="spellEnd"/>
+      <w:r>
+        <w:rPr>
+          <w:lang w:eastAsia="fr-FR" w:bidi="ar-SA"/>
+        </w:rPr>
+        <w:t xml:space="preserve">, Composer télécharge toutes les librairies </w:t>
+      </w:r>
+      <w:r>
+        <w:rPr>
+          <w:b/>
+          <w:bCs/>
+          <w:lang w:eastAsia="fr-FR" w:bidi="ar-SA"/>
+        </w:rPr>
+        <w:t xml:space="preserve">dans le dossier </w:t>
+      </w:r>
+      <w:proofErr w:type="spellStart"/>
+      <w:r>
+        <w:rPr>
+          <w:b/>
+          <w:bCs/>
+          <w:lang w:eastAsia="fr-FR" w:bidi="ar-SA"/>
+        </w:rPr>
+        <w:t>vendor</w:t>
+      </w:r>
+      <w:proofErr w:type="spellEnd"/>
+      <w:r>
+        <w:rPr>
+          <w:lang w:eastAsia="fr-FR" w:bidi="ar-SA"/>
+        </w:rPr>
+        <w:t xml:space="preserve">/, qui contient le code source de ces bibliothèques. Ce dossier inclut aussi un fichier </w:t>
+      </w:r>
+      <w:proofErr w:type="spellStart"/>
+      <w:r>
+        <w:rPr>
+          <w:b/>
+          <w:bCs/>
+          <w:lang w:eastAsia="fr-FR" w:bidi="ar-SA"/>
+        </w:rPr>
+        <w:t>autoload.php</w:t>
+      </w:r>
+      <w:proofErr w:type="spellEnd"/>
+      <w:r>
+        <w:rPr>
+          <w:lang w:eastAsia="fr-FR" w:bidi="ar-SA"/>
+        </w:rPr>
+        <w:t xml:space="preserve"> qui permet de charger automatiquement les classes PHP utilisées dans le projet, ce qui évite de devoir inclure manuellement chaque fichier de bibliothèque.</w:t>
+      </w:r>
+    </w:p>
+    <w:p>
+      <w:pPr>
+        <w:pStyle w:val="Titre4"/>
+      </w:pPr>
+      <w:proofErr w:type="spellStart"/>
+      <w:r>
+        <w:t>config.php</w:t>
+      </w:r>
+      <w:proofErr w:type="spellEnd"/>
+    </w:p>
+    <w:p>
+      <w:pPr>
+        <w:rPr>
+          <w:b/>
+          <w:bCs/>
+          <w:lang w:eastAsia="fr-FR" w:bidi="ar-SA"/>
+        </w:rPr>
+      </w:pPr>
+      <w:r>
+        <w:rPr>
+          <w:lang w:eastAsia="fr-FR" w:bidi="ar-SA"/>
+        </w:rPr>
+        <w:t xml:space="preserve">Le fichier </w:t>
+      </w:r>
+      <w:proofErr w:type="spellStart"/>
+      <w:r>
+        <w:rPr>
+          <w:lang w:eastAsia="fr-FR" w:bidi="ar-SA"/>
+        </w:rPr>
+        <w:t>config.php</w:t>
+      </w:r>
+      <w:proofErr w:type="spellEnd"/>
+      <w:r>
+        <w:rPr>
+          <w:lang w:eastAsia="fr-FR" w:bidi="ar-SA"/>
+        </w:rPr>
+        <w:t xml:space="preserve"> sert à centraliser les informations sensibles et les configurations du projet. Dans ce projet Stripe, il contient la clé secrète (</w:t>
+      </w:r>
+      <w:proofErr w:type="spellStart"/>
+      <w:r>
+        <w:rPr>
+          <w:lang w:eastAsia="fr-FR" w:bidi="ar-SA"/>
+        </w:rPr>
+        <w:t>sk_test_xxx</w:t>
+      </w:r>
+      <w:proofErr w:type="spellEnd"/>
+      <w:r>
+        <w:rPr>
+          <w:lang w:eastAsia="fr-FR" w:bidi="ar-SA"/>
+        </w:rPr>
+        <w:t>) utilisée pour authentifier le serveur auprès de l’API Stripe. Ce fichier inclut également le chargement de l’</w:t>
+      </w:r>
+      <w:proofErr w:type="spellStart"/>
+      <w:r>
+        <w:rPr>
+          <w:lang w:eastAsia="fr-FR" w:bidi="ar-SA"/>
+        </w:rPr>
+        <w:t>autoload</w:t>
+      </w:r>
+      <w:proofErr w:type="spellEnd"/>
+      <w:r>
+        <w:rPr>
+          <w:lang w:eastAsia="fr-FR" w:bidi="ar-SA"/>
+        </w:rPr>
+        <w:t xml:space="preserve"> Composer et l’initialisation du SDK Stripe avec cette clé. L’avantage de séparer la configuration est que </w:t>
+      </w:r>
+      <w:r>
+        <w:rPr>
+          <w:b/>
+          <w:bCs/>
+          <w:lang w:eastAsia="fr-FR" w:bidi="ar-SA"/>
+        </w:rPr>
+        <w:t>la clé secrète n’apparaît pas dans le code principal du projet et peut être facilement remplacée ou sécurisée dans une variable d’environnement, ce qui renforce la sécurité.</w:t>
+      </w:r>
+    </w:p>
+    <w:p>
+      <w:pPr>
+        <w:pStyle w:val="Titre4"/>
+      </w:pPr>
+      <w:proofErr w:type="spellStart"/>
+      <w:r>
+        <w:t>create-payment.php</w:t>
+      </w:r>
+      <w:proofErr w:type="spellEnd"/>
+    </w:p>
+    <w:p>
+      <w:pPr>
+        <w:rPr>
+          <w:lang w:eastAsia="fr-FR" w:bidi="ar-SA"/>
+        </w:rPr>
+      </w:pPr>
+      <w:r>
+        <w:rPr>
+          <w:lang w:eastAsia="fr-FR" w:bidi="ar-SA"/>
+        </w:rPr>
+        <w:t xml:space="preserve">Le fichier </w:t>
+      </w:r>
+      <w:proofErr w:type="spellStart"/>
+      <w:r>
+        <w:rPr>
+          <w:lang w:eastAsia="fr-FR" w:bidi="ar-SA"/>
+        </w:rPr>
+        <w:t>create-payment.php</w:t>
+      </w:r>
+      <w:proofErr w:type="spellEnd"/>
+      <w:r>
+        <w:rPr>
+          <w:lang w:eastAsia="fr-FR" w:bidi="ar-SA"/>
+        </w:rPr>
+        <w:t xml:space="preserve"> est le backend du projet. C’est lui qui communique directement avec l’API Stripe. Lorsqu’un utilisateur clique sur le bouton “Payer”, le navigateur envoie une requête POST à ce fichier. Le script PHP vérifie la requête, crée un </w:t>
+      </w:r>
+      <w:proofErr w:type="spellStart"/>
+      <w:r>
+        <w:rPr>
+          <w:lang w:eastAsia="fr-FR" w:bidi="ar-SA"/>
+        </w:rPr>
+        <w:t>PaymentIntent</w:t>
+      </w:r>
+      <w:proofErr w:type="spellEnd"/>
+      <w:r>
+        <w:rPr>
+          <w:lang w:eastAsia="fr-FR" w:bidi="ar-SA"/>
+        </w:rPr>
+        <w:t xml:space="preserve"> via le SDK Stripe, et renvoie ensuite un objet JSON contenant le </w:t>
+      </w:r>
+      <w:proofErr w:type="spellStart"/>
+      <w:r>
+        <w:rPr>
+          <w:lang w:eastAsia="fr-FR" w:bidi="ar-SA"/>
+        </w:rPr>
+        <w:t>client_secret</w:t>
+      </w:r>
+      <w:proofErr w:type="spellEnd"/>
+      <w:r>
+        <w:rPr>
+          <w:lang w:eastAsia="fr-FR" w:bidi="ar-SA"/>
+        </w:rPr>
+        <w:t xml:space="preserve"> nécessaire pour finaliser le paiement côté frontend. Ce fichier inclut également des vérifications et la gestion des erreurs, ce qui permet de répondre proprement si quelque chose ne va pas, par exemple si le montant est incorrect ou si Stripe renvoie une erreur.</w:t>
+      </w:r>
+    </w:p>
+    <w:p>
+      <w:pPr>
+        <w:pStyle w:val="Titre4"/>
+      </w:pPr>
+      <w:r>
+        <w:t>index.html</w:t>
+      </w:r>
+    </w:p>
+    <w:p>
+      <w:pPr>
+        <w:rPr>
+          <w:lang w:eastAsia="fr-FR" w:bidi="ar-SA"/>
+        </w:rPr>
+      </w:pPr>
+      <w:r>
+        <w:rPr>
+          <w:lang w:eastAsia="fr-FR" w:bidi="ar-SA"/>
+        </w:rPr>
+        <w:t>Le fichier index.html constitue l’interface utilisateur. Il affiche le bouton “Payer maintenant”, le montant du paiement et un espace pour afficher le résultat de la transaction. Il charge également le fichier script.js pour gérer les interactions avec le serveur et Stripe.js. Ce fichier est totalement indépendant du backend PHP, mais il permet de connecter le navigateur à ton serveur PHP.</w:t>
+      </w:r>
+    </w:p>
+    <w:p>
+      <w:pPr>
+        <w:pStyle w:val="Titre4"/>
+      </w:pPr>
+      <w:r>
+        <w:lastRenderedPageBreak/>
+        <w:t>style.css</w:t>
+      </w:r>
+    </w:p>
+    <w:p>
+      <w:pPr>
+        <w:rPr>
+          <w:lang w:eastAsia="fr-FR" w:bidi="ar-SA"/>
+        </w:rPr>
+      </w:pPr>
+      <w:r>
+        <w:rPr>
+          <w:lang w:eastAsia="fr-FR" w:bidi="ar-SA"/>
+        </w:rPr>
+        <w:t>Le fichier style.css contient tous les styles visuels du projet. Il permet de rendre l’interface plus agréable : couleur des boutons, disposition du contenu, bordures arrondies, ombres, etc. Séparer le CSS du HTML permet de faciliter la maintenance et la lisibilité du code.</w:t>
+      </w:r>
+    </w:p>
+    <w:p>
+      <w:pPr>
+        <w:pStyle w:val="Titre4"/>
+      </w:pPr>
+      <w:r>
+        <w:t>script.js</w:t>
+      </w:r>
+    </w:p>
+    <w:p>
+      <w:pPr>
+        <w:rPr>
+          <w:lang w:eastAsia="fr-FR" w:bidi="ar-SA"/>
+        </w:rPr>
+      </w:pPr>
+      <w:r>
+        <w:rPr>
+          <w:lang w:eastAsia="fr-FR" w:bidi="ar-SA"/>
+        </w:rPr>
+        <w:t>Le fichier script.js gère le comportement dynamique côté navigateur. Dans ce projet, il est responsable de :</w:t>
+      </w:r>
+    </w:p>
+    <w:p>
+      <w:pPr>
+        <w:pStyle w:val="Paragraphedeliste"/>
+        <w:numPr>
+          <w:ilvl w:val="0"/>
+          <w:numId w:val="31"/>
+        </w:numPr>
+        <w:ind w:left="2127"/>
+        <w:rPr>
+          <w:lang w:eastAsia="fr-FR" w:bidi="ar-SA"/>
+        </w:rPr>
+      </w:pPr>
+      <w:r>
+        <w:rPr>
+          <w:lang w:eastAsia="fr-FR" w:bidi="ar-SA"/>
+        </w:rPr>
+        <w:t>détecter le clic sur le bouton “Payer”</w:t>
+      </w:r>
+    </w:p>
+    <w:p>
+      <w:pPr>
+        <w:pStyle w:val="Paragraphedeliste"/>
+        <w:numPr>
+          <w:ilvl w:val="0"/>
+          <w:numId w:val="31"/>
+        </w:numPr>
+        <w:ind w:left="2127"/>
+        <w:rPr>
+          <w:lang w:eastAsia="fr-FR" w:bidi="ar-SA"/>
+        </w:rPr>
+      </w:pPr>
+      <w:r>
+        <w:rPr>
+          <w:lang w:eastAsia="fr-FR" w:bidi="ar-SA"/>
+        </w:rPr>
+        <w:t xml:space="preserve">envoyer une requête POST vers </w:t>
+      </w:r>
+      <w:proofErr w:type="spellStart"/>
+      <w:r>
+        <w:rPr>
+          <w:lang w:eastAsia="fr-FR" w:bidi="ar-SA"/>
+        </w:rPr>
+        <w:t>create-payment.php</w:t>
+      </w:r>
+      <w:proofErr w:type="spellEnd"/>
+      <w:r>
+        <w:rPr>
+          <w:lang w:eastAsia="fr-FR" w:bidi="ar-SA"/>
+        </w:rPr>
+        <w:t xml:space="preserve"> avec le montant</w:t>
+      </w:r>
+    </w:p>
+    <w:p>
+      <w:pPr>
+        <w:pStyle w:val="Paragraphedeliste"/>
+        <w:numPr>
+          <w:ilvl w:val="0"/>
+          <w:numId w:val="31"/>
+        </w:numPr>
+        <w:ind w:left="2127"/>
+        <w:rPr>
+          <w:lang w:eastAsia="fr-FR" w:bidi="ar-SA"/>
+        </w:rPr>
+      </w:pPr>
+      <w:r>
+        <w:rPr>
+          <w:lang w:eastAsia="fr-FR" w:bidi="ar-SA"/>
+        </w:rPr>
+        <w:t>récupérer la réponse JSON du serveur</w:t>
+      </w:r>
+    </w:p>
+    <w:p>
+      <w:pPr>
+        <w:pStyle w:val="Paragraphedeliste"/>
+        <w:numPr>
+          <w:ilvl w:val="0"/>
+          <w:numId w:val="31"/>
+        </w:numPr>
+        <w:ind w:left="2127"/>
+        <w:rPr>
+          <w:lang w:eastAsia="fr-FR" w:bidi="ar-SA"/>
+        </w:rPr>
+      </w:pPr>
+      <w:r>
+        <w:rPr>
+          <w:lang w:eastAsia="fr-FR" w:bidi="ar-SA"/>
+        </w:rPr>
+        <w:t>afficher un message à l’utilisateur (client secret ou erreur)</w:t>
+      </w:r>
+    </w:p>
+    <w:p>
+      <w:pPr>
+        <w:ind w:left="2127"/>
+        <w:rPr>
+          <w:lang w:eastAsia="fr-FR" w:bidi="ar-SA"/>
+        </w:rPr>
+      </w:pPr>
+    </w:p>
+    <w:p>
+      <w:pPr>
+        <w:rPr>
+          <w:lang w:eastAsia="fr-FR" w:bidi="ar-SA"/>
+        </w:rPr>
+      </w:pPr>
+      <w:r>
+        <w:rPr>
+          <w:lang w:eastAsia="fr-FR" w:bidi="ar-SA"/>
+        </w:rPr>
+        <w:t>Il peut également être utilisé pour intégrer Stripe.js et finaliser le paiement côté frontend.</w:t>
+      </w:r>
+    </w:p>
+    <w:p>
+      <w:pPr>
+        <w:rPr>
+          <w:lang w:eastAsia="fr-FR" w:bidi="ar-SA"/>
+        </w:rPr>
+      </w:pPr>
+    </w:p>
+    <w:p>
+      <w:pPr>
+        <w:pStyle w:val="Titre3"/>
       </w:pPr>
       <w:r>
         <w:rPr>
           <w:rFonts w:ascii="Segoe UI Emoji" w:hAnsi="Segoe UI Emoji" w:cs="Segoe UI Emoji"/>
         </w:rPr>
-        <w:t>🟠</w:t>
-      </w:r>
-      <w:r>
-        <w:t xml:space="preserve"> EXEMPLE 4 – API REST avec authentification (JWT)</w:t>
-      </w:r>
-    </w:p>
-    <w:p>
-      <w:pPr>
-        <w:suppressAutoHyphens w:val="0"/>
-        <w:autoSpaceDN/>
-        <w:spacing w:before="100" w:beforeAutospacing="1" w:after="100" w:afterAutospacing="1"/>
-        <w:textAlignment w:val="auto"/>
-        <w:rPr>
-          <w:rFonts w:ascii="Times New Roman" w:eastAsia="Times New Roman" w:hAnsi="Times New Roman" w:cs="Times New Roman"/>
-          <w:kern w:val="0"/>
-          <w:lang w:eastAsia="fr-FR" w:bidi="ar-SA"/>
-        </w:rPr>
-      </w:pPr>
-      <w:r>
-        <w:rPr>
-          <w:rFonts w:ascii="Times New Roman" w:eastAsia="Times New Roman" w:hAnsi="Times New Roman" w:cs="Times New Roman"/>
-          <w:kern w:val="0"/>
-          <w:lang w:eastAsia="fr-FR" w:bidi="ar-SA"/>
-        </w:rPr>
-        <w:t>API utilisée :</w:t>
-      </w:r>
-      <w:r>
-        <w:rPr>
-          <w:rFonts w:ascii="Times New Roman" w:eastAsia="Times New Roman" w:hAnsi="Times New Roman" w:cs="Times New Roman"/>
-          <w:kern w:val="0"/>
-          <w:lang w:eastAsia="fr-FR" w:bidi="ar-SA"/>
-        </w:rPr>
-        <w:br/>
-        <w:t>Stripe</w:t>
-      </w:r>
-    </w:p>
-    <w:p>
-      <w:pPr>
-        <w:suppressAutoHyphens w:val="0"/>
-        <w:autoSpaceDN/>
-        <w:textAlignment w:val="auto"/>
-        <w:rPr>
-          <w:rFonts w:ascii="Times New Roman" w:eastAsia="Times New Roman" w:hAnsi="Times New Roman" w:cs="Times New Roman"/>
-          <w:kern w:val="0"/>
-          <w:lang w:eastAsia="fr-FR" w:bidi="ar-SA"/>
-        </w:rPr>
-      </w:pPr>
-      <w:r>
-        <w:rPr>
-          <w:rFonts w:ascii="Times New Roman" w:eastAsia="Times New Roman" w:hAnsi="Times New Roman" w:cs="Times New Roman"/>
-          <w:kern w:val="0"/>
-          <w:lang w:eastAsia="fr-FR" w:bidi="ar-SA"/>
-        </w:rPr>
-        <w:pict w14:anchorId="4E28BE2A">
-          <v:rect id="_x0000_i1027" style="width:0;height:1.5pt" o:hralign="center" o:hrstd="t" o:hr="t" fillcolor="#a0a0a0" stroked="f"/>
-        </w:pict>
-      </w:r>
-    </w:p>
-    <w:p>
-      <w:pPr>
-        <w:pStyle w:val="Titre3"/>
-      </w:pPr>
-      <w:r>
-        <w:rPr>
-          <w:rFonts w:ascii="Segoe UI Emoji" w:hAnsi="Segoe UI Emoji" w:cs="Segoe UI Emoji"/>
-        </w:rPr>
-        <w:t>🎯</w:t>
-      </w:r>
-      <w:r>
-        <w:t xml:space="preserve"> Objectif :</w:t>
-      </w:r>
-    </w:p>
-    <w:p>
-      <w:pPr>
-        <w:suppressAutoHyphens w:val="0"/>
-        <w:autoSpaceDN/>
-        <w:spacing w:before="100" w:beforeAutospacing="1" w:after="100" w:afterAutospacing="1"/>
-        <w:textAlignment w:val="auto"/>
-        <w:rPr>
-          <w:rFonts w:ascii="Times New Roman" w:eastAsia="Times New Roman" w:hAnsi="Times New Roman" w:cs="Times New Roman"/>
-          <w:kern w:val="0"/>
-          <w:lang w:eastAsia="fr-FR" w:bidi="ar-SA"/>
-        </w:rPr>
-      </w:pPr>
-      <w:r>
-        <w:rPr>
-          <w:rFonts w:ascii="Times New Roman" w:eastAsia="Times New Roman" w:hAnsi="Times New Roman" w:cs="Times New Roman"/>
-          <w:kern w:val="0"/>
-          <w:lang w:eastAsia="fr-FR" w:bidi="ar-SA"/>
-        </w:rPr>
-        <w:t>Créer un paiement.</w:t>
-      </w:r>
-    </w:p>
-    <w:p>
-      <w:pPr>
-        <w:suppressAutoHyphens w:val="0"/>
-        <w:autoSpaceDN/>
-        <w:textAlignment w:val="auto"/>
-        <w:rPr>
-          <w:rFonts w:ascii="Times New Roman" w:eastAsia="Times New Roman" w:hAnsi="Times New Roman" w:cs="Times New Roman"/>
-          <w:kern w:val="0"/>
-          <w:lang w:eastAsia="fr-FR" w:bidi="ar-SA"/>
-        </w:rPr>
-      </w:pPr>
-      <w:r>
-        <w:rPr>
-          <w:rFonts w:ascii="Times New Roman" w:eastAsia="Times New Roman" w:hAnsi="Times New Roman" w:cs="Times New Roman"/>
-          <w:kern w:val="0"/>
-          <w:lang w:eastAsia="fr-FR" w:bidi="ar-SA"/>
-        </w:rPr>
-        <w:pict w14:anchorId="0C14331E">
-          <v:rect id="_x0000_i1028" style="width:0;height:1.5pt" o:hralign="center" o:hrstd="t" o:hr="t" fillcolor="#a0a0a0" stroked="f"/>
-        </w:pict>
-      </w:r>
-    </w:p>
-    <w:p>
-      <w:pPr>
-        <w:pStyle w:val="Titre3"/>
-      </w:pPr>
-      <w:r>
-        <w:rPr>
-          <w:rFonts w:ascii="Segoe UI Emoji" w:hAnsi="Segoe UI Emoji" w:cs="Segoe UI Emoji"/>
-        </w:rPr>
         <w:t>🔹</w:t>
       </w:r>
       <w:r>
-        <w:t xml:space="preserve"> Étape 1 – Installation via Composer</w:t>
-      </w:r>
+        <w:t xml:space="preserve"> Étape 1 – </w:t>
+      </w:r>
+      <w:r>
+        <w:t>Installation</w:t>
+      </w:r>
+      <w:r>
+        <w:t xml:space="preserve"> via Composer</w:t>
+      </w:r>
+    </w:p>
+    <w:p>
+      <w:pPr>
+        <w:pStyle w:val="Titre4"/>
+      </w:pPr>
+      <w:r>
+        <w:t>Vérification de l’installation de Composer dans l’ordinateur</w:t>
+      </w:r>
+    </w:p>
+    <w:p>
+      <w:pPr>
+        <w:rPr>
+          <w:lang w:eastAsia="fr-FR" w:bidi="ar-SA"/>
+        </w:rPr>
+      </w:pPr>
+      <w:r>
+        <w:rPr>
+          <w:noProof/>
+        </w:rPr>
+        <w:drawing>
+          <wp:inline distT="0" distB="0" distL="0" distR="0" wp14:anchorId="3F041F90" wp14:editId="32D55D99">
+            <wp:extent cx="6840220" cy="1381125"/>
+            <wp:effectExtent l="0" t="0" r="0" b="9525"/>
+            <wp:docPr id="603418384" name="Image 4" descr="Une image contenant texte, capture d’écran, Police&#10;&#10;Le contenu généré par l’IA peut être incorrect."/>
+            <wp:cNvGraphicFramePr>
+              <a:graphicFrameLocks xmlns:a="http://schemas.openxmlformats.org/drawingml/2006/main" noChangeAspect="1"/>
+            </wp:cNvGraphicFramePr>
+            <a:graphic xmlns:a="http://schemas.openxmlformats.org/drawingml/2006/main">
+              <a:graphicData uri="http://schemas.openxmlformats.org/drawingml/2006/picture">
+                <pic:pic xmlns:pic="http://schemas.openxmlformats.org/drawingml/2006/picture">
+                  <pic:nvPicPr>
+                    <pic:cNvPr id="603418384" name="Image 4" descr="Une image contenant texte, capture d’écran, Police&#10;&#10;Le contenu généré par l’IA peut être incorrect."/>
+                    <pic:cNvPicPr>
+                      <a:picLocks noChangeAspect="1" noChangeArrowheads="1"/>
+                    </pic:cNvPicPr>
+                  </pic:nvPicPr>
+                  <pic:blipFill>
+                    <a:blip r:embed="rId21">
+                      <a:extLst>
+                        <a:ext uri="{28A0092B-C50C-407E-A947-70E740481C1C}">
+                          <a14:useLocalDpi xmlns:a14="http://schemas.microsoft.com/office/drawing/2010/main" val="0"/>
+                        </a:ext>
+                      </a:extLst>
+                    </a:blip>
+                    <a:srcRect/>
+                    <a:stretch>
+                      <a:fillRect/>
+                    </a:stretch>
+                  </pic:blipFill>
+                  <pic:spPr bwMode="auto">
+                    <a:xfrm>
+                      <a:off x="0" y="0"/>
+                      <a:ext cx="6840220" cy="1381125"/>
+                    </a:xfrm>
+                    <a:prstGeom prst="rect">
+                      <a:avLst/>
+                    </a:prstGeom>
+                    <a:noFill/>
+                    <a:ln>
+                      <a:noFill/>
+                    </a:ln>
+                  </pic:spPr>
+                </pic:pic>
+              </a:graphicData>
+            </a:graphic>
+          </wp:inline>
+        </w:drawing>
+      </w:r>
+    </w:p>
+    <w:p>
+      <w:pPr>
+        <w:rPr>
+          <w:lang w:eastAsia="fr-FR" w:bidi="ar-SA"/>
+        </w:rPr>
+      </w:pPr>
     </w:p>
     <w:p>
       <w:pPr>
@@ -4083,16 +6993,6 @@
           <w:lang w:eastAsia="fr-FR" w:bidi="ar-SA"/>
         </w:rPr>
       </w:pPr>
-      <w:r>
-        <w:rPr>
-          <w:rFonts w:ascii="Times New Roman" w:eastAsia="Times New Roman" w:hAnsi="Times New Roman" w:cs="Times New Roman"/>
-          <w:kern w:val="0"/>
-          <w:lang w:eastAsia="fr-FR" w:bidi="ar-SA"/>
-        </w:rPr>
-        <w:pict w14:anchorId="7DF9C1EA">
-          <v:rect id="_x0000_i1029" style="width:0;height:1.5pt" o:hralign="center" o:hrstd="t" o:hr="t" fillcolor="#a0a0a0" stroked="f"/>
-        </w:pict>
-      </w:r>
     </w:p>
     <w:p>
       <w:pPr>
@@ -4105,7 +7005,10 @@
         <w:t>🔹</w:t>
       </w:r>
       <w:r>
-        <w:t xml:space="preserve"> Controller</w:t>
+        <w:t xml:space="preserve"> </w:t>
+      </w:r>
+      <w:r>
+        <w:t>Controller</w:t>
       </w:r>
     </w:p>
     <w:p>
@@ -4520,29 +7423,19 @@
           <w:lang w:eastAsia="fr-FR" w:bidi="ar-SA"/>
         </w:rPr>
       </w:pPr>
-      <w:r>
-        <w:rPr>
-          <w:rFonts w:ascii="Times New Roman" w:eastAsia="Times New Roman" w:hAnsi="Times New Roman" w:cs="Times New Roman"/>
-          <w:kern w:val="0"/>
-          <w:lang w:eastAsia="fr-FR" w:bidi="ar-SA"/>
-        </w:rPr>
-        <w:pict w14:anchorId="71911ACD">
-          <v:rect id="_x0000_i1030" style="width:0;height:1.5pt" o:hralign="center" o:hrstd="t" o:hr="t" fillcolor="#a0a0a0" stroked="f"/>
-        </w:pict>
-      </w:r>
     </w:p>
     <w:p>
       <w:pPr>
         <w:pStyle w:val="Titre3"/>
       </w:pPr>
       <w:r>
-        <w:rPr>
-          <w:rFonts w:ascii="Segoe UI Emoji" w:hAnsi="Segoe UI Emoji" w:cs="Segoe UI Emoji"/>
-        </w:rPr>
-        <w:t>✅</w:t>
-      </w:r>
-      <w:r>
-        <w:t xml:space="preserve"> Concepts avancés :</w:t>
+        <w:t xml:space="preserve">Concepts </w:t>
+      </w:r>
+      <w:r>
+        <w:t>avancés</w:t>
+      </w:r>
+      <w:r>
+        <w:t xml:space="preserve"> :</w:t>
       </w:r>
     </w:p>
     <w:p>
@@ -4663,7 +7556,7 @@
           <w:lang w:eastAsia="fr-FR" w:bidi="ar-SA"/>
         </w:rPr>
         <w:pict w14:anchorId="66BE20C8">
-          <v:rect id="_x0000_i1031" style="width:0;height:1.5pt" o:hralign="center" o:hrstd="t" o:hr="t" fillcolor="#a0a0a0" stroked="f"/>
+          <v:rect id="_x0000_i1030" style="width:0;height:1.5pt" o:hralign="center" o:hrstd="t" o:hr="t" fillcolor="#a0a0a0" stroked="f"/>
         </w:pict>
       </w:r>
     </w:p>
@@ -4720,7 +7613,7 @@
           <w:lang w:eastAsia="fr-FR" w:bidi="ar-SA"/>
         </w:rPr>
         <w:pict w14:anchorId="26FC91AB">
-          <v:rect id="_x0000_i1032" style="width:0;height:1.5pt" o:hralign="center" o:hrstd="t" o:hr="t" fillcolor="#a0a0a0" stroked="f"/>
+          <v:rect id="_x0000_i1031" style="width:0;height:1.5pt" o:hralign="center" o:hrstd="t" o:hr="t" fillcolor="#a0a0a0" stroked="f"/>
         </w:pict>
       </w:r>
     </w:p>
@@ -4732,6 +7625,7 @@
         <w:rPr>
           <w:rFonts w:ascii="Segoe UI Emoji" w:hAnsi="Segoe UI Emoji" w:cs="Segoe UI Emoji"/>
         </w:rPr>
+        <w:lastRenderedPageBreak/>
         <w:t>🎯</w:t>
       </w:r>
       <w:r>
@@ -4741,35 +7635,22 @@
     <w:p>
       <w:pPr>
         <w:pStyle w:val="Titre4"/>
-        <w:rPr>
-          <w:lang w:eastAsia="fr-FR" w:bidi="ar-SA"/>
-        </w:rPr>
       </w:pPr>
       <w:r>
         <w:rPr>
           <w:rFonts w:ascii="Segoe UI Emoji" w:hAnsi="Segoe UI Emoji" w:cs="Segoe UI Emoji"/>
-          <w:lang w:eastAsia="fr-FR" w:bidi="ar-SA"/>
         </w:rPr>
         <w:t>🔹</w:t>
       </w:r>
       <w:r>
-        <w:rPr>
-          <w:lang w:eastAsia="fr-FR" w:bidi="ar-SA"/>
-        </w:rPr>
         <w:t xml:space="preserve"> Route (app/Config/</w:t>
       </w:r>
       <w:proofErr w:type="spellStart"/>
       <w:r>
-        <w:rPr>
-          <w:lang w:eastAsia="fr-FR" w:bidi="ar-SA"/>
-        </w:rPr>
         <w:t>Routes.php</w:t>
       </w:r>
       <w:proofErr w:type="spellEnd"/>
       <w:r>
-        <w:rPr>
-          <w:lang w:eastAsia="fr-FR" w:bidi="ar-SA"/>
-        </w:rPr>
         <w:t>)</w:t>
       </w:r>
     </w:p>
@@ -4883,28 +7764,21 @@
           <w:lang w:eastAsia="fr-FR" w:bidi="ar-SA"/>
         </w:rPr>
         <w:pict w14:anchorId="426D0E02">
-          <v:rect id="_x0000_i1033" style="width:0;height:1.5pt" o:hralign="center" o:hrstd="t" o:hr="t" fillcolor="#a0a0a0" stroked="f"/>
+          <v:rect id="_x0000_i1032" style="width:0;height:1.5pt" o:hralign="center" o:hrstd="t" o:hr="t" fillcolor="#a0a0a0" stroked="f"/>
         </w:pict>
       </w:r>
     </w:p>
     <w:p>
       <w:pPr>
         <w:pStyle w:val="Titre4"/>
-        <w:rPr>
-          <w:lang w:eastAsia="fr-FR" w:bidi="ar-SA"/>
-        </w:rPr>
       </w:pPr>
       <w:r>
         <w:rPr>
           <w:rFonts w:ascii="Segoe UI Emoji" w:hAnsi="Segoe UI Emoji" w:cs="Segoe UI Emoji"/>
-          <w:lang w:eastAsia="fr-FR" w:bidi="ar-SA"/>
         </w:rPr>
         <w:t>🔹</w:t>
       </w:r>
       <w:r>
-        <w:rPr>
-          <w:lang w:eastAsia="fr-FR" w:bidi="ar-SA"/>
-        </w:rPr>
         <w:t xml:space="preserve"> Controller</w:t>
       </w:r>
     </w:p>
@@ -5151,16 +8025,6 @@
           <w:lang w:eastAsia="fr-FR" w:bidi="ar-SA"/>
         </w:rPr>
         <w:br/>
-      </w:r>
-      <w:r>
-        <w:rPr>
-          <w:rFonts w:ascii="Courier New" w:eastAsia="Times New Roman" w:hAnsi="Courier New" w:cs="Courier New"/>
-          <w:kern w:val="0"/>
-          <w:sz w:val="20"/>
-          <w:szCs w:val="20"/>
-          <w:lang w:eastAsia="fr-FR" w:bidi="ar-SA"/>
-        </w:rPr>
-        <w:lastRenderedPageBreak/>
         <w:t xml:space="preserve">    public </w:t>
       </w:r>
       <w:proofErr w:type="spellStart"/>
@@ -5390,28 +8254,21 @@
           <w:lang w:eastAsia="fr-FR" w:bidi="ar-SA"/>
         </w:rPr>
         <w:pict w14:anchorId="6CBF481A">
-          <v:rect id="_x0000_i1034" style="width:0;height:1.5pt" o:hralign="center" o:hrstd="t" o:hr="t" fillcolor="#a0a0a0" stroked="f"/>
+          <v:rect id="_x0000_i1033" style="width:0;height:1.5pt" o:hralign="center" o:hrstd="t" o:hr="t" fillcolor="#a0a0a0" stroked="f"/>
         </w:pict>
       </w:r>
     </w:p>
     <w:p>
       <w:pPr>
         <w:pStyle w:val="Titre4"/>
-        <w:rPr>
-          <w:lang w:eastAsia="fr-FR" w:bidi="ar-SA"/>
-        </w:rPr>
       </w:pPr>
       <w:r>
         <w:rPr>
           <w:rFonts w:ascii="Segoe UI Emoji" w:hAnsi="Segoe UI Emoji" w:cs="Segoe UI Emoji"/>
-          <w:lang w:eastAsia="fr-FR" w:bidi="ar-SA"/>
         </w:rPr>
         <w:t>🔹</w:t>
       </w:r>
       <w:r>
-        <w:rPr>
-          <w:lang w:eastAsia="fr-FR" w:bidi="ar-SA"/>
-        </w:rPr>
         <w:t xml:space="preserve"> Test via navigateur :</w:t>
       </w:r>
     </w:p>
@@ -5627,28 +8484,21 @@
           <w:lang w:eastAsia="fr-FR" w:bidi="ar-SA"/>
         </w:rPr>
         <w:pict w14:anchorId="013E0470">
-          <v:rect id="_x0000_i1035" style="width:0;height:1.5pt" o:hralign="center" o:hrstd="t" o:hr="t" fillcolor="#a0a0a0" stroked="f"/>
+          <v:rect id="_x0000_i1034" style="width:0;height:1.5pt" o:hralign="center" o:hrstd="t" o:hr="t" fillcolor="#a0a0a0" stroked="f"/>
         </w:pict>
       </w:r>
     </w:p>
     <w:p>
       <w:pPr>
         <w:pStyle w:val="Titre4"/>
-        <w:rPr>
-          <w:lang w:eastAsia="fr-FR" w:bidi="ar-SA"/>
-        </w:rPr>
       </w:pPr>
       <w:r>
         <w:rPr>
           <w:rFonts w:ascii="Segoe UI Emoji" w:hAnsi="Segoe UI Emoji" w:cs="Segoe UI Emoji"/>
-          <w:lang w:eastAsia="fr-FR" w:bidi="ar-SA"/>
         </w:rPr>
         <w:t>✅</w:t>
       </w:r>
       <w:r>
-        <w:rPr>
-          <w:lang w:eastAsia="fr-FR" w:bidi="ar-SA"/>
-        </w:rPr>
         <w:t xml:space="preserve"> Tu viens de créer :</w:t>
       </w:r>
     </w:p>
@@ -5763,28 +8613,21 @@
           <w:lang w:eastAsia="fr-FR" w:bidi="ar-SA"/>
         </w:rPr>
         <w:pict w14:anchorId="433CDAE2">
-          <v:rect id="_x0000_i1036" style="width:0;height:1.5pt" o:hralign="center" o:hrstd="t" o:hr="t" fillcolor="#a0a0a0" stroked="f"/>
+          <v:rect id="_x0000_i1035" style="width:0;height:1.5pt" o:hralign="center" o:hrstd="t" o:hr="t" fillcolor="#a0a0a0" stroked="f"/>
         </w:pict>
       </w:r>
     </w:p>
     <w:p>
       <w:pPr>
         <w:pStyle w:val="Titre4"/>
-        <w:rPr>
-          <w:lang w:eastAsia="fr-FR" w:bidi="ar-SA"/>
-        </w:rPr>
       </w:pPr>
       <w:r>
         <w:rPr>
           <w:rFonts w:ascii="Segoe UI Emoji" w:hAnsi="Segoe UI Emoji" w:cs="Segoe UI Emoji"/>
-          <w:lang w:eastAsia="fr-FR" w:bidi="ar-SA"/>
         </w:rPr>
         <w:t>📌</w:t>
       </w:r>
       <w:r>
-        <w:rPr>
-          <w:lang w:eastAsia="fr-FR" w:bidi="ar-SA"/>
-        </w:rPr>
         <w:t xml:space="preserve"> Architecture recommandée dans un vrai projet</w:t>
       </w:r>
     </w:p>
@@ -6038,7 +8881,7 @@
           <w:lang w:eastAsia="fr-FR" w:bidi="ar-SA"/>
         </w:rPr>
         <w:pict w14:anchorId="10A5F1AA">
-          <v:rect id="_x0000_i1037" style="width:0;height:1.5pt" o:hralign="center" o:hrstd="t" o:hr="t" fillcolor="#a0a0a0" stroked="f"/>
+          <v:rect id="_x0000_i1036" style="width:0;height:1.5pt" o:hralign="center" o:hrstd="t" o:hr="t" fillcolor="#a0a0a0" stroked="f"/>
         </w:pict>
       </w:r>
     </w:p>
@@ -6050,6 +8893,7 @@
         <w:rPr>
           <w:rFonts w:ascii="Segoe UI Emoji" w:hAnsi="Segoe UI Emoji" w:cs="Segoe UI Emoji"/>
         </w:rPr>
+        <w:lastRenderedPageBreak/>
         <w:t>📌</w:t>
       </w:r>
       <w:r>
@@ -6456,7 +9300,7 @@
           <w:lang w:eastAsia="fr-FR" w:bidi="ar-SA"/>
         </w:rPr>
         <w:pict w14:anchorId="4934B25E">
-          <v:rect id="_x0000_i1038" style="width:0;height:1.5pt" o:hralign="center" o:hrstd="t" o:hr="t" fillcolor="#a0a0a0" stroked="f"/>
+          <v:rect id="_x0000_i1037" style="width:0;height:1.5pt" o:hralign="center" o:hrstd="t" o:hr="t" fillcolor="#a0a0a0" stroked="f"/>
         </w:pict>
       </w:r>
     </w:p>
@@ -6468,7 +9312,6 @@
         <w:rPr>
           <w:rFonts w:ascii="Segoe UI Emoji" w:hAnsi="Segoe UI Emoji" w:cs="Segoe UI Emoji"/>
         </w:rPr>
-        <w:lastRenderedPageBreak/>
         <w:t>🎯</w:t>
       </w:r>
       <w:r>
@@ -6646,7 +9489,7 @@
   <w:abstractNum w:abstractNumId="0" w15:restartNumberingAfterBreak="0">
     <w:nsid w:val="09DA2C67"/>
     <w:multiLevelType w:val="multilevel"/>
-    <w:tmpl w:val="9CEEFE26"/>
+    <w:tmpl w:val="96500764"/>
     <w:lvl w:ilvl="0">
       <w:start w:val="1"/>
       <w:numFmt w:val="upperRoman"/>
@@ -6670,6 +9513,10 @@
       <w:pPr>
         <w:ind w:left="720" w:firstLine="0"/>
       </w:pPr>
+      <w:rPr>
+        <w:sz w:val="32"/>
+        <w:szCs w:val="32"/>
+      </w:rPr>
     </w:lvl>
     <w:lvl w:ilvl="2">
       <w:start w:val="1"/>
@@ -7271,6 +10118,119 @@
     </w:lvl>
   </w:abstractNum>
   <w:abstractNum w:abstractNumId="5" w15:restartNumberingAfterBreak="0">
+    <w:nsid w:val="24033FF8"/>
+    <w:multiLevelType w:val="hybridMultilevel"/>
+    <w:tmpl w:val="92622D22"/>
+    <w:lvl w:ilvl="0" w:tplc="040C0001">
+      <w:start w:val="1"/>
+      <w:numFmt w:val="bullet"/>
+      <w:lvlText w:val=""/>
+      <w:lvlJc w:val="left"/>
+      <w:pPr>
+        <w:ind w:left="720" w:hanging="360"/>
+      </w:pPr>
+      <w:rPr>
+        <w:rFonts w:ascii="Symbol" w:hAnsi="Symbol" w:hint="default"/>
+      </w:rPr>
+    </w:lvl>
+    <w:lvl w:ilvl="1" w:tplc="040C0003" w:tentative="1">
+      <w:start w:val="1"/>
+      <w:numFmt w:val="bullet"/>
+      <w:lvlText w:val="o"/>
+      <w:lvlJc w:val="left"/>
+      <w:pPr>
+        <w:ind w:left="1440" w:hanging="360"/>
+      </w:pPr>
+      <w:rPr>
+        <w:rFonts w:ascii="Courier New" w:hAnsi="Courier New" w:cs="Courier New" w:hint="default"/>
+      </w:rPr>
+    </w:lvl>
+    <w:lvl w:ilvl="2" w:tplc="040C0005" w:tentative="1">
+      <w:start w:val="1"/>
+      <w:numFmt w:val="bullet"/>
+      <w:lvlText w:val=""/>
+      <w:lvlJc w:val="left"/>
+      <w:pPr>
+        <w:ind w:left="2160" w:hanging="360"/>
+      </w:pPr>
+      <w:rPr>
+        <w:rFonts w:ascii="Wingdings" w:hAnsi="Wingdings" w:hint="default"/>
+      </w:rPr>
+    </w:lvl>
+    <w:lvl w:ilvl="3" w:tplc="040C0001" w:tentative="1">
+      <w:start w:val="1"/>
+      <w:numFmt w:val="bullet"/>
+      <w:lvlText w:val=""/>
+      <w:lvlJc w:val="left"/>
+      <w:pPr>
+        <w:ind w:left="2880" w:hanging="360"/>
+      </w:pPr>
+      <w:rPr>
+        <w:rFonts w:ascii="Symbol" w:hAnsi="Symbol" w:hint="default"/>
+      </w:rPr>
+    </w:lvl>
+    <w:lvl w:ilvl="4" w:tplc="040C0003" w:tentative="1">
+      <w:start w:val="1"/>
+      <w:numFmt w:val="bullet"/>
+      <w:lvlText w:val="o"/>
+      <w:lvlJc w:val="left"/>
+      <w:pPr>
+        <w:ind w:left="3600" w:hanging="360"/>
+      </w:pPr>
+      <w:rPr>
+        <w:rFonts w:ascii="Courier New" w:hAnsi="Courier New" w:cs="Courier New" w:hint="default"/>
+      </w:rPr>
+    </w:lvl>
+    <w:lvl w:ilvl="5" w:tplc="040C0005" w:tentative="1">
+      <w:start w:val="1"/>
+      <w:numFmt w:val="bullet"/>
+      <w:lvlText w:val=""/>
+      <w:lvlJc w:val="left"/>
+      <w:pPr>
+        <w:ind w:left="4320" w:hanging="360"/>
+      </w:pPr>
+      <w:rPr>
+        <w:rFonts w:ascii="Wingdings" w:hAnsi="Wingdings" w:hint="default"/>
+      </w:rPr>
+    </w:lvl>
+    <w:lvl w:ilvl="6" w:tplc="040C0001" w:tentative="1">
+      <w:start w:val="1"/>
+      <w:numFmt w:val="bullet"/>
+      <w:lvlText w:val=""/>
+      <w:lvlJc w:val="left"/>
+      <w:pPr>
+        <w:ind w:left="5040" w:hanging="360"/>
+      </w:pPr>
+      <w:rPr>
+        <w:rFonts w:ascii="Symbol" w:hAnsi="Symbol" w:hint="default"/>
+      </w:rPr>
+    </w:lvl>
+    <w:lvl w:ilvl="7" w:tplc="040C0003" w:tentative="1">
+      <w:start w:val="1"/>
+      <w:numFmt w:val="bullet"/>
+      <w:lvlText w:val="o"/>
+      <w:lvlJc w:val="left"/>
+      <w:pPr>
+        <w:ind w:left="5760" w:hanging="360"/>
+      </w:pPr>
+      <w:rPr>
+        <w:rFonts w:ascii="Courier New" w:hAnsi="Courier New" w:cs="Courier New" w:hint="default"/>
+      </w:rPr>
+    </w:lvl>
+    <w:lvl w:ilvl="8" w:tplc="040C0005" w:tentative="1">
+      <w:start w:val="1"/>
+      <w:numFmt w:val="bullet"/>
+      <w:lvlText w:val=""/>
+      <w:lvlJc w:val="left"/>
+      <w:pPr>
+        <w:ind w:left="6480" w:hanging="360"/>
+      </w:pPr>
+      <w:rPr>
+        <w:rFonts w:ascii="Wingdings" w:hAnsi="Wingdings" w:hint="default"/>
+      </w:rPr>
+    </w:lvl>
+  </w:abstractNum>
+  <w:abstractNum w:abstractNumId="6" w15:restartNumberingAfterBreak="0">
     <w:nsid w:val="2C64271D"/>
     <w:multiLevelType w:val="multilevel"/>
     <w:tmpl w:val="8F8EA306"/>
@@ -7419,7 +10379,7 @@
       </w:rPr>
     </w:lvl>
   </w:abstractNum>
-  <w:abstractNum w:abstractNumId="6" w15:restartNumberingAfterBreak="0">
+  <w:abstractNum w:abstractNumId="7" w15:restartNumberingAfterBreak="0">
     <w:nsid w:val="56E25A07"/>
     <w:multiLevelType w:val="multilevel"/>
     <w:tmpl w:val="E9FE33C6"/>
@@ -7568,7 +10528,7 @@
       </w:rPr>
     </w:lvl>
   </w:abstractNum>
-  <w:abstractNum w:abstractNumId="7" w15:restartNumberingAfterBreak="0">
+  <w:abstractNum w:abstractNumId="8" w15:restartNumberingAfterBreak="0">
     <w:nsid w:val="57730EF5"/>
     <w:multiLevelType w:val="multilevel"/>
     <w:tmpl w:val="040C001D"/>
@@ -7655,7 +10615,7 @@
       </w:pPr>
     </w:lvl>
   </w:abstractNum>
-  <w:abstractNum w:abstractNumId="8" w15:restartNumberingAfterBreak="0">
+  <w:abstractNum w:abstractNumId="9" w15:restartNumberingAfterBreak="0">
     <w:nsid w:val="5EA76F0F"/>
     <w:multiLevelType w:val="multilevel"/>
     <w:tmpl w:val="040C001D"/>
@@ -7742,7 +10702,7 @@
       </w:pPr>
     </w:lvl>
   </w:abstractNum>
-  <w:abstractNum w:abstractNumId="9" w15:restartNumberingAfterBreak="0">
+  <w:abstractNum w:abstractNumId="10" w15:restartNumberingAfterBreak="0">
     <w:nsid w:val="5F0208D2"/>
     <w:multiLevelType w:val="multilevel"/>
     <w:tmpl w:val="30C2E2DE"/>
@@ -7891,7 +10851,7 @@
       </w:rPr>
     </w:lvl>
   </w:abstractNum>
-  <w:abstractNum w:abstractNumId="10" w15:restartNumberingAfterBreak="0">
+  <w:abstractNum w:abstractNumId="11" w15:restartNumberingAfterBreak="0">
     <w:nsid w:val="68083E5E"/>
     <w:multiLevelType w:val="multilevel"/>
     <w:tmpl w:val="0D188F62"/>
@@ -8004,7 +10964,7 @@
       </w:pPr>
     </w:lvl>
   </w:abstractNum>
-  <w:abstractNum w:abstractNumId="11" w15:restartNumberingAfterBreak="0">
+  <w:abstractNum w:abstractNumId="12" w15:restartNumberingAfterBreak="0">
     <w:nsid w:val="6E3B276E"/>
     <w:multiLevelType w:val="multilevel"/>
     <w:tmpl w:val="9C14551C"/>
@@ -8153,7 +11113,233 @@
       </w:rPr>
     </w:lvl>
   </w:abstractNum>
-  <w:abstractNum w:abstractNumId="12" w15:restartNumberingAfterBreak="0">
+  <w:abstractNum w:abstractNumId="13" w15:restartNumberingAfterBreak="0">
+    <w:nsid w:val="70000DB8"/>
+    <w:multiLevelType w:val="hybridMultilevel"/>
+    <w:tmpl w:val="FF04E14C"/>
+    <w:lvl w:ilvl="0" w:tplc="040C0001">
+      <w:start w:val="1"/>
+      <w:numFmt w:val="bullet"/>
+      <w:lvlText w:val=""/>
+      <w:lvlJc w:val="left"/>
+      <w:pPr>
+        <w:ind w:left="720" w:hanging="360"/>
+      </w:pPr>
+      <w:rPr>
+        <w:rFonts w:ascii="Symbol" w:hAnsi="Symbol" w:hint="default"/>
+      </w:rPr>
+    </w:lvl>
+    <w:lvl w:ilvl="1" w:tplc="040C0003" w:tentative="1">
+      <w:start w:val="1"/>
+      <w:numFmt w:val="bullet"/>
+      <w:lvlText w:val="o"/>
+      <w:lvlJc w:val="left"/>
+      <w:pPr>
+        <w:ind w:left="1440" w:hanging="360"/>
+      </w:pPr>
+      <w:rPr>
+        <w:rFonts w:ascii="Courier New" w:hAnsi="Courier New" w:cs="Courier New" w:hint="default"/>
+      </w:rPr>
+    </w:lvl>
+    <w:lvl w:ilvl="2" w:tplc="040C0005" w:tentative="1">
+      <w:start w:val="1"/>
+      <w:numFmt w:val="bullet"/>
+      <w:lvlText w:val=""/>
+      <w:lvlJc w:val="left"/>
+      <w:pPr>
+        <w:ind w:left="2160" w:hanging="360"/>
+      </w:pPr>
+      <w:rPr>
+        <w:rFonts w:ascii="Wingdings" w:hAnsi="Wingdings" w:hint="default"/>
+      </w:rPr>
+    </w:lvl>
+    <w:lvl w:ilvl="3" w:tplc="040C0001" w:tentative="1">
+      <w:start w:val="1"/>
+      <w:numFmt w:val="bullet"/>
+      <w:lvlText w:val=""/>
+      <w:lvlJc w:val="left"/>
+      <w:pPr>
+        <w:ind w:left="2880" w:hanging="360"/>
+      </w:pPr>
+      <w:rPr>
+        <w:rFonts w:ascii="Symbol" w:hAnsi="Symbol" w:hint="default"/>
+      </w:rPr>
+    </w:lvl>
+    <w:lvl w:ilvl="4" w:tplc="040C0003" w:tentative="1">
+      <w:start w:val="1"/>
+      <w:numFmt w:val="bullet"/>
+      <w:lvlText w:val="o"/>
+      <w:lvlJc w:val="left"/>
+      <w:pPr>
+        <w:ind w:left="3600" w:hanging="360"/>
+      </w:pPr>
+      <w:rPr>
+        <w:rFonts w:ascii="Courier New" w:hAnsi="Courier New" w:cs="Courier New" w:hint="default"/>
+      </w:rPr>
+    </w:lvl>
+    <w:lvl w:ilvl="5" w:tplc="040C0005" w:tentative="1">
+      <w:start w:val="1"/>
+      <w:numFmt w:val="bullet"/>
+      <w:lvlText w:val=""/>
+      <w:lvlJc w:val="left"/>
+      <w:pPr>
+        <w:ind w:left="4320" w:hanging="360"/>
+      </w:pPr>
+      <w:rPr>
+        <w:rFonts w:ascii="Wingdings" w:hAnsi="Wingdings" w:hint="default"/>
+      </w:rPr>
+    </w:lvl>
+    <w:lvl w:ilvl="6" w:tplc="040C0001" w:tentative="1">
+      <w:start w:val="1"/>
+      <w:numFmt w:val="bullet"/>
+      <w:lvlText w:val=""/>
+      <w:lvlJc w:val="left"/>
+      <w:pPr>
+        <w:ind w:left="5040" w:hanging="360"/>
+      </w:pPr>
+      <w:rPr>
+        <w:rFonts w:ascii="Symbol" w:hAnsi="Symbol" w:hint="default"/>
+      </w:rPr>
+    </w:lvl>
+    <w:lvl w:ilvl="7" w:tplc="040C0003" w:tentative="1">
+      <w:start w:val="1"/>
+      <w:numFmt w:val="bullet"/>
+      <w:lvlText w:val="o"/>
+      <w:lvlJc w:val="left"/>
+      <w:pPr>
+        <w:ind w:left="5760" w:hanging="360"/>
+      </w:pPr>
+      <w:rPr>
+        <w:rFonts w:ascii="Courier New" w:hAnsi="Courier New" w:cs="Courier New" w:hint="default"/>
+      </w:rPr>
+    </w:lvl>
+    <w:lvl w:ilvl="8" w:tplc="040C0005" w:tentative="1">
+      <w:start w:val="1"/>
+      <w:numFmt w:val="bullet"/>
+      <w:lvlText w:val=""/>
+      <w:lvlJc w:val="left"/>
+      <w:pPr>
+        <w:ind w:left="6480" w:hanging="360"/>
+      </w:pPr>
+      <w:rPr>
+        <w:rFonts w:ascii="Wingdings" w:hAnsi="Wingdings" w:hint="default"/>
+      </w:rPr>
+    </w:lvl>
+  </w:abstractNum>
+  <w:abstractNum w:abstractNumId="14" w15:restartNumberingAfterBreak="0">
+    <w:nsid w:val="71713BF3"/>
+    <w:multiLevelType w:val="hybridMultilevel"/>
+    <w:tmpl w:val="48F665DE"/>
+    <w:lvl w:ilvl="0" w:tplc="040C0001">
+      <w:start w:val="1"/>
+      <w:numFmt w:val="bullet"/>
+      <w:lvlText w:val=""/>
+      <w:lvlJc w:val="left"/>
+      <w:pPr>
+        <w:ind w:left="720" w:hanging="360"/>
+      </w:pPr>
+      <w:rPr>
+        <w:rFonts w:ascii="Symbol" w:hAnsi="Symbol" w:hint="default"/>
+      </w:rPr>
+    </w:lvl>
+    <w:lvl w:ilvl="1" w:tplc="040C0003" w:tentative="1">
+      <w:start w:val="1"/>
+      <w:numFmt w:val="bullet"/>
+      <w:lvlText w:val="o"/>
+      <w:lvlJc w:val="left"/>
+      <w:pPr>
+        <w:ind w:left="1440" w:hanging="360"/>
+      </w:pPr>
+      <w:rPr>
+        <w:rFonts w:ascii="Courier New" w:hAnsi="Courier New" w:cs="Courier New" w:hint="default"/>
+      </w:rPr>
+    </w:lvl>
+    <w:lvl w:ilvl="2" w:tplc="040C0005" w:tentative="1">
+      <w:start w:val="1"/>
+      <w:numFmt w:val="bullet"/>
+      <w:lvlText w:val=""/>
+      <w:lvlJc w:val="left"/>
+      <w:pPr>
+        <w:ind w:left="2160" w:hanging="360"/>
+      </w:pPr>
+      <w:rPr>
+        <w:rFonts w:ascii="Wingdings" w:hAnsi="Wingdings" w:hint="default"/>
+      </w:rPr>
+    </w:lvl>
+    <w:lvl w:ilvl="3" w:tplc="040C0001" w:tentative="1">
+      <w:start w:val="1"/>
+      <w:numFmt w:val="bullet"/>
+      <w:lvlText w:val=""/>
+      <w:lvlJc w:val="left"/>
+      <w:pPr>
+        <w:ind w:left="2880" w:hanging="360"/>
+      </w:pPr>
+      <w:rPr>
+        <w:rFonts w:ascii="Symbol" w:hAnsi="Symbol" w:hint="default"/>
+      </w:rPr>
+    </w:lvl>
+    <w:lvl w:ilvl="4" w:tplc="040C0003" w:tentative="1">
+      <w:start w:val="1"/>
+      <w:numFmt w:val="bullet"/>
+      <w:lvlText w:val="o"/>
+      <w:lvlJc w:val="left"/>
+      <w:pPr>
+        <w:ind w:left="3600" w:hanging="360"/>
+      </w:pPr>
+      <w:rPr>
+        <w:rFonts w:ascii="Courier New" w:hAnsi="Courier New" w:cs="Courier New" w:hint="default"/>
+      </w:rPr>
+    </w:lvl>
+    <w:lvl w:ilvl="5" w:tplc="040C0005" w:tentative="1">
+      <w:start w:val="1"/>
+      <w:numFmt w:val="bullet"/>
+      <w:lvlText w:val=""/>
+      <w:lvlJc w:val="left"/>
+      <w:pPr>
+        <w:ind w:left="4320" w:hanging="360"/>
+      </w:pPr>
+      <w:rPr>
+        <w:rFonts w:ascii="Wingdings" w:hAnsi="Wingdings" w:hint="default"/>
+      </w:rPr>
+    </w:lvl>
+    <w:lvl w:ilvl="6" w:tplc="040C0001" w:tentative="1">
+      <w:start w:val="1"/>
+      <w:numFmt w:val="bullet"/>
+      <w:lvlText w:val=""/>
+      <w:lvlJc w:val="left"/>
+      <w:pPr>
+        <w:ind w:left="5040" w:hanging="360"/>
+      </w:pPr>
+      <w:rPr>
+        <w:rFonts w:ascii="Symbol" w:hAnsi="Symbol" w:hint="default"/>
+      </w:rPr>
+    </w:lvl>
+    <w:lvl w:ilvl="7" w:tplc="040C0003" w:tentative="1">
+      <w:start w:val="1"/>
+      <w:numFmt w:val="bullet"/>
+      <w:lvlText w:val="o"/>
+      <w:lvlJc w:val="left"/>
+      <w:pPr>
+        <w:ind w:left="5760" w:hanging="360"/>
+      </w:pPr>
+      <w:rPr>
+        <w:rFonts w:ascii="Courier New" w:hAnsi="Courier New" w:cs="Courier New" w:hint="default"/>
+      </w:rPr>
+    </w:lvl>
+    <w:lvl w:ilvl="8" w:tplc="040C0005" w:tentative="1">
+      <w:start w:val="1"/>
+      <w:numFmt w:val="bullet"/>
+      <w:lvlText w:val=""/>
+      <w:lvlJc w:val="left"/>
+      <w:pPr>
+        <w:ind w:left="6480" w:hanging="360"/>
+      </w:pPr>
+      <w:rPr>
+        <w:rFonts w:ascii="Wingdings" w:hAnsi="Wingdings" w:hint="default"/>
+      </w:rPr>
+    </w:lvl>
+  </w:abstractNum>
+  <w:abstractNum w:abstractNumId="15" w15:restartNumberingAfterBreak="0">
     <w:nsid w:val="77E2581E"/>
     <w:multiLevelType w:val="multilevel"/>
     <w:tmpl w:val="6CEE4B0E"/>
@@ -8303,10 +11489,10 @@
     </w:lvl>
   </w:abstractNum>
   <w:num w:numId="1" w16cid:durableId="426999004">
-    <w:abstractNumId w:val="8"/>
+    <w:abstractNumId w:val="9"/>
   </w:num>
   <w:num w:numId="2" w16cid:durableId="665089514">
-    <w:abstractNumId w:val="7"/>
+    <w:abstractNumId w:val="8"/>
   </w:num>
   <w:num w:numId="3" w16cid:durableId="1115098531">
     <w:abstractNumId w:val="3"/>
@@ -8333,7 +11519,7 @@
     <w:abstractNumId w:val="3"/>
   </w:num>
   <w:num w:numId="11" w16cid:durableId="972907770">
-    <w:abstractNumId w:val="10"/>
+    <w:abstractNumId w:val="11"/>
   </w:num>
   <w:num w:numId="12" w16cid:durableId="450175862">
     <w:abstractNumId w:val="0"/>
@@ -8369,22 +11555,31 @@
     <w:abstractNumId w:val="1"/>
   </w:num>
   <w:num w:numId="23" w16cid:durableId="1525899509">
-    <w:abstractNumId w:val="6"/>
+    <w:abstractNumId w:val="7"/>
   </w:num>
   <w:num w:numId="24" w16cid:durableId="137887757">
-    <w:abstractNumId w:val="9"/>
+    <w:abstractNumId w:val="10"/>
   </w:num>
   <w:num w:numId="25" w16cid:durableId="918709098">
     <w:abstractNumId w:val="2"/>
   </w:num>
   <w:num w:numId="26" w16cid:durableId="1734548027">
+    <w:abstractNumId w:val="6"/>
+  </w:num>
+  <w:num w:numId="27" w16cid:durableId="1812284432">
+    <w:abstractNumId w:val="15"/>
+  </w:num>
+  <w:num w:numId="28" w16cid:durableId="1045527692">
+    <w:abstractNumId w:val="12"/>
+  </w:num>
+  <w:num w:numId="29" w16cid:durableId="472405024">
     <w:abstractNumId w:val="5"/>
   </w:num>
-  <w:num w:numId="27" w16cid:durableId="1812284432">
-    <w:abstractNumId w:val="12"/>
+  <w:num w:numId="30" w16cid:durableId="1880162429">
+    <w:abstractNumId w:val="14"/>
   </w:num>
-  <w:num w:numId="28" w16cid:durableId="1045527692">
-    <w:abstractNumId w:val="11"/>
+  <w:num w:numId="31" w16cid:durableId="441073533">
+    <w:abstractNumId w:val="13"/>
   </w:num>
 </w:numbering>
 </file>
@@ -8875,7 +12070,7 @@
     <w:uiPriority w:val="9"/>
     <w:unhideWhenUsed/>
     <w:qFormat/>
-    <w:rsid w:val="00393ECD"/>
+    <w:rsid w:val="001A0774"/>
     <w:pPr>
       <w:keepNext/>
       <w:numPr>
@@ -8887,7 +12082,6 @@
       <w:outlineLvl w:val="2"/>
     </w:pPr>
     <w:rPr>
-      <w:rFonts w:ascii="Liberation Serif" w:hAnsi="Liberation Serif"/>
       <w:b/>
       <w:bCs/>
       <w:color w:val="1F348E"/>
@@ -8905,7 +12099,7 @@
     <w:uiPriority w:val="9"/>
     <w:unhideWhenUsed/>
     <w:qFormat/>
-    <w:rsid w:val="00903505"/>
+    <w:rsid w:val="006D310F"/>
     <w:pPr>
       <w:keepNext/>
       <w:numPr>
@@ -8921,8 +12115,8 @@
       <w:bCs/>
       <w:smallCaps/>
       <w:color w:val="275B20"/>
-      <w:sz w:val="28"/>
       <w:szCs w:val="28"/>
+      <w:lang w:eastAsia="fr-FR" w:bidi="ar-SA"/>
     </w:rPr>
   </w:style>
   <w:style w:type="paragraph" w:styleId="Titre5">
@@ -9152,9 +12346,9 @@
     <w:basedOn w:val="Policepardfaut"/>
     <w:link w:val="Titre3"/>
     <w:uiPriority w:val="9"/>
-    <w:rsid w:val="00393ECD"/>
+    <w:rsid w:val="001A0774"/>
     <w:rPr>
-      <w:rFonts w:ascii="Liberation Serif" w:hAnsi="Liberation Serif" w:cs="Lohit Devanagari"/>
+      <w:rFonts w:ascii="Arial" w:hAnsi="Arial" w:cs="Lohit Devanagari"/>
       <w:b/>
       <w:bCs/>
       <w:color w:val="1F348E"/>
@@ -9190,17 +12384,16 @@
     <w:basedOn w:val="Policepardfaut"/>
     <w:link w:val="Titre4"/>
     <w:uiPriority w:val="9"/>
-    <w:rsid w:val="00551596"/>
+    <w:rsid w:val="006D310F"/>
     <w:rPr>
-      <w:rFonts w:ascii="Liberation Serif" w:eastAsia="Noto Serif CJK SC" w:hAnsi="Liberation Serif" w:cs="Lohit Devanagari"/>
+      <w:rFonts w:ascii="Liberation Serif" w:hAnsi="Liberation Serif" w:cs="Lohit Devanagari"/>
       <w:b/>
       <w:bCs/>
       <w:smallCaps/>
       <w:color w:val="275B20"/>
       <w:kern w:val="3"/>
-      <w:sz w:val="28"/>
       <w:szCs w:val="28"/>
-      <w:lang w:eastAsia="zh-CN" w:bidi="hi-IN"/>
+      <w:lang w:eastAsia="fr-FR"/>
       <w14:ligatures w14:val="none"/>
     </w:rPr>
   </w:style>
